--- a/report/sp_report.docx
+++ b/report/sp_report.docx
@@ -1,6 +1,6 @@
 
 <file path=word/document.xml><?xml version="1.0" encoding="utf-8"?>
-<w:document xmlns:wpc="http://schemas.microsoft.com/office/word/2010/wordprocessingCanvas" xmlns:cx="http://schemas.microsoft.com/office/drawing/2014/chartex" xmlns:cx1="http://schemas.microsoft.com/office/drawing/2015/9/8/chartex" xmlns:cx2="http://schemas.microsoft.com/office/drawing/2015/10/21/chartex" xmlns:cx3="http://schemas.microsoft.com/office/drawing/2016/5/9/chartex" xmlns:cx4="http://schemas.microsoft.com/office/drawing/2016/5/10/chartex" xmlns:cx5="http://schemas.microsoft.com/office/drawing/2016/5/11/chartex" xmlns:cx6="http://schemas.microsoft.com/office/drawing/2016/5/12/chartex" xmlns:cx7="http://schemas.microsoft.com/office/drawing/2016/5/13/chartex" xmlns:cx8="http://schemas.microsoft.com/office/drawing/2016/5/14/chartex" xmlns:mc="http://schemas.openxmlformats.org/markup-compatibility/2006" xmlns:aink="http://schemas.microsoft.com/office/drawing/2016/ink" xmlns:am3d="http://schemas.microsoft.com/office/drawing/2017/model3d" xmlns:o="urn:schemas-microsoft-com:office:office" xmlns:r="http://schemas.openxmlformats.org/officeDocument/2006/relationships" xmlns:m="http://schemas.openxmlformats.org/officeDocument/2006/math" xmlns:v="urn:schemas-microsoft-com:vml" xmlns:wp14="http://schemas.microsoft.com/office/word/2010/wordprocessingDrawing" xmlns:wp="http://schemas.openxmlformats.org/drawingml/2006/wordprocessingDrawing" xmlns:w10="urn:schemas-microsoft-com:office:word" xmlns:w="http://schemas.openxmlformats.org/wordprocessingml/2006/main" xmlns:w14="http://schemas.microsoft.com/office/word/2010/wordml" xmlns:w15="http://schemas.microsoft.com/office/word/2012/wordml" xmlns:w16cex="http://schemas.microsoft.com/office/word/2018/wordml/cex" xmlns:w16cid="http://schemas.microsoft.com/office/word/2016/wordml/cid" xmlns:w16="http://schemas.microsoft.com/office/word/2018/wordml" xmlns:w16sdtdh="http://schemas.microsoft.com/office/word/2020/wordml/sdtdatahash" xmlns:w16se="http://schemas.microsoft.com/office/word/2015/wordml/symex" xmlns:wpg="http://schemas.microsoft.com/office/word/2010/wordprocessingGroup" xmlns:wpi="http://schemas.microsoft.com/office/word/2010/wordprocessingInk" xmlns:wne="http://schemas.microsoft.com/office/word/2006/wordml" xmlns:wps="http://schemas.microsoft.com/office/word/2010/wordprocessingShape" mc:Ignorable="w14 w15 w16se w16cid w16 w16cex w16sdtdh wp14">
+<w:document xmlns:wpc="http://schemas.microsoft.com/office/word/2010/wordprocessingCanvas" xmlns:cx="http://schemas.microsoft.com/office/drawing/2014/chartex" xmlns:cx1="http://schemas.microsoft.com/office/drawing/2015/9/8/chartex" xmlns:mc="http://schemas.openxmlformats.org/markup-compatibility/2006" xmlns:o="urn:schemas-microsoft-com:office:office" xmlns:r="http://schemas.openxmlformats.org/officeDocument/2006/relationships" xmlns:m="http://schemas.openxmlformats.org/officeDocument/2006/math" xmlns:v="urn:schemas-microsoft-com:vml" xmlns:wp14="http://schemas.microsoft.com/office/word/2010/wordprocessingDrawing" xmlns:wp="http://schemas.openxmlformats.org/drawingml/2006/wordprocessingDrawing" xmlns:w10="urn:schemas-microsoft-com:office:word" xmlns:w="http://schemas.openxmlformats.org/wordprocessingml/2006/main" xmlns:w14="http://schemas.microsoft.com/office/word/2010/wordml" xmlns:w15="http://schemas.microsoft.com/office/word/2012/wordml" xmlns:w16se="http://schemas.microsoft.com/office/word/2015/wordml/symex" xmlns:wpg="http://schemas.microsoft.com/office/word/2010/wordprocessingGroup" xmlns:wpi="http://schemas.microsoft.com/office/word/2010/wordprocessingInk" xmlns:wne="http://schemas.microsoft.com/office/word/2006/wordml" xmlns:wps="http://schemas.microsoft.com/office/word/2010/wordprocessingShape" mc:Ignorable="w14 w15 w16se wp14">
   <w:body>
     <w:p>
       <w:pPr>
@@ -200,7 +200,7 @@
     </w:p>
     <w:p>
       <w:pPr>
-        <w:pStyle w:val="BodyText"/>
+        <w:pStyle w:val="a1"/>
         <w:ind w:firstLine="0"/>
         <w:jc w:val="center"/>
         <w:rPr>
@@ -223,7 +223,7 @@
     </w:p>
     <w:p>
       <w:pPr>
-        <w:pStyle w:val="BodyText"/>
+        <w:pStyle w:val="a1"/>
         <w:ind w:firstLine="0"/>
         <w:jc w:val="center"/>
         <w:rPr>
@@ -242,9 +242,10 @@
           <w:sz w:val="36"/>
           <w:szCs w:val="36"/>
         </w:rPr>
-        <w:t xml:space="preserve">ПО </w:t>
-      </w:r>
-      <w:commentRangeStart w:id="0"/>
+        <w:t>ПО УЧЕБНОЙ</w:t>
+      </w:r>
+      <w:bookmarkStart w:id="0" w:name="_GoBack"/>
+      <w:bookmarkEnd w:id="0"/>
       <w:r>
         <w:rPr>
           <w:b/>
@@ -253,28 +254,6 @@
           <w:sz w:val="36"/>
           <w:szCs w:val="36"/>
         </w:rPr>
-        <w:t>УЧЕБНОЙ</w:t>
-      </w:r>
-      <w:commentRangeEnd w:id="0"/>
-      <w:r>
-        <w:rPr>
-          <w:rStyle w:val="CommentReference"/>
-          <w:b/>
-          <w:bCs/>
-          <w:color w:val="000000" w:themeColor="text1"/>
-          <w:sz w:val="36"/>
-          <w:szCs w:val="36"/>
-        </w:rPr>
-        <w:commentReference w:id="0"/>
-      </w:r>
-      <w:r>
-        <w:rPr>
-          <w:b/>
-          <w:bCs/>
-          <w:color w:val="000000" w:themeColor="text1"/>
-          <w:sz w:val="36"/>
-          <w:szCs w:val="36"/>
-        </w:rPr>
         <w:t xml:space="preserve"> ПРАКТИКЕ</w:t>
       </w:r>
     </w:p>
@@ -303,7 +282,7 @@
     </w:p>
     <w:p>
       <w:pPr>
-        <w:pStyle w:val="BodyText"/>
+        <w:pStyle w:val="a1"/>
         <w:ind w:firstLine="0"/>
         <w:jc w:val="center"/>
         <w:rPr>
@@ -366,29 +345,6 @@
     <w:p>
       <w:pPr>
         <w:spacing w:line="336" w:lineRule="auto"/>
-        <w:jc w:val="center"/>
-        <w:rPr>
-          <w:rFonts w:cs="Times New Roman"/>
-          <w:smallCaps/>
-          <w:szCs w:val="28"/>
-        </w:rPr>
-      </w:pPr>
-    </w:p>
-    <w:p>
-      <w:pPr>
-        <w:spacing w:line="336" w:lineRule="auto"/>
-        <w:jc w:val="center"/>
-        <w:rPr>
-          <w:rFonts w:cs="Times New Roman"/>
-          <w:smallCaps/>
-          <w:szCs w:val="28"/>
-        </w:rPr>
-      </w:pPr>
-    </w:p>
-    <w:p>
-      <w:pPr>
-        <w:spacing w:line="336" w:lineRule="auto"/>
-        <w:jc w:val="center"/>
         <w:rPr>
           <w:rFonts w:cs="Times New Roman"/>
           <w:smallCaps/>
@@ -432,6 +388,7 @@
           </w:tcPr>
           <w:p>
             <w:pPr>
+              <w:ind w:right="-221"/>
               <w:rPr>
                 <w:rFonts w:cs="Times New Roman"/>
               </w:rPr>
@@ -524,28 +481,25 @@
               </w:rPr>
             </w:pPr>
             <w:r>
-              <w:t>В.Н.</w:t>
+              <w:t xml:space="preserve">В.Н. Волкова, </w:t>
+            </w:r>
+            <w:r>
+              <w:t xml:space="preserve">  </w:t>
+            </w:r>
+            <w:r>
+              <w:t>А.Д.</w:t>
             </w:r>
             <w:r>
               <w:t xml:space="preserve"> </w:t>
             </w:r>
             <w:r>
-              <w:t>Волкова</w:t>
-            </w:r>
-            <w:r>
-              <w:t xml:space="preserve">, </w:t>
-            </w:r>
-            <w:r>
-              <w:t>А.Д.</w:t>
+              <w:t>Киселева</w:t>
+            </w:r>
+            <w:r>
+              <w:t>,</w:t>
             </w:r>
             <w:r>
               <w:t xml:space="preserve"> </w:t>
-            </w:r>
-            <w:r>
-              <w:t>Киселева</w:t>
-            </w:r>
-            <w:r>
-              <w:t>,</w:t>
             </w:r>
             <w:r>
               <w:t xml:space="preserve"> </w:t>
@@ -876,7 +830,6 @@
           <w:bCs/>
           <w:szCs w:val="28"/>
         </w:rPr>
-        <w:lastRenderedPageBreak/>
         <w:t>Санкт-Петербург</w:t>
       </w:r>
     </w:p>
@@ -914,7 +867,7 @@
     </w:p>
     <w:p>
       <w:pPr>
-        <w:pStyle w:val="BodyText"/>
+        <w:pStyle w:val="a1"/>
         <w:ind w:firstLine="0"/>
         <w:jc w:val="center"/>
         <w:rPr>
@@ -927,12 +880,13 @@
           <w:b/>
           <w:bCs/>
         </w:rPr>
+        <w:lastRenderedPageBreak/>
         <w:t>ЗАДАНИЕ</w:t>
       </w:r>
     </w:p>
     <w:p>
       <w:pPr>
-        <w:pStyle w:val="BodyText"/>
+        <w:pStyle w:val="a1"/>
         <w:ind w:firstLine="0"/>
         <w:jc w:val="center"/>
         <w:rPr>
@@ -1445,7 +1399,6 @@
               <w:rPr>
                 <w:color w:val="000000" w:themeColor="text1"/>
                 <w:szCs w:val="28"/>
-                <w:lang w:val="en-US"/>
               </w:rPr>
             </w:pPr>
             <w:r>
@@ -1454,6 +1407,13 @@
                 <w:szCs w:val="28"/>
               </w:rPr>
               <w:t>Студент</w:t>
+            </w:r>
+            <w:r>
+              <w:rPr>
+                <w:color w:val="000000" w:themeColor="text1"/>
+                <w:szCs w:val="28"/>
+              </w:rPr>
+              <w:t>ы</w:t>
             </w:r>
           </w:p>
         </w:tc>
@@ -1481,19 +1441,46 @@
           </w:tcPr>
           <w:p>
             <w:pPr>
-              <w:jc w:val="center"/>
+              <w:ind w:left="480"/>
               <w:rPr>
                 <w:color w:val="000000" w:themeColor="text1"/>
                 <w:szCs w:val="28"/>
               </w:rPr>
             </w:pPr>
+            <w:r>
+              <w:t xml:space="preserve">В.Н. Волкова,   </w:t>
+            </w:r>
+            <w:r>
+              <w:t>А.Д.</w:t>
+            </w:r>
+            <w:r>
+              <w:t xml:space="preserve"> </w:t>
+            </w:r>
+            <w:r>
+              <w:t>Киселева</w:t>
+            </w:r>
+            <w:r>
+              <w:t>,</w:t>
+            </w:r>
+            <w:r>
+              <w:t xml:space="preserve"> </w:t>
+            </w:r>
+            <w:r>
+              <w:t xml:space="preserve"> </w:t>
+            </w:r>
             <w:r>
               <w:rPr>
                 <w:rFonts w:cs="Times New Roman"/>
                 <w:color w:val="000000" w:themeColor="text1"/>
                 <w:szCs w:val="28"/>
               </w:rPr>
-              <w:t xml:space="preserve">Е.С. Ковалев </w:t>
+              <w:t xml:space="preserve">Е.С. </w:t>
+            </w:r>
+            <w:r>
+              <w:rPr>
+                <w:color w:val="000000" w:themeColor="text1"/>
+              </w:rPr>
+              <w:t>Ковалев</w:t>
             </w:r>
           </w:p>
         </w:tc>
@@ -1569,13 +1556,13 @@
     </w:tbl>
     <w:p>
       <w:pPr>
-        <w:pStyle w:val="BodyText"/>
+        <w:pStyle w:val="a1"/>
         <w:ind w:firstLine="0"/>
       </w:pPr>
     </w:p>
     <w:p>
       <w:pPr>
-        <w:pStyle w:val="BodyText"/>
+        <w:pStyle w:val="a1"/>
       </w:pPr>
       <w:r>
         <w:br w:type="page"/>
@@ -1583,7 +1570,7 @@
     </w:p>
     <w:p>
       <w:pPr>
-        <w:pStyle w:val="BodyText"/>
+        <w:pStyle w:val="a1"/>
         <w:ind w:firstLine="0"/>
         <w:jc w:val="center"/>
         <w:rPr>
@@ -1602,83 +1589,65 @@
     </w:p>
     <w:p>
       <w:pPr>
-        <w:pStyle w:val="BodyText"/>
-      </w:pPr>
-      <w:r>
-        <w:t xml:space="preserve">Краткое изложение содержания </w:t>
-      </w:r>
-      <w:r>
-        <w:t>отчёта.</w:t>
-      </w:r>
-    </w:p>
-    <w:p>
-      <w:pPr>
-        <w:pStyle w:val="BodyText"/>
-      </w:pPr>
-    </w:p>
-    <w:p>
-      <w:pPr>
-        <w:pStyle w:val="BodyText"/>
-      </w:pPr>
-    </w:p>
-    <w:p>
-      <w:pPr>
-        <w:pStyle w:val="BodyText"/>
-      </w:pPr>
-    </w:p>
-    <w:p>
-      <w:pPr>
-        <w:pStyle w:val="BodyText"/>
-      </w:pPr>
-    </w:p>
-    <w:p>
-      <w:pPr>
-        <w:pStyle w:val="BodyText"/>
-      </w:pPr>
-    </w:p>
-    <w:p>
-      <w:pPr>
-        <w:pStyle w:val="BodyText"/>
-      </w:pPr>
-    </w:p>
-    <w:p>
-      <w:pPr>
-        <w:pStyle w:val="BodyText"/>
-      </w:pPr>
-    </w:p>
-    <w:p>
-      <w:pPr>
-        <w:pStyle w:val="BodyText"/>
-      </w:pPr>
-    </w:p>
-    <w:p>
-      <w:pPr>
-        <w:pStyle w:val="BodyText"/>
-      </w:pPr>
-    </w:p>
-    <w:p>
-      <w:pPr>
-        <w:pStyle w:val="BodyText"/>
-      </w:pPr>
-    </w:p>
-    <w:p>
-      <w:pPr>
-        <w:pStyle w:val="BodyText"/>
-      </w:pPr>
-    </w:p>
-    <w:p>
-      <w:pPr>
-        <w:pStyle w:val="BodyText"/>
-      </w:pPr>
-    </w:p>
-    <w:p>
-      <w:pPr>
-        <w:pStyle w:val="BodyText"/>
-      </w:pPr>
-    </w:p>
-    <w:p>
-      <w:pPr>
-        <w:pStyle w:val="BodyText"/>
+        <w:pStyle w:val="a1"/>
+      </w:pPr>
+      <w:r>
+        <w:t xml:space="preserve">В отчете представлена разработка генетического алгоритма для решения задачи оптимизации — поиска локальных и глобальных максимумов полинома заданной степени на определенном интервале. Описан процесс проектирования и реализации алгоритма на языке C++, а также создание графического интерфейса пользователя (GUI) с использованием фреймворка Qt. Разработанная программа включает функции настройки параметров алгоритма, поддержку ввода-вывода данных из файлов, а также пошаговую визуализацию процесса поиска экстремумов. </w:t>
+      </w:r>
+    </w:p>
+    <w:p>
+      <w:pPr>
+        <w:pStyle w:val="a1"/>
+      </w:pPr>
+    </w:p>
+    <w:p>
+      <w:pPr>
+        <w:pStyle w:val="a1"/>
+      </w:pPr>
+    </w:p>
+    <w:p>
+      <w:pPr>
+        <w:pStyle w:val="a1"/>
+      </w:pPr>
+    </w:p>
+    <w:p>
+      <w:pPr>
+        <w:pStyle w:val="a1"/>
+      </w:pPr>
+    </w:p>
+    <w:p>
+      <w:pPr>
+        <w:pStyle w:val="a1"/>
+      </w:pPr>
+    </w:p>
+    <w:p>
+      <w:pPr>
+        <w:pStyle w:val="a1"/>
+      </w:pPr>
+    </w:p>
+    <w:p>
+      <w:pPr>
+        <w:pStyle w:val="a1"/>
+      </w:pPr>
+    </w:p>
+    <w:p>
+      <w:pPr>
+        <w:pStyle w:val="a1"/>
+      </w:pPr>
+    </w:p>
+    <w:p>
+      <w:pPr>
+        <w:pStyle w:val="a1"/>
+      </w:pPr>
+    </w:p>
+    <w:p>
+      <w:pPr>
+        <w:pStyle w:val="a1"/>
+      </w:pPr>
+    </w:p>
+    <w:p>
+      <w:pPr>
+        <w:pStyle w:val="a1"/>
         <w:ind w:firstLine="0"/>
         <w:jc w:val="center"/>
         <w:rPr>
@@ -1704,12 +1673,21 @@
     </w:p>
     <w:p>
       <w:pPr>
-        <w:pStyle w:val="BodyText"/>
-      </w:pPr>
-      <w:r>
-        <w:t>Аннотация на английском языке.</w:t>
-      </w:r>
-      <w:r>
+        <w:pStyle w:val="a1"/>
+        <w:rPr>
+          <w:lang w:val="en-US"/>
+        </w:rPr>
+      </w:pPr>
+      <w:r>
+        <w:rPr>
+          <w:lang w:val="en-US"/>
+        </w:rPr>
+        <w:t>The report presents the development of a genetic algorithm designed to solve an optimization problem: finding the local and global maxima of a polynomial of a given degree within a specified interval. It describes the algorithm's design and implementation in C++, as well as the creation of a graphical user interface (GUI) using the Qt framework. The developed program includes features for configuring algorithm parameters, support for file-based data input and output, and step-by-step visualization of the extremum-finding process.</w:t>
+      </w:r>
+      <w:r>
+        <w:rPr>
+          <w:lang w:val="en-US"/>
+        </w:rPr>
         <w:br w:type="page"/>
       </w:r>
     </w:p>
@@ -1743,11 +1721,10 @@
           <w:docPartUnique/>
         </w:docPartObj>
       </w:sdtPr>
-      <w:sdtEndPr/>
       <w:sdtContent>
         <w:p>
           <w:pPr>
-            <w:pStyle w:val="TOC2"/>
+            <w:pStyle w:val="20"/>
             <w:rPr>
               <w:rFonts w:asciiTheme="minorHAnsi" w:eastAsiaTheme="minorEastAsia" w:hAnsiTheme="minorHAnsi" w:cstheme="minorBidi"/>
               <w:noProof/>
@@ -1761,21 +1738,21 @@
           </w:r>
           <w:r>
             <w:rPr>
-              <w:rStyle w:val="a"/>
+              <w:rStyle w:val="ad"/>
               <w:webHidden/>
             </w:rPr>
             <w:instrText xml:space="preserve"> TOC \z \o "1-9" \u \t "heading 2,1,heading 3,2" \h</w:instrText>
           </w:r>
           <w:r>
             <w:rPr>
-              <w:rStyle w:val="a"/>
+              <w:rStyle w:val="ad"/>
             </w:rPr>
             <w:fldChar w:fldCharType="separate"/>
           </w:r>
-          <w:hyperlink w:anchor="_Toc234570544" w:history="1">
-            <w:r>
-              <w:rPr>
-                <w:rStyle w:val="Hyperlink"/>
+          <w:hyperlink w:anchor="_Toc234912294" w:history="1">
+            <w:r>
+              <w:rPr>
+                <w:rStyle w:val="a7"/>
                 <w:rFonts w:cs="Times New Roman"/>
                 <w:noProof/>
               </w:rPr>
@@ -1800,7 +1777,7 @@
                 <w:noProof/>
                 <w:webHidden/>
               </w:rPr>
-              <w:instrText xml:space="preserve"> PAGEREF _Toc234570544 \h </w:instrText>
+              <w:instrText xml:space="preserve"> PAGEREF _Toc234912294 \h </w:instrText>
             </w:r>
             <w:r>
               <w:rPr>
@@ -1833,7 +1810,7 @@
         </w:p>
         <w:p>
           <w:pPr>
-            <w:pStyle w:val="TOC2"/>
+            <w:pStyle w:val="20"/>
             <w:rPr>
               <w:rFonts w:asciiTheme="minorHAnsi" w:eastAsiaTheme="minorEastAsia" w:hAnsiTheme="minorHAnsi" w:cstheme="minorBidi"/>
               <w:noProof/>
@@ -1842,10 +1819,10 @@
               <w:lang w:eastAsia="ru-RU" w:bidi="ar-SA"/>
             </w:rPr>
           </w:pPr>
-          <w:hyperlink w:anchor="_Toc234570545" w:history="1">
-            <w:r>
-              <w:rPr>
-                <w:rStyle w:val="Hyperlink"/>
+          <w:hyperlink w:anchor="_Toc234912295" w:history="1">
+            <w:r>
+              <w:rPr>
+                <w:rStyle w:val="a7"/>
                 <w:noProof/>
               </w:rPr>
               <w:t>1 ПОСТАНОВКА ЗАДАЧИ</w:t>
@@ -1869,7 +1846,7 @@
                 <w:noProof/>
                 <w:webHidden/>
               </w:rPr>
-              <w:instrText xml:space="preserve"> PAGEREF _Toc234570545 \h </w:instrText>
+              <w:instrText xml:space="preserve"> PAGEREF _Toc234912295 \h </w:instrText>
             </w:r>
             <w:r>
               <w:rPr>
@@ -1902,7 +1879,7 @@
         </w:p>
         <w:p>
           <w:pPr>
-            <w:pStyle w:val="TOC3"/>
+            <w:pStyle w:val="31"/>
             <w:rPr>
               <w:rFonts w:asciiTheme="minorHAnsi" w:eastAsiaTheme="minorEastAsia" w:hAnsiTheme="minorHAnsi" w:cstheme="minorBidi"/>
               <w:noProof/>
@@ -1911,10 +1888,10 @@
               <w:lang w:eastAsia="ru-RU" w:bidi="ar-SA"/>
             </w:rPr>
           </w:pPr>
-          <w:hyperlink w:anchor="_Toc234570546" w:history="1">
-            <w:r>
-              <w:rPr>
-                <w:rStyle w:val="Hyperlink"/>
+          <w:hyperlink w:anchor="_Toc234912296" w:history="1">
+            <w:r>
+              <w:rPr>
+                <w:rStyle w:val="a7"/>
                 <w:noProof/>
               </w:rPr>
               <w:t>1.1 Предметная область</w:t>
@@ -1938,7 +1915,7 @@
                 <w:noProof/>
                 <w:webHidden/>
               </w:rPr>
-              <w:instrText xml:space="preserve"> PAGEREF _Toc234570546 \h </w:instrText>
+              <w:instrText xml:space="preserve"> PAGEREF _Toc234912296 \h </w:instrText>
             </w:r>
             <w:r>
               <w:rPr>
@@ -1971,7 +1948,7 @@
         </w:p>
         <w:p>
           <w:pPr>
-            <w:pStyle w:val="TOC3"/>
+            <w:pStyle w:val="31"/>
             <w:rPr>
               <w:rFonts w:asciiTheme="minorHAnsi" w:eastAsiaTheme="minorEastAsia" w:hAnsiTheme="minorHAnsi" w:cstheme="minorBidi"/>
               <w:noProof/>
@@ -1980,10 +1957,10 @@
               <w:lang w:eastAsia="ru-RU" w:bidi="ar-SA"/>
             </w:rPr>
           </w:pPr>
-          <w:hyperlink w:anchor="_Toc234570547" w:history="1">
-            <w:r>
-              <w:rPr>
-                <w:rStyle w:val="Hyperlink"/>
+          <w:hyperlink w:anchor="_Toc234912297" w:history="1">
+            <w:r>
+              <w:rPr>
+                <w:rStyle w:val="a7"/>
                 <w:noProof/>
               </w:rPr>
               <w:t>1.2 Задачи практики</w:t>
@@ -2007,7 +1984,7 @@
                 <w:noProof/>
                 <w:webHidden/>
               </w:rPr>
-              <w:instrText xml:space="preserve"> PAGEREF _Toc234570547 \h </w:instrText>
+              <w:instrText xml:space="preserve"> PAGEREF _Toc234912297 \h </w:instrText>
             </w:r>
             <w:r>
               <w:rPr>
@@ -2040,7 +2017,7 @@
         </w:p>
         <w:p>
           <w:pPr>
-            <w:pStyle w:val="TOC2"/>
+            <w:pStyle w:val="20"/>
             <w:rPr>
               <w:rFonts w:asciiTheme="minorHAnsi" w:eastAsiaTheme="minorEastAsia" w:hAnsiTheme="minorHAnsi" w:cstheme="minorBidi"/>
               <w:noProof/>
@@ -2049,10 +2026,10 @@
               <w:lang w:eastAsia="ru-RU" w:bidi="ar-SA"/>
             </w:rPr>
           </w:pPr>
-          <w:hyperlink w:anchor="_Toc234570548" w:history="1">
-            <w:r>
-              <w:rPr>
-                <w:rStyle w:val="Hyperlink"/>
+          <w:hyperlink w:anchor="_Toc234912298" w:history="1">
+            <w:r>
+              <w:rPr>
+                <w:rStyle w:val="a7"/>
                 <w:noProof/>
               </w:rPr>
               <w:t>2 РЕЗУЛЬТАТЫ РАБОТЫ</w:t>
@@ -2076,7 +2053,7 @@
                 <w:noProof/>
                 <w:webHidden/>
               </w:rPr>
-              <w:instrText xml:space="preserve"> PAGEREF _Toc234570548 \h </w:instrText>
+              <w:instrText xml:space="preserve"> PAGEREF _Toc234912298 \h </w:instrText>
             </w:r>
             <w:r>
               <w:rPr>
@@ -2109,7 +2086,7 @@
         </w:p>
         <w:p>
           <w:pPr>
-            <w:pStyle w:val="TOC3"/>
+            <w:pStyle w:val="31"/>
             <w:rPr>
               <w:rFonts w:asciiTheme="minorHAnsi" w:eastAsiaTheme="minorEastAsia" w:hAnsiTheme="minorHAnsi" w:cstheme="minorBidi"/>
               <w:noProof/>
@@ -2118,10 +2095,10 @@
               <w:lang w:eastAsia="ru-RU" w:bidi="ar-SA"/>
             </w:rPr>
           </w:pPr>
-          <w:hyperlink w:anchor="_Toc234570549" w:history="1">
-            <w:r>
-              <w:rPr>
-                <w:rStyle w:val="Hyperlink"/>
+          <w:hyperlink w:anchor="_Toc234912299" w:history="1">
+            <w:r>
+              <w:rPr>
+                <w:rStyle w:val="a7"/>
                 <w:noProof/>
               </w:rPr>
               <w:t>2.1. Распределение ролей и структура</w:t>
@@ -2145,7 +2122,7 @@
                 <w:noProof/>
                 <w:webHidden/>
               </w:rPr>
-              <w:instrText xml:space="preserve"> PAGEREF _Toc234570549 \h </w:instrText>
+              <w:instrText xml:space="preserve"> PAGEREF _Toc234912299 \h </w:instrText>
             </w:r>
             <w:r>
               <w:rPr>
@@ -2178,7 +2155,7 @@
         </w:p>
         <w:p>
           <w:pPr>
-            <w:pStyle w:val="TOC3"/>
+            <w:pStyle w:val="31"/>
             <w:rPr>
               <w:rFonts w:asciiTheme="minorHAnsi" w:eastAsiaTheme="minorEastAsia" w:hAnsiTheme="minorHAnsi" w:cstheme="minorBidi"/>
               <w:noProof/>
@@ -2187,10 +2164,10 @@
               <w:lang w:eastAsia="ru-RU" w:bidi="ar-SA"/>
             </w:rPr>
           </w:pPr>
-          <w:hyperlink w:anchor="_Toc234570550" w:history="1">
-            <w:r>
-              <w:rPr>
-                <w:rStyle w:val="Hyperlink"/>
+          <w:hyperlink w:anchor="_Toc234912300" w:history="1">
+            <w:r>
+              <w:rPr>
+                <w:rStyle w:val="a7"/>
                 <w:noProof/>
               </w:rPr>
               <w:t>2.2. Составление списка задач</w:t>
@@ -2214,7 +2191,7 @@
                 <w:noProof/>
                 <w:webHidden/>
               </w:rPr>
-              <w:instrText xml:space="preserve"> PAGEREF _Toc234570550 \h </w:instrText>
+              <w:instrText xml:space="preserve"> PAGEREF _Toc234912300 \h </w:instrText>
             </w:r>
             <w:r>
               <w:rPr>
@@ -2247,7 +2224,7 @@
         </w:p>
         <w:p>
           <w:pPr>
-            <w:pStyle w:val="TOC3"/>
+            <w:pStyle w:val="31"/>
             <w:rPr>
               <w:rFonts w:asciiTheme="minorHAnsi" w:eastAsiaTheme="minorEastAsia" w:hAnsiTheme="minorHAnsi" w:cstheme="minorBidi"/>
               <w:noProof/>
@@ -2256,17 +2233,17 @@
               <w:lang w:eastAsia="ru-RU" w:bidi="ar-SA"/>
             </w:rPr>
           </w:pPr>
-          <w:hyperlink w:anchor="_Toc234570551" w:history="1">
-            <w:r>
-              <w:rPr>
-                <w:rStyle w:val="Hyperlink"/>
+          <w:hyperlink w:anchor="_Toc234912301" w:history="1">
+            <w:r>
+              <w:rPr>
+                <w:rStyle w:val="a7"/>
                 <w:noProof/>
               </w:rPr>
               <w:t xml:space="preserve">2.3. Создание макета </w:t>
             </w:r>
             <w:r>
               <w:rPr>
-                <w:rStyle w:val="Hyperlink"/>
+                <w:rStyle w:val="a7"/>
                 <w:noProof/>
                 <w:lang w:val="en-US"/>
               </w:rPr>
@@ -2291,7 +2268,7 @@
                 <w:noProof/>
                 <w:webHidden/>
               </w:rPr>
-              <w:instrText xml:space="preserve"> PAGEREF _Toc234570551 \h </w:instrText>
+              <w:instrText xml:space="preserve"> PAGEREF _Toc234912301 \h </w:instrText>
             </w:r>
             <w:r>
               <w:rPr>
@@ -2324,7 +2301,7 @@
         </w:p>
         <w:p>
           <w:pPr>
-            <w:pStyle w:val="TOC3"/>
+            <w:pStyle w:val="31"/>
             <w:rPr>
               <w:rFonts w:asciiTheme="minorHAnsi" w:eastAsiaTheme="minorEastAsia" w:hAnsiTheme="minorHAnsi" w:cstheme="minorBidi"/>
               <w:noProof/>
@@ -2333,10 +2310,10 @@
               <w:lang w:eastAsia="ru-RU" w:bidi="ar-SA"/>
             </w:rPr>
           </w:pPr>
-          <w:hyperlink w:anchor="_Toc234570552" w:history="1">
-            <w:r>
-              <w:rPr>
-                <w:rStyle w:val="Hyperlink"/>
+          <w:hyperlink w:anchor="_Toc234912302" w:history="1">
+            <w:r>
+              <w:rPr>
+                <w:rStyle w:val="a7"/>
                 <w:noProof/>
               </w:rPr>
               <w:t>2.4. Третья итерация</w:t>
@@ -2360,7 +2337,7 @@
                 <w:noProof/>
                 <w:webHidden/>
               </w:rPr>
-              <w:instrText xml:space="preserve"> PAGEREF _Toc234570552 \h </w:instrText>
+              <w:instrText xml:space="preserve"> PAGEREF _Toc234912302 \h </w:instrText>
             </w:r>
             <w:r>
               <w:rPr>
@@ -2393,7 +2370,7 @@
         </w:p>
         <w:p>
           <w:pPr>
-            <w:pStyle w:val="TOC3"/>
+            <w:pStyle w:val="31"/>
             <w:rPr>
               <w:rFonts w:asciiTheme="minorHAnsi" w:eastAsiaTheme="minorEastAsia" w:hAnsiTheme="minorHAnsi" w:cstheme="minorBidi"/>
               <w:noProof/>
@@ -2402,10 +2379,10 @@
               <w:lang w:eastAsia="ru-RU" w:bidi="ar-SA"/>
             </w:rPr>
           </w:pPr>
-          <w:hyperlink w:anchor="_Toc234570553" w:history="1">
-            <w:r>
-              <w:rPr>
-                <w:rStyle w:val="Hyperlink"/>
+          <w:hyperlink w:anchor="_Toc234912303" w:history="1">
+            <w:r>
+              <w:rPr>
+                <w:rStyle w:val="a7"/>
                 <w:noProof/>
               </w:rPr>
               <w:t>2.4.1   Polynomial.h / Polynomial.cpp</w:t>
@@ -2429,7 +2406,7 @@
                 <w:noProof/>
                 <w:webHidden/>
               </w:rPr>
-              <w:instrText xml:space="preserve"> PAGEREF _Toc234570553 \h </w:instrText>
+              <w:instrText xml:space="preserve"> PAGEREF _Toc234912303 \h </w:instrText>
             </w:r>
             <w:r>
               <w:rPr>
@@ -2462,7 +2439,7 @@
         </w:p>
         <w:p>
           <w:pPr>
-            <w:pStyle w:val="TOC3"/>
+            <w:pStyle w:val="31"/>
             <w:rPr>
               <w:rFonts w:asciiTheme="minorHAnsi" w:eastAsiaTheme="minorEastAsia" w:hAnsiTheme="minorHAnsi" w:cstheme="minorBidi"/>
               <w:noProof/>
@@ -2471,21 +2448,36 @@
               <w:lang w:eastAsia="ru-RU" w:bidi="ar-SA"/>
             </w:rPr>
           </w:pPr>
-          <w:hyperlink w:anchor="_Toc234570554" w:history="1">
-            <w:r>
-              <w:rPr>
-                <w:rStyle w:val="Hyperlink"/>
+          <w:hyperlink w:anchor="_Toc234912304" w:history="1">
+            <w:r>
+              <w:rPr>
+                <w:rStyle w:val="a7"/>
                 <w:noProof/>
               </w:rPr>
               <w:t xml:space="preserve">2.4.2 </w:t>
             </w:r>
             <w:r>
               <w:rPr>
-                <w:rStyle w:val="Hyperlink"/>
+                <w:rStyle w:val="a7"/>
                 <w:noProof/>
                 <w:lang w:val="en-US"/>
               </w:rPr>
-              <w:t>Types.h</w:t>
+              <w:t>Types</w:t>
+            </w:r>
+            <w:r>
+              <w:rPr>
+                <w:rStyle w:val="a7"/>
+                <w:noProof/>
+              </w:rPr>
+              <w:t>.</w:t>
+            </w:r>
+            <w:r>
+              <w:rPr>
+                <w:rStyle w:val="a7"/>
+                <w:noProof/>
+                <w:lang w:val="en-US"/>
+              </w:rPr>
+              <w:t>h</w:t>
             </w:r>
             <w:r>
               <w:rPr>
@@ -2506,7 +2498,7 @@
                 <w:noProof/>
                 <w:webHidden/>
               </w:rPr>
-              <w:instrText xml:space="preserve"> PAGEREF _Toc234570554 \h </w:instrText>
+              <w:instrText xml:space="preserve"> PAGEREF _Toc234912304 \h </w:instrText>
             </w:r>
             <w:r>
               <w:rPr>
@@ -2539,7 +2531,7 @@
         </w:p>
         <w:p>
           <w:pPr>
-            <w:pStyle w:val="TOC3"/>
+            <w:pStyle w:val="31"/>
             <w:rPr>
               <w:rFonts w:asciiTheme="minorHAnsi" w:eastAsiaTheme="minorEastAsia" w:hAnsiTheme="minorHAnsi" w:cstheme="minorBidi"/>
               <w:noProof/>
@@ -2548,10 +2540,10 @@
               <w:lang w:eastAsia="ru-RU" w:bidi="ar-SA"/>
             </w:rPr>
           </w:pPr>
-          <w:hyperlink w:anchor="_Toc234570555" w:history="1">
-            <w:r>
-              <w:rPr>
-                <w:rStyle w:val="Hyperlink"/>
+          <w:hyperlink w:anchor="_Toc234912305" w:history="1">
+            <w:r>
+              <w:rPr>
+                <w:rStyle w:val="a7"/>
                 <w:noProof/>
               </w:rPr>
               <w:t>2.4.3 GeneticAlgorithm.h / GeneticAlgorithm.cpp</w:t>
@@ -2575,7 +2567,7 @@
                 <w:noProof/>
                 <w:webHidden/>
               </w:rPr>
-              <w:instrText xml:space="preserve"> PAGEREF _Toc234570555 \h </w:instrText>
+              <w:instrText xml:space="preserve"> PAGEREF _Toc234912305 \h </w:instrText>
             </w:r>
             <w:r>
               <w:rPr>
@@ -2608,7 +2600,7 @@
         </w:p>
         <w:p>
           <w:pPr>
-            <w:pStyle w:val="TOC3"/>
+            <w:pStyle w:val="31"/>
             <w:rPr>
               <w:rFonts w:asciiTheme="minorHAnsi" w:eastAsiaTheme="minorEastAsia" w:hAnsiTheme="minorHAnsi" w:cstheme="minorBidi"/>
               <w:noProof/>
@@ -2617,17 +2609,17 @@
               <w:lang w:eastAsia="ru-RU" w:bidi="ar-SA"/>
             </w:rPr>
           </w:pPr>
-          <w:hyperlink w:anchor="_Toc234570556" w:history="1">
-            <w:r>
-              <w:rPr>
-                <w:rStyle w:val="Hyperlink"/>
+          <w:hyperlink w:anchor="_Toc234912306" w:history="1">
+            <w:r>
+              <w:rPr>
+                <w:rStyle w:val="a7"/>
                 <w:noProof/>
               </w:rPr>
               <w:t xml:space="preserve">2.4.4 </w:t>
             </w:r>
             <w:r>
               <w:rPr>
-                <w:rStyle w:val="Hyperlink"/>
+                <w:rStyle w:val="a7"/>
                 <w:noProof/>
                 <w:lang w:val="en-US"/>
               </w:rPr>
@@ -2652,7 +2644,7 @@
                 <w:noProof/>
                 <w:webHidden/>
               </w:rPr>
-              <w:instrText xml:space="preserve"> PAGEREF _Toc234570556 \h </w:instrText>
+              <w:instrText xml:space="preserve"> PAGEREF _Toc234912306 \h </w:instrText>
             </w:r>
             <w:r>
               <w:rPr>
@@ -2685,7 +2677,7 @@
         </w:p>
         <w:p>
           <w:pPr>
-            <w:pStyle w:val="TOC2"/>
+            <w:pStyle w:val="31"/>
             <w:rPr>
               <w:rFonts w:asciiTheme="minorHAnsi" w:eastAsiaTheme="minorEastAsia" w:hAnsiTheme="minorHAnsi" w:cstheme="minorBidi"/>
               <w:noProof/>
@@ -2694,23 +2686,40 @@
               <w:lang w:eastAsia="ru-RU" w:bidi="ar-SA"/>
             </w:rPr>
           </w:pPr>
-          <w:hyperlink w:anchor="_Toc234570557" w:history="1">
-            <w:r>
-              <w:rPr>
-                <w:rStyle w:val="Hyperlink"/>
-                <w:noProof/>
-              </w:rPr>
-              <w:t>3 ИСПОЛЬЗУЕМЫЕ ТЕХНОЛОГИИ</w:t>
-            </w:r>
-            <w:r>
-              <w:rPr>
-                <w:noProof/>
-                <w:webHidden/>
+          <w:hyperlink w:anchor="_Toc234912307" w:history="1">
+            <w:r>
+              <w:rPr>
+                <w:rStyle w:val="a7"/>
+                <w:noProof/>
+              </w:rPr>
+              <w:t>3.</w:t>
+            </w:r>
+            <w:r>
+              <w:rPr>
+                <w:rFonts w:asciiTheme="minorHAnsi" w:eastAsiaTheme="minorEastAsia" w:hAnsiTheme="minorHAnsi" w:cstheme="minorBidi"/>
+                <w:noProof/>
+                <w:sz w:val="22"/>
+                <w:szCs w:val="22"/>
+                <w:lang w:eastAsia="ru-RU" w:bidi="ar-SA"/>
               </w:rPr>
               <w:tab/>
             </w:r>
             <w:r>
               <w:rPr>
+                <w:rStyle w:val="a7"/>
+                <w:noProof/>
+              </w:rPr>
+              <w:t>Четвертая итерация</w:t>
+            </w:r>
+            <w:r>
+              <w:rPr>
+                <w:noProof/>
+                <w:webHidden/>
+              </w:rPr>
+              <w:tab/>
+            </w:r>
+            <w:r>
+              <w:rPr>
                 <w:noProof/>
                 <w:webHidden/>
               </w:rPr>
@@ -2721,7 +2730,7 @@
                 <w:noProof/>
                 <w:webHidden/>
               </w:rPr>
-              <w:instrText xml:space="preserve"> PAGEREF _Toc234570557 \h </w:instrText>
+              <w:instrText xml:space="preserve"> PAGEREF _Toc234912307 \h </w:instrText>
             </w:r>
             <w:r>
               <w:rPr>
@@ -2741,7 +2750,7 @@
                 <w:noProof/>
                 <w:webHidden/>
               </w:rPr>
-              <w:t>13</w:t>
+              <w:t>12</w:t>
             </w:r>
             <w:r>
               <w:rPr>
@@ -2754,7 +2763,7 @@
         </w:p>
         <w:p>
           <w:pPr>
-            <w:pStyle w:val="TOC2"/>
+            <w:pStyle w:val="31"/>
             <w:rPr>
               <w:rFonts w:asciiTheme="minorHAnsi" w:eastAsiaTheme="minorEastAsia" w:hAnsiTheme="minorHAnsi" w:cstheme="minorBidi"/>
               <w:noProof/>
@@ -2763,13 +2772,13 @@
               <w:lang w:eastAsia="ru-RU" w:bidi="ar-SA"/>
             </w:rPr>
           </w:pPr>
-          <w:hyperlink w:anchor="_Toc234570558" w:history="1">
-            <w:r>
-              <w:rPr>
-                <w:rStyle w:val="Hyperlink"/>
-                <w:noProof/>
-              </w:rPr>
-              <w:t>4 ОТЗЫВ РУКОВОДИТЕЛЯ</w:t>
+          <w:hyperlink w:anchor="_Toc234912308" w:history="1">
+            <w:r>
+              <w:rPr>
+                <w:rStyle w:val="a7"/>
+                <w:noProof/>
+              </w:rPr>
+              <w:t>3 ИСПОЛЬЗУЕМЫЕ ТЕХНОЛОГИИ</w:t>
             </w:r>
             <w:r>
               <w:rPr>
@@ -2790,7 +2799,7 @@
                 <w:noProof/>
                 <w:webHidden/>
               </w:rPr>
-              <w:instrText xml:space="preserve"> PAGEREF _Toc234570558 \h </w:instrText>
+              <w:instrText xml:space="preserve"> PAGEREF _Toc234912308 \h </w:instrText>
             </w:r>
             <w:r>
               <w:rPr>
@@ -2810,7 +2819,7 @@
                 <w:noProof/>
                 <w:webHidden/>
               </w:rPr>
-              <w:t>14</w:t>
+              <w:t>15</w:t>
             </w:r>
             <w:r>
               <w:rPr>
@@ -2823,7 +2832,7 @@
         </w:p>
         <w:p>
           <w:pPr>
-            <w:pStyle w:val="TOC2"/>
+            <w:pStyle w:val="20"/>
             <w:rPr>
               <w:rFonts w:asciiTheme="minorHAnsi" w:eastAsiaTheme="minorEastAsia" w:hAnsiTheme="minorHAnsi" w:cstheme="minorBidi"/>
               <w:noProof/>
@@ -2832,13 +2841,13 @@
               <w:lang w:eastAsia="ru-RU" w:bidi="ar-SA"/>
             </w:rPr>
           </w:pPr>
-          <w:hyperlink w:anchor="_Toc234570559" w:history="1">
-            <w:r>
-              <w:rPr>
-                <w:rStyle w:val="Hyperlink"/>
-                <w:noProof/>
-              </w:rPr>
-              <w:t>ЗАКЛЮЧЕНИЕ</w:t>
+          <w:hyperlink w:anchor="_Toc234912309" w:history="1">
+            <w:r>
+              <w:rPr>
+                <w:rStyle w:val="a7"/>
+                <w:noProof/>
+              </w:rPr>
+              <w:t>4 ОТЗЫВ РУКОВОДИТЕЛЯ</w:t>
             </w:r>
             <w:r>
               <w:rPr>
@@ -2859,7 +2868,7 @@
                 <w:noProof/>
                 <w:webHidden/>
               </w:rPr>
-              <w:instrText xml:space="preserve"> PAGEREF _Toc234570559 \h </w:instrText>
+              <w:instrText xml:space="preserve"> PAGEREF _Toc234912309 \h </w:instrText>
             </w:r>
             <w:r>
               <w:rPr>
@@ -2879,7 +2888,7 @@
                 <w:noProof/>
                 <w:webHidden/>
               </w:rPr>
-              <w:t>15</w:t>
+              <w:t>16</w:t>
             </w:r>
             <w:r>
               <w:rPr>
@@ -2892,7 +2901,7 @@
         </w:p>
         <w:p>
           <w:pPr>
-            <w:pStyle w:val="TOC2"/>
+            <w:pStyle w:val="20"/>
             <w:rPr>
               <w:rFonts w:asciiTheme="minorHAnsi" w:eastAsiaTheme="minorEastAsia" w:hAnsiTheme="minorHAnsi" w:cstheme="minorBidi"/>
               <w:noProof/>
@@ -2901,14 +2910,13 @@
               <w:lang w:eastAsia="ru-RU" w:bidi="ar-SA"/>
             </w:rPr>
           </w:pPr>
-          <w:hyperlink w:anchor="_Toc234570560" w:history="1">
-            <w:r>
-              <w:rPr>
-                <w:rStyle w:val="Hyperlink"/>
-                <w:rFonts w:cs="Times New Roman"/>
-                <w:noProof/>
-              </w:rPr>
-              <w:t>СПИСОК ИСПОЛЬЗОВАННЫХ ИСТОЧНИКОВ</w:t>
+          <w:hyperlink w:anchor="_Toc234912310" w:history="1">
+            <w:r>
+              <w:rPr>
+                <w:rStyle w:val="a7"/>
+                <w:noProof/>
+              </w:rPr>
+              <w:t>ЗАКЛЮЧЕНИЕ</w:t>
             </w:r>
             <w:r>
               <w:rPr>
@@ -2929,7 +2937,7 @@
                 <w:noProof/>
                 <w:webHidden/>
               </w:rPr>
-              <w:instrText xml:space="preserve"> PAGEREF _Toc234570560 \h </w:instrText>
+              <w:instrText xml:space="preserve"> PAGEREF _Toc234912310 \h </w:instrText>
             </w:r>
             <w:r>
               <w:rPr>
@@ -2949,7 +2957,7 @@
                 <w:noProof/>
                 <w:webHidden/>
               </w:rPr>
-              <w:t>16</w:t>
+              <w:t>17</w:t>
             </w:r>
             <w:r>
               <w:rPr>
@@ -2962,7 +2970,7 @@
         </w:p>
         <w:p>
           <w:pPr>
-            <w:pStyle w:val="TOC2"/>
+            <w:pStyle w:val="20"/>
             <w:rPr>
               <w:rFonts w:asciiTheme="minorHAnsi" w:eastAsiaTheme="minorEastAsia" w:hAnsiTheme="minorHAnsi" w:cstheme="minorBidi"/>
               <w:noProof/>
@@ -2971,14 +2979,14 @@
               <w:lang w:eastAsia="ru-RU" w:bidi="ar-SA"/>
             </w:rPr>
           </w:pPr>
-          <w:hyperlink w:anchor="_Toc234570561" w:history="1">
-            <w:r>
-              <w:rPr>
-                <w:rStyle w:val="Hyperlink"/>
+          <w:hyperlink w:anchor="_Toc234912311" w:history="1">
+            <w:r>
+              <w:rPr>
+                <w:rStyle w:val="a7"/>
                 <w:rFonts w:cs="Times New Roman"/>
                 <w:noProof/>
               </w:rPr>
-              <w:t>ПРИЛОЖЕНИЕ А</w:t>
+              <w:t>СПИСОК ИСПОЛЬЗОВАННЫХ ИСТОЧНИКОВ</w:t>
             </w:r>
             <w:r>
               <w:rPr>
@@ -2999,7 +3007,7 @@
                 <w:noProof/>
                 <w:webHidden/>
               </w:rPr>
-              <w:instrText xml:space="preserve"> PAGEREF _Toc234570561 \h </w:instrText>
+              <w:instrText xml:space="preserve"> PAGEREF _Toc234912311 \h </w:instrText>
             </w:r>
             <w:r>
               <w:rPr>
@@ -3019,7 +3027,7 @@
                 <w:noProof/>
                 <w:webHidden/>
               </w:rPr>
-              <w:t>17</w:t>
+              <w:t>18</w:t>
             </w:r>
             <w:r>
               <w:rPr>
@@ -3032,7 +3040,77 @@
         </w:p>
         <w:p>
           <w:pPr>
-            <w:pStyle w:val="TOC1"/>
+            <w:pStyle w:val="20"/>
+            <w:rPr>
+              <w:rFonts w:asciiTheme="minorHAnsi" w:eastAsiaTheme="minorEastAsia" w:hAnsiTheme="minorHAnsi" w:cstheme="minorBidi"/>
+              <w:noProof/>
+              <w:sz w:val="22"/>
+              <w:szCs w:val="22"/>
+              <w:lang w:eastAsia="ru-RU" w:bidi="ar-SA"/>
+            </w:rPr>
+          </w:pPr>
+          <w:hyperlink w:anchor="_Toc234912312" w:history="1">
+            <w:r>
+              <w:rPr>
+                <w:rStyle w:val="a7"/>
+                <w:rFonts w:cs="Times New Roman"/>
+                <w:noProof/>
+              </w:rPr>
+              <w:t>ПРИЛОЖЕНИЕ А</w:t>
+            </w:r>
+            <w:r>
+              <w:rPr>
+                <w:noProof/>
+                <w:webHidden/>
+              </w:rPr>
+              <w:tab/>
+            </w:r>
+            <w:r>
+              <w:rPr>
+                <w:noProof/>
+                <w:webHidden/>
+              </w:rPr>
+              <w:fldChar w:fldCharType="begin"/>
+            </w:r>
+            <w:r>
+              <w:rPr>
+                <w:noProof/>
+                <w:webHidden/>
+              </w:rPr>
+              <w:instrText xml:space="preserve"> PAGEREF _Toc234912312 \h </w:instrText>
+            </w:r>
+            <w:r>
+              <w:rPr>
+                <w:noProof/>
+                <w:webHidden/>
+              </w:rPr>
+            </w:r>
+            <w:r>
+              <w:rPr>
+                <w:noProof/>
+                <w:webHidden/>
+              </w:rPr>
+              <w:fldChar w:fldCharType="separate"/>
+            </w:r>
+            <w:r>
+              <w:rPr>
+                <w:noProof/>
+                <w:webHidden/>
+              </w:rPr>
+              <w:t>19</w:t>
+            </w:r>
+            <w:r>
+              <w:rPr>
+                <w:noProof/>
+                <w:webHidden/>
+              </w:rPr>
+              <w:fldChar w:fldCharType="end"/>
+            </w:r>
+          </w:hyperlink>
+        </w:p>
+        <w:p>
+          <w:pPr>
+            <w:pStyle w:val="10"/>
             <w:rPr>
               <w:rFonts w:asciiTheme="minorHAnsi" w:eastAsiaTheme="minorEastAsia" w:hAnsiTheme="minorHAnsi" w:cstheme="minorBidi"/>
               <w:kern w:val="2"/>
@@ -3044,7 +3122,7 @@
           </w:pPr>
           <w:r>
             <w:rPr>
-              <w:rStyle w:val="a"/>
+              <w:rStyle w:val="ad"/>
             </w:rPr>
             <w:fldChar w:fldCharType="end"/>
           </w:r>
@@ -3053,7 +3131,7 @@
     </w:sdt>
     <w:p>
       <w:pPr>
-        <w:pStyle w:val="TOC1"/>
+        <w:pStyle w:val="10"/>
       </w:pPr>
       <w:r>
         <w:br w:type="page"/>
@@ -3061,13 +3139,13 @@
     </w:p>
     <w:p>
       <w:pPr>
-        <w:pStyle w:val="Heading2"/>
+        <w:pStyle w:val="2"/>
         <w:ind w:left="0"/>
         <w:rPr>
           <w:rFonts w:cs="Times New Roman"/>
         </w:rPr>
       </w:pPr>
-      <w:bookmarkStart w:id="1" w:name="_Toc234570544"/>
+      <w:bookmarkStart w:id="1" w:name="_Toc234912294"/>
       <w:r>
         <w:rPr>
           <w:rFonts w:cs="Times New Roman"/>
@@ -3079,7 +3157,7 @@
     </w:p>
     <w:p>
       <w:pPr>
-        <w:pStyle w:val="BodyText"/>
+        <w:pStyle w:val="a1"/>
       </w:pPr>
       <w:bookmarkStart w:id="2" w:name="_Toc73173348"/>
       <w:r>
@@ -3133,7 +3211,7 @@
     </w:p>
     <w:p>
       <w:pPr>
-        <w:pStyle w:val="BodyText"/>
+        <w:pStyle w:val="a1"/>
       </w:pPr>
       <w:r>
         <w:t xml:space="preserve">Для этого </w:t>
@@ -3147,7 +3225,7 @@
     </w:p>
     <w:p>
       <w:pPr>
-        <w:pStyle w:val="BodyText"/>
+        <w:pStyle w:val="a1"/>
         <w:numPr>
           <w:ilvl w:val="0"/>
           <w:numId w:val="8"/>
@@ -3164,7 +3242,7 @@
     </w:p>
     <w:p>
       <w:pPr>
-        <w:pStyle w:val="BodyText"/>
+        <w:pStyle w:val="a1"/>
         <w:numPr>
           <w:ilvl w:val="0"/>
           <w:numId w:val="8"/>
@@ -3190,13 +3268,13 @@
     </w:p>
     <w:p>
       <w:pPr>
-        <w:pStyle w:val="Heading2"/>
+        <w:pStyle w:val="2"/>
         <w:numPr>
           <w:ilvl w:val="1"/>
           <w:numId w:val="2"/>
         </w:numPr>
       </w:pPr>
-      <w:bookmarkStart w:id="3" w:name="_Toc234570545"/>
+      <w:bookmarkStart w:id="3" w:name="_Toc234912295"/>
       <w:r>
         <w:lastRenderedPageBreak/>
         <w:t xml:space="preserve">1 </w:t>
@@ -3209,14 +3287,14 @@
     </w:p>
     <w:p>
       <w:pPr>
-        <w:pStyle w:val="Heading3"/>
+        <w:pStyle w:val="3"/>
         <w:numPr>
           <w:ilvl w:val="2"/>
           <w:numId w:val="2"/>
         </w:numPr>
       </w:pPr>
       <w:bookmarkStart w:id="4" w:name="_Toc73173349"/>
-      <w:bookmarkStart w:id="5" w:name="_Toc234570546"/>
+      <w:bookmarkStart w:id="5" w:name="_Toc234912296"/>
       <w:r>
         <w:t>1.1 Предметная область</w:t>
       </w:r>
@@ -3224,7 +3302,7 @@
     </w:p>
     <w:p>
       <w:pPr>
-        <w:pStyle w:val="BodyText"/>
+        <w:pStyle w:val="a1"/>
       </w:pPr>
       <w:r>
         <w:t>Г</w:t>
@@ -3244,13 +3322,13 @@
     </w:p>
     <w:p>
       <w:pPr>
-        <w:pStyle w:val="Heading3"/>
+        <w:pStyle w:val="3"/>
         <w:numPr>
           <w:ilvl w:val="2"/>
           <w:numId w:val="2"/>
         </w:numPr>
       </w:pPr>
-      <w:bookmarkStart w:id="6" w:name="_Toc234570547"/>
+      <w:bookmarkStart w:id="6" w:name="_Toc234912297"/>
       <w:r>
         <w:t>1.2 Задачи практики</w:t>
       </w:r>
@@ -3504,7 +3582,7 @@
     <w:bookmarkEnd w:id="4"/>
     <w:p>
       <w:pPr>
-        <w:pStyle w:val="a1"/>
+        <w:pStyle w:val="af2"/>
       </w:pPr>
     </w:p>
     <w:p>
@@ -3520,16 +3598,13 @@
     </w:p>
     <w:p>
       <w:pPr>
-        <w:pStyle w:val="Heading2"/>
+        <w:pStyle w:val="2"/>
         <w:ind w:left="0"/>
       </w:pPr>
-      <w:bookmarkStart w:id="7" w:name="_Toc234570548"/>
+      <w:bookmarkStart w:id="7" w:name="_Toc234912298"/>
       <w:r>
         <w:lastRenderedPageBreak/>
-        <w:t xml:space="preserve">2 </w:t>
-      </w:r>
-      <w:r>
-        <w:t>РЕЗУЛЬТАТЫ РАБОТЫ</w:t>
+        <w:t>2 РЕЗУЛЬТАТЫ РАБОТЫ</w:t>
       </w:r>
       <w:bookmarkEnd w:id="7"/>
       <w:r>
@@ -3538,7 +3613,7 @@
     </w:p>
     <w:p>
       <w:pPr>
-        <w:pStyle w:val="BodyText"/>
+        <w:pStyle w:val="a1"/>
       </w:pPr>
       <w:r>
         <w:t>В рамках первых итераций был</w:t>
@@ -3585,13 +3660,13 @@
     </w:p>
     <w:p>
       <w:pPr>
-        <w:pStyle w:val="Heading3"/>
+        <w:pStyle w:val="3"/>
         <w:numPr>
           <w:ilvl w:val="2"/>
           <w:numId w:val="2"/>
         </w:numPr>
       </w:pPr>
-      <w:bookmarkStart w:id="8" w:name="_Toc234570549"/>
+      <w:bookmarkStart w:id="8" w:name="_Toc234912299"/>
       <w:r>
         <w:t xml:space="preserve">2.1. </w:t>
       </w:r>
@@ -3602,7 +3677,7 @@
     </w:p>
     <w:p>
       <w:pPr>
-        <w:pStyle w:val="BodyText"/>
+        <w:pStyle w:val="a1"/>
       </w:pPr>
       <w:r>
         <w:t>Роли в бригаде были распределены следующим образом:</w:t>
@@ -3610,7 +3685,7 @@
     </w:p>
     <w:p>
       <w:pPr>
-        <w:pStyle w:val="BodyText"/>
+        <w:pStyle w:val="a1"/>
         <w:numPr>
           <w:ilvl w:val="0"/>
           <w:numId w:val="10"/>
@@ -3623,7 +3698,7 @@
     </w:p>
     <w:p>
       <w:pPr>
-        <w:pStyle w:val="BodyText"/>
+        <w:pStyle w:val="a1"/>
         <w:numPr>
           <w:ilvl w:val="0"/>
           <w:numId w:val="10"/>
@@ -3654,7 +3729,7 @@
     </w:p>
     <w:p>
       <w:pPr>
-        <w:pStyle w:val="BodyText"/>
+        <w:pStyle w:val="a1"/>
         <w:numPr>
           <w:ilvl w:val="0"/>
           <w:numId w:val="10"/>
@@ -3673,7 +3748,7 @@
     </w:p>
     <w:p>
       <w:pPr>
-        <w:pStyle w:val="BodyText"/>
+        <w:pStyle w:val="a1"/>
       </w:pPr>
       <w:r>
         <w:t xml:space="preserve">Для разделения вычислительной логики </w:t>
@@ -3687,7 +3762,7 @@
     </w:p>
     <w:p>
       <w:pPr>
-        <w:pStyle w:val="BodyText"/>
+        <w:pStyle w:val="a1"/>
         <w:numPr>
           <w:ilvl w:val="0"/>
           <w:numId w:val="13"/>
@@ -3744,7 +3819,7 @@
     </w:p>
     <w:p>
       <w:pPr>
-        <w:pStyle w:val="BodyText"/>
+        <w:pStyle w:val="a1"/>
         <w:numPr>
           <w:ilvl w:val="0"/>
           <w:numId w:val="13"/>
@@ -3766,7 +3841,7 @@
     </w:p>
     <w:p>
       <w:pPr>
-        <w:pStyle w:val="BodyText"/>
+        <w:pStyle w:val="a1"/>
         <w:numPr>
           <w:ilvl w:val="0"/>
           <w:numId w:val="13"/>
@@ -3782,13 +3857,13 @@
     </w:p>
     <w:p>
       <w:pPr>
-        <w:pStyle w:val="Heading3"/>
+        <w:pStyle w:val="3"/>
         <w:numPr>
           <w:ilvl w:val="2"/>
           <w:numId w:val="2"/>
         </w:numPr>
       </w:pPr>
-      <w:bookmarkStart w:id="9" w:name="_Toc234570550"/>
+      <w:bookmarkStart w:id="9" w:name="_Toc234912300"/>
       <w:r>
         <w:t xml:space="preserve">2.2. </w:t>
       </w:r>
@@ -3805,7 +3880,7 @@
     </w:p>
     <w:p>
       <w:pPr>
-        <w:pStyle w:val="BodyText"/>
+        <w:pStyle w:val="a1"/>
       </w:pPr>
       <w:r>
         <w:t>На этапе планирования был сформирован перечень задач, разделенный на два основных направления разработки.</w:t>
@@ -3813,7 +3888,7 @@
     </w:p>
     <w:p>
       <w:pPr>
-        <w:pStyle w:val="BodyText"/>
+        <w:pStyle w:val="a1"/>
       </w:pPr>
       <w:r>
         <w:t>Задачи по реализации алгоритма (C++):</w:t>
@@ -3821,7 +3896,7 @@
     </w:p>
     <w:p>
       <w:pPr>
-        <w:pStyle w:val="BodyText"/>
+        <w:pStyle w:val="a1"/>
         <w:numPr>
           <w:ilvl w:val="0"/>
           <w:numId w:val="11"/>
@@ -3838,7 +3913,7 @@
     </w:p>
     <w:p>
       <w:pPr>
-        <w:pStyle w:val="BodyText"/>
+        <w:pStyle w:val="a1"/>
         <w:numPr>
           <w:ilvl w:val="0"/>
           <w:numId w:val="11"/>
@@ -3854,7 +3929,7 @@
     </w:p>
     <w:p>
       <w:pPr>
-        <w:pStyle w:val="BodyText"/>
+        <w:pStyle w:val="a1"/>
         <w:numPr>
           <w:ilvl w:val="0"/>
           <w:numId w:val="11"/>
@@ -3870,7 +3945,7 @@
     </w:p>
     <w:p>
       <w:pPr>
-        <w:pStyle w:val="BodyText"/>
+        <w:pStyle w:val="a1"/>
         <w:numPr>
           <w:ilvl w:val="0"/>
           <w:numId w:val="11"/>
@@ -3886,7 +3961,7 @@
     </w:p>
     <w:p>
       <w:pPr>
-        <w:pStyle w:val="BodyText"/>
+        <w:pStyle w:val="a1"/>
         <w:numPr>
           <w:ilvl w:val="0"/>
           <w:numId w:val="11"/>
@@ -3902,7 +3977,7 @@
     </w:p>
     <w:p>
       <w:pPr>
-        <w:pStyle w:val="BodyText"/>
+        <w:pStyle w:val="a1"/>
         <w:numPr>
           <w:ilvl w:val="0"/>
           <w:numId w:val="11"/>
@@ -3918,7 +3993,7 @@
     </w:p>
     <w:p>
       <w:pPr>
-        <w:pStyle w:val="BodyText"/>
+        <w:pStyle w:val="a1"/>
       </w:pPr>
       <w:r>
         <w:t>Задачи по реализации графической части:</w:t>
@@ -3926,7 +4001,7 @@
     </w:p>
     <w:p>
       <w:pPr>
-        <w:pStyle w:val="BodyText"/>
+        <w:pStyle w:val="a1"/>
         <w:numPr>
           <w:ilvl w:val="0"/>
           <w:numId w:val="12"/>
@@ -3942,7 +4017,7 @@
     </w:p>
     <w:p>
       <w:pPr>
-        <w:pStyle w:val="BodyText"/>
+        <w:pStyle w:val="a1"/>
         <w:numPr>
           <w:ilvl w:val="0"/>
           <w:numId w:val="12"/>
@@ -3958,13 +4033,13 @@
     </w:p>
     <w:p>
       <w:pPr>
-        <w:pStyle w:val="Heading3"/>
+        <w:pStyle w:val="3"/>
         <w:numPr>
           <w:ilvl w:val="2"/>
           <w:numId w:val="2"/>
         </w:numPr>
       </w:pPr>
-      <w:bookmarkStart w:id="10" w:name="_Toc234570551"/>
+      <w:bookmarkStart w:id="10" w:name="_Toc234912301"/>
       <w:r>
         <w:t xml:space="preserve">2.3. </w:t>
       </w:r>
@@ -3981,7 +4056,7 @@
     </w:p>
     <w:p>
       <w:pPr>
-        <w:pStyle w:val="BodyText"/>
+        <w:pStyle w:val="a1"/>
         <w:ind w:firstLine="0"/>
       </w:pPr>
       <w:r>
@@ -3993,7 +4068,7 @@
     </w:p>
     <w:p>
       <w:pPr>
-        <w:pStyle w:val="BodyText"/>
+        <w:pStyle w:val="a1"/>
         <w:ind w:firstLine="0"/>
         <w:jc w:val="center"/>
         <w:rPr>
@@ -4003,6 +4078,7 @@
       <w:r>
         <w:rPr>
           <w:noProof/>
+          <w:lang w:eastAsia="ru-RU" w:bidi="ar-SA"/>
         </w:rPr>
         <w:drawing>
           <wp:inline distT="0" distB="0" distL="0" distR="0" wp14:anchorId="674D9291" wp14:editId="623A1E53">
@@ -4022,7 +4098,7 @@
                     </pic:cNvPicPr>
                   </pic:nvPicPr>
                   <pic:blipFill rotWithShape="1">
-                    <a:blip r:embed="rId11">
+                    <a:blip r:embed="rId8">
                       <a:extLst>
                         <a:ext uri="{28A0092B-C50C-407E-A947-70E740481C1C}">
                           <a14:useLocalDpi xmlns:a14="http://schemas.microsoft.com/office/drawing/2010/main" val="0"/>
@@ -4061,7 +4137,7 @@
     </w:p>
     <w:p>
       <w:pPr>
-        <w:pStyle w:val="BodyText"/>
+        <w:pStyle w:val="a1"/>
         <w:ind w:firstLine="0"/>
         <w:jc w:val="center"/>
       </w:pPr>
@@ -4080,9 +4156,9 @@
     </w:p>
     <w:p>
       <w:pPr>
-        <w:pStyle w:val="Heading3"/>
-      </w:pPr>
-      <w:bookmarkStart w:id="11" w:name="_Toc234570552"/>
+        <w:pStyle w:val="3"/>
+      </w:pPr>
+      <w:bookmarkStart w:id="11" w:name="_Toc234912302"/>
       <w:r>
         <w:lastRenderedPageBreak/>
         <w:t>2.4. Третья итерация</w:t>
@@ -4091,7 +4167,7 @@
     </w:p>
     <w:p>
       <w:pPr>
-        <w:pStyle w:val="BodyText"/>
+        <w:pStyle w:val="a1"/>
       </w:pPr>
       <w:r>
         <w:t xml:space="preserve">В рамках третьей итерации </w:t>
@@ -4132,9 +4208,9 @@
     </w:p>
     <w:p>
       <w:pPr>
-        <w:pStyle w:val="Heading3"/>
-      </w:pPr>
-      <w:bookmarkStart w:id="12" w:name="_Toc234570553"/>
+        <w:pStyle w:val="3"/>
+      </w:pPr>
+      <w:bookmarkStart w:id="12" w:name="_Toc234912303"/>
       <w:r>
         <w:t xml:space="preserve">2.4.1   </w:t>
       </w:r>
@@ -4145,7 +4221,7 @@
     </w:p>
     <w:p>
       <w:pPr>
-        <w:pStyle w:val="BodyText"/>
+        <w:pStyle w:val="a1"/>
       </w:pPr>
       <w:r>
         <w:t>Файлы</w:t>
@@ -4159,14 +4235,12 @@
       <w:r>
         <w:t xml:space="preserve">т функцию </w:t>
       </w:r>
-      <w:proofErr w:type="spellStart"/>
       <w:r>
         <w:rPr>
           <w:lang w:val="en-US"/>
         </w:rPr>
         <w:t>evaluatePolynomial</w:t>
       </w:r>
-      <w:proofErr w:type="spellEnd"/>
       <w:r>
         <w:t>(). Функция принимает на вход вектор коэффициентов coeffs и значение точки x.</w:t>
       </w:r>
@@ -4188,28 +4262,32 @@
     </w:p>
     <w:p>
       <w:pPr>
-        <w:pStyle w:val="Heading3"/>
+        <w:pStyle w:val="3"/>
+      </w:pPr>
+      <w:bookmarkStart w:id="13" w:name="_Toc234912304"/>
+      <w:r>
+        <w:t xml:space="preserve">2.4.2 </w:t>
+      </w:r>
+      <w:r>
         <w:rPr>
           <w:lang w:val="en-US"/>
         </w:rPr>
-      </w:pPr>
-      <w:bookmarkStart w:id="13" w:name="_Toc234570554"/>
-      <w:r>
-        <w:t xml:space="preserve">2.4.2 </w:t>
-      </w:r>
-      <w:proofErr w:type="spellStart"/>
+        <w:t>Types</w:t>
+      </w:r>
+      <w:r>
+        <w:t>.</w:t>
+      </w:r>
       <w:r>
         <w:rPr>
           <w:lang w:val="en-US"/>
         </w:rPr>
-        <w:t>Types.h</w:t>
+        <w:t>h</w:t>
       </w:r>
       <w:bookmarkEnd w:id="13"/>
-      <w:proofErr w:type="spellEnd"/>
-    </w:p>
-    <w:p>
-      <w:pPr>
-        <w:pStyle w:val="BodyText"/>
+    </w:p>
+    <w:p>
+      <w:pPr>
+        <w:pStyle w:val="a1"/>
       </w:pPr>
       <w:r>
         <w:t>Определяет структуры данных:</w:t>
@@ -4217,7 +4295,7 @@
     </w:p>
     <w:p>
       <w:pPr>
-        <w:pStyle w:val="BodyText"/>
+        <w:pStyle w:val="a1"/>
       </w:pPr>
       <w:r>
         <w:rPr>
@@ -4240,16 +4318,14 @@
     </w:p>
     <w:p>
       <w:pPr>
-        <w:pStyle w:val="BodyText"/>
-      </w:pPr>
-      <w:proofErr w:type="spellStart"/>
+        <w:pStyle w:val="a1"/>
+      </w:pPr>
       <w:r>
         <w:rPr>
           <w:lang w:val="en-US"/>
         </w:rPr>
         <w:t>ProblemDefinition</w:t>
       </w:r>
-      <w:proofErr w:type="spellEnd"/>
       <w:r>
         <w:t xml:space="preserve">: структура для хранения входных данных задачи (вектор коэффициентов полинома, границы диапазона </w:t>
       </w:r>
@@ -4274,16 +4350,14 @@
     </w:p>
     <w:p>
       <w:pPr>
-        <w:pStyle w:val="BodyText"/>
-      </w:pPr>
-      <w:proofErr w:type="spellStart"/>
+        <w:pStyle w:val="a1"/>
+      </w:pPr>
       <w:r>
         <w:rPr>
           <w:lang w:val="en-US"/>
         </w:rPr>
         <w:t>GAParameters</w:t>
       </w:r>
-      <w:proofErr w:type="spellEnd"/>
       <w:r>
         <w:t>: параметр</w:t>
       </w:r>
@@ -4308,36 +4382,30 @@
       <w:r>
         <w:t xml:space="preserve"> </w:t>
       </w:r>
-      <w:proofErr w:type="spellStart"/>
       <w:r>
         <w:rPr>
           <w:lang w:val="en-US"/>
         </w:rPr>
         <w:t>SelectionType</w:t>
       </w:r>
-      <w:proofErr w:type="spellEnd"/>
       <w:r>
         <w:t xml:space="preserve">, </w:t>
       </w:r>
-      <w:proofErr w:type="spellStart"/>
       <w:r>
         <w:rPr>
           <w:lang w:val="en-US"/>
         </w:rPr>
         <w:t>CrossoverType</w:t>
       </w:r>
-      <w:proofErr w:type="spellEnd"/>
       <w:r>
         <w:t xml:space="preserve">, </w:t>
       </w:r>
-      <w:proofErr w:type="spellStart"/>
       <w:r>
         <w:rPr>
           <w:lang w:val="en-US"/>
         </w:rPr>
         <w:t>MutationType</w:t>
       </w:r>
-      <w:proofErr w:type="spellEnd"/>
       <w:r>
         <w:t xml:space="preserve"> </w:t>
       </w:r>
@@ -4350,25 +4418,23 @@
     </w:p>
     <w:p>
       <w:pPr>
-        <w:pStyle w:val="BodyText"/>
-      </w:pPr>
-      <w:proofErr w:type="spellStart"/>
+        <w:pStyle w:val="a1"/>
+      </w:pPr>
       <w:r>
         <w:rPr>
           <w:lang w:val="en-US"/>
         </w:rPr>
         <w:t>GenerationSnapshot</w:t>
       </w:r>
-      <w:proofErr w:type="spellEnd"/>
       <w:r>
         <w:t>: структура для хранения состояния популяции на конкретной итерации, включающая средние и лучшие показатели, а также список найденных экстремумов.</w:t>
       </w:r>
     </w:p>
     <w:p>
       <w:pPr>
-        <w:pStyle w:val="Heading3"/>
-      </w:pPr>
-      <w:bookmarkStart w:id="14" w:name="_Toc234570555"/>
+        <w:pStyle w:val="3"/>
+      </w:pPr>
+      <w:bookmarkStart w:id="14" w:name="_Toc234912305"/>
       <w:r>
         <w:t xml:space="preserve">2.4.3 </w:t>
       </w:r>
@@ -4379,18 +4445,15 @@
     </w:p>
     <w:p>
       <w:pPr>
-        <w:pStyle w:val="BodyText"/>
-      </w:pPr>
-      <w:r>
-        <w:t xml:space="preserve">Основной класс </w:t>
-      </w:r>
-      <w:r>
-        <w:t>алгоритма.</w:t>
-      </w:r>
-    </w:p>
-    <w:p>
-      <w:pPr>
-        <w:pStyle w:val="BodyText"/>
+        <w:pStyle w:val="a1"/>
+      </w:pPr>
+      <w:r>
+        <w:t>Основной класс алгоритма.</w:t>
+      </w:r>
+    </w:p>
+    <w:p>
+      <w:pPr>
+        <w:pStyle w:val="a1"/>
       </w:pPr>
       <w:r>
         <w:t>initializePopulation(): Заполняет популяцию случайными значениями из диапазона [l, r] с использованием std::uniform_real_distribution. Для каждой особи рассчитывается rawFitness.</w:t>
@@ -4398,21 +4461,15 @@
     </w:p>
     <w:p>
       <w:pPr>
-        <w:pStyle w:val="BodyText"/>
-      </w:pPr>
-      <w:r>
-        <w:t xml:space="preserve">step(): Главный метод итерации. </w:t>
-      </w:r>
-      <w:r>
-        <w:t>Алгоритм</w:t>
-      </w:r>
-      <w:r>
-        <w:t>:</w:t>
-      </w:r>
-    </w:p>
-    <w:p>
-      <w:pPr>
-        <w:pStyle w:val="BodyText"/>
+        <w:pStyle w:val="a1"/>
+      </w:pPr>
+      <w:r>
+        <w:t>step(): Главный метод итерации. Алгоритм:</w:t>
+      </w:r>
+    </w:p>
+    <w:p>
+      <w:pPr>
+        <w:pStyle w:val="a1"/>
         <w:numPr>
           <w:ilvl w:val="0"/>
           <w:numId w:val="16"/>
@@ -4425,7 +4482,7 @@
     </w:p>
     <w:p>
       <w:pPr>
-        <w:pStyle w:val="BodyText"/>
+        <w:pStyle w:val="a1"/>
         <w:numPr>
           <w:ilvl w:val="0"/>
           <w:numId w:val="16"/>
@@ -4433,15 +4490,12 @@
         <w:ind w:left="709" w:firstLine="0"/>
       </w:pPr>
       <w:r>
-        <w:t>Сохранение элиты (лучшей особи)</w:t>
-      </w:r>
-      <w:r>
-        <w:t>.</w:t>
-      </w:r>
-    </w:p>
-    <w:p>
-      <w:pPr>
-        <w:pStyle w:val="BodyText"/>
+        <w:t>Сохранение элиты (лучшей особи).</w:t>
+      </w:r>
+    </w:p>
+    <w:p>
+      <w:pPr>
+        <w:pStyle w:val="a1"/>
         <w:numPr>
           <w:ilvl w:val="0"/>
           <w:numId w:val="16"/>
@@ -4449,15 +4503,12 @@
         <w:ind w:left="709" w:firstLine="0"/>
       </w:pPr>
       <w:r>
-        <w:t>Селекция родителей</w:t>
-      </w:r>
-      <w:r>
-        <w:t>.</w:t>
-      </w:r>
-    </w:p>
-    <w:p>
-      <w:pPr>
-        <w:pStyle w:val="BodyText"/>
+        <w:t>Селекция родителей.</w:t>
+      </w:r>
+    </w:p>
+    <w:p>
+      <w:pPr>
+        <w:pStyle w:val="a1"/>
         <w:numPr>
           <w:ilvl w:val="0"/>
           <w:numId w:val="16"/>
@@ -4470,7 +4521,7 @@
     </w:p>
     <w:p>
       <w:pPr>
-        <w:pStyle w:val="BodyText"/>
+        <w:pStyle w:val="a1"/>
         <w:numPr>
           <w:ilvl w:val="0"/>
           <w:numId w:val="16"/>
@@ -4484,7 +4535,7 @@
     </w:p>
     <w:p>
       <w:pPr>
-        <w:pStyle w:val="BodyText"/>
+        <w:pStyle w:val="a1"/>
         <w:numPr>
           <w:ilvl w:val="0"/>
           <w:numId w:val="16"/>
@@ -4503,7 +4554,7 @@
     </w:p>
     <w:p>
       <w:pPr>
-        <w:pStyle w:val="BodyText"/>
+        <w:pStyle w:val="a1"/>
       </w:pPr>
       <w:r>
         <w:t>computeSharedFitness():</w:t>
@@ -4523,7 +4574,7 @@
     </w:p>
     <w:p>
       <w:pPr>
-        <w:pStyle w:val="BodyText"/>
+        <w:pStyle w:val="a1"/>
       </w:pPr>
       <w:r>
         <w:t>Селекция</w:t>
@@ -4534,7 +4585,7 @@
     </w:p>
     <w:p>
       <w:pPr>
-        <w:pStyle w:val="BodyText"/>
+        <w:pStyle w:val="a1"/>
         <w:numPr>
           <w:ilvl w:val="0"/>
           <w:numId w:val="17"/>
@@ -4565,7 +4616,7 @@
     </w:p>
     <w:p>
       <w:pPr>
-        <w:pStyle w:val="BodyText"/>
+        <w:pStyle w:val="a1"/>
         <w:numPr>
           <w:ilvl w:val="0"/>
           <w:numId w:val="17"/>
@@ -4578,7 +4629,7 @@
     </w:p>
     <w:p>
       <w:pPr>
-        <w:pStyle w:val="BodyText"/>
+        <w:pStyle w:val="a1"/>
       </w:pPr>
       <w:r>
         <w:t>Кроссовер (arithmeticCrossover, blxCrossover</w:t>
@@ -4592,7 +4643,7 @@
     </w:p>
     <w:p>
       <w:pPr>
-        <w:pStyle w:val="BodyText"/>
+        <w:pStyle w:val="a1"/>
         <w:numPr>
           <w:ilvl w:val="0"/>
           <w:numId w:val="18"/>
@@ -4611,7 +4662,7 @@
     </w:p>
     <w:p>
       <w:pPr>
-        <w:pStyle w:val="BodyText"/>
+        <w:pStyle w:val="a1"/>
         <w:numPr>
           <w:ilvl w:val="0"/>
           <w:numId w:val="18"/>
@@ -4630,7 +4681,7 @@
     </w:p>
     <w:p>
       <w:pPr>
-        <w:pStyle w:val="BodyText"/>
+        <w:pStyle w:val="a1"/>
       </w:pPr>
       <w:r>
         <w:t>Мутаци</w:t>
@@ -4641,7 +4692,7 @@
     </w:p>
     <w:p>
       <w:pPr>
-        <w:pStyle w:val="BodyText"/>
+        <w:pStyle w:val="a1"/>
       </w:pPr>
       <w:r>
         <w:t>gaussianMutate: добавляет к гену значение из нормального распределения.</w:t>
@@ -4649,7 +4700,7 @@
     </w:p>
     <w:p>
       <w:pPr>
-        <w:pStyle w:val="BodyText"/>
+        <w:pStyle w:val="a1"/>
       </w:pPr>
       <w:r>
         <w:t>uniformMutate: заменяет значение гена случайным числом в допустимом диапазоне.</w:t>
@@ -4657,7 +4708,7 @@
     </w:p>
     <w:p>
       <w:pPr>
-        <w:pStyle w:val="BodyText"/>
+        <w:pStyle w:val="a1"/>
       </w:pPr>
       <w:r>
         <w:t>extractMaxima(): Метод для извлечения экстремумов.</w:t>
@@ -4665,7 +4716,7 @@
     </w:p>
     <w:p>
       <w:pPr>
-        <w:pStyle w:val="BodyText"/>
+        <w:pStyle w:val="a1"/>
         <w:numPr>
           <w:ilvl w:val="0"/>
           <w:numId w:val="19"/>
@@ -4678,7 +4729,7 @@
     </w:p>
     <w:p>
       <w:pPr>
-        <w:pStyle w:val="BodyText"/>
+        <w:pStyle w:val="a1"/>
         <w:numPr>
           <w:ilvl w:val="0"/>
           <w:numId w:val="19"/>
@@ -4694,7 +4745,7 @@
     </w:p>
     <w:p>
       <w:pPr>
-        <w:pStyle w:val="BodyText"/>
+        <w:pStyle w:val="a1"/>
         <w:numPr>
           <w:ilvl w:val="0"/>
           <w:numId w:val="19"/>
@@ -4710,7 +4761,7 @@
     </w:p>
     <w:p>
       <w:pPr>
-        <w:pStyle w:val="BodyText"/>
+        <w:pStyle w:val="a1"/>
       </w:pPr>
       <w:r>
         <w:lastRenderedPageBreak/>
@@ -4728,137 +4779,89 @@
     </w:p>
     <w:p>
       <w:pPr>
-        <w:pStyle w:val="Heading3"/>
+        <w:pStyle w:val="3"/>
+      </w:pPr>
+      <w:bookmarkStart w:id="15" w:name="_Toc234912306"/>
+      <w:r>
+        <w:t>2.4.4</w:t>
+      </w:r>
+      <w:r>
+        <w:t xml:space="preserve"> </w:t>
+      </w:r>
+      <w:r>
         <w:rPr>
           <w:lang w:val="en-US"/>
         </w:rPr>
-      </w:pPr>
-      <w:bookmarkStart w:id="15" w:name="_Toc234570556"/>
-      <w:r>
-        <w:t>2.4.4</w:t>
+        <w:t>GUI</w:t>
+      </w:r>
+      <w:bookmarkEnd w:id="15"/>
+    </w:p>
+    <w:p>
+      <w:pPr>
+        <w:pStyle w:val="a1"/>
+      </w:pPr>
+      <w:r>
+        <w:t xml:space="preserve">По созданому </w:t>
+      </w:r>
+      <w:r>
+        <w:t>графическому шаблону реализована визуальная составляющая программы</w:t>
+      </w:r>
+      <w:r>
+        <w:t>.</w:t>
       </w:r>
       <w:r>
         <w:t xml:space="preserve"> </w:t>
       </w:r>
       <w:r>
-        <w:rPr>
-          <w:lang w:val="en-US"/>
-        </w:rPr>
-        <w:t>GUI</w:t>
-      </w:r>
-      <w:bookmarkEnd w:id="15"/>
-    </w:p>
-    <w:p>
-      <w:pPr>
-        <w:pStyle w:val="BodyText"/>
-      </w:pPr>
-      <w:r>
-        <w:t xml:space="preserve">По созданому </w:t>
-      </w:r>
-      <w:r>
-        <w:t>графическому шаблону реализована визуальная составляющая программы</w:t>
-      </w:r>
-      <w:r>
-        <w:t>.</w:t>
+        <w:t>Все элементы интерфейса расположены внутри главного окна, поделенного на несколько секций (см. рис. 2):</w:t>
+      </w:r>
+    </w:p>
+    <w:p>
+      <w:pPr>
+        <w:pStyle w:val="a1"/>
+      </w:pPr>
+      <w:r>
+        <w:t>1. Сверху располагается секция ввода данных: ввод полинома и интервала находятся в открытой части секции, при нажатии на кнопку «Параметры» разворачивается дополнительное поле для ввода параметров генетического алгоритма. В разворачиваемом поле присутствует кнопка «Загрузить», позволяющая загрузить данные из файла формата .txt, и кнопка «Сгенерировать», заполняющая параметры случайными данными.</w:t>
+      </w:r>
+    </w:p>
+    <w:p>
+      <w:pPr>
+        <w:pStyle w:val="a1"/>
+      </w:pPr>
+      <w:r>
+        <w:t xml:space="preserve">2. Под секцией ввода данных располагается секция, содержащая график полинома с отмеченными локальными максимумами всех популяций. </w:t>
+      </w:r>
+    </w:p>
+    <w:p>
+      <w:pPr>
+        <w:pStyle w:val="a1"/>
+      </w:pPr>
+      <w:r>
+        <w:t>3. Ниже расположена секция функции качества, отражающая зависимость качества поколения от его порядкового номера.</w:t>
+      </w:r>
+    </w:p>
+    <w:p>
+      <w:pPr>
+        <w:pStyle w:val="a1"/>
+      </w:pPr>
+      <w:r>
+        <w:t xml:space="preserve">4. Справа от графика функции качества располагается секция отображения конкретного поколения и результатов работы алгоритма. </w:t>
+      </w:r>
+    </w:p>
+    <w:p>
+      <w:pPr>
+        <w:pStyle w:val="a1"/>
+      </w:pPr>
+      <w:r>
+        <w:t>5. Ниже располагается секция, содержащая кнопки, позволяющие визуализировать решение пошагово, кнопку «Пропустить», предоставляющую возможность сразу получить готовое решение, и кнопку «Сохранить» для сохранения результатов.</w:t>
       </w:r>
       <w:r>
         <w:t xml:space="preserve"> </w:t>
       </w:r>
-      <w:r>
-        <w:t>В</w:t>
-      </w:r>
-      <w:r>
-        <w:t xml:space="preserve">се элементы </w:t>
-      </w:r>
-      <w:r>
-        <w:t>интерфейса</w:t>
-      </w:r>
-      <w:r>
-        <w:t xml:space="preserve"> </w:t>
-      </w:r>
-      <w:r>
-        <w:t>расположены</w:t>
-      </w:r>
-      <w:r>
-        <w:t xml:space="preserve"> внутри главного окна, </w:t>
-      </w:r>
-      <w:r>
-        <w:t>поделенного на несколько секций (см. рис. 2):</w:t>
-      </w:r>
-    </w:p>
-    <w:p>
-      <w:pPr>
-        <w:pStyle w:val="BodyText"/>
-      </w:pPr>
-      <w:r>
-        <w:t xml:space="preserve">1. </w:t>
-      </w:r>
-      <w:r>
-        <w:t xml:space="preserve">Сверху располагается секция ввода данных: ввод полинома и интервала находятся в открытой части секции, при нажатии на кнопку «Параметры» разворачивается дополнительное поле для ввода параметров генетического алгоритма. </w:t>
-      </w:r>
-      <w:r>
-        <w:t>В</w:t>
-      </w:r>
-      <w:r>
-        <w:t xml:space="preserve"> разворачиваемом поле присутствует кнопка «Загрузить», позволяющая загрузить данные из файла формата .txt, и кнопка «Сгенерировать», заполняющая параметры случайными данными.</w:t>
-      </w:r>
-    </w:p>
-    <w:p>
-      <w:pPr>
-        <w:pStyle w:val="BodyText"/>
-      </w:pPr>
-      <w:r>
-        <w:t>2</w:t>
-      </w:r>
-      <w:r>
-        <w:t xml:space="preserve">. Под секцией ввода данных располагается секция, содержащая график полинома с отмеченными локальными максимумами всех популяций. </w:t>
-      </w:r>
-    </w:p>
-    <w:p>
-      <w:pPr>
-        <w:pStyle w:val="BodyText"/>
-      </w:pPr>
-      <w:r>
-        <w:t>3</w:t>
-      </w:r>
-      <w:r>
-        <w:t>. Ниже расположена секция функции качества, отражающая зависимость качества поколения от его порядкового номера.</w:t>
-      </w:r>
-    </w:p>
-    <w:p>
-      <w:pPr>
-        <w:pStyle w:val="BodyText"/>
-      </w:pPr>
-      <w:r>
-        <w:t>4</w:t>
-      </w:r>
-      <w:r>
-        <w:t xml:space="preserve">. Справа от графика функции качества располагается секция отображения конкретного поколения и результатов работы алгоритма. </w:t>
-      </w:r>
-    </w:p>
-    <w:p>
-      <w:pPr>
-        <w:pStyle w:val="BodyText"/>
-      </w:pPr>
-      <w:r>
-        <w:t>5</w:t>
-      </w:r>
-      <w:r>
-        <w:t>. Ниже располагается секция, содержащая кнопки, позволяющие визуализировать решение пошагово, кнопку «Пропустить», предоставляющую возможность сразу получить готовое решение,</w:t>
-      </w:r>
-      <w:r>
-        <w:t xml:space="preserve"> и</w:t>
-      </w:r>
-      <w:r>
-        <w:t xml:space="preserve"> кнопку «Сохранить» для сохранения результатов.</w:t>
-      </w:r>
-      <w:r>
-        <w:t xml:space="preserve"> </w:t>
-      </w:r>
-    </w:p>
-    <w:p>
-      <w:pPr>
-        <w:pStyle w:val="BodyText"/>
+    </w:p>
+    <w:p>
+      <w:pPr>
+        <w:pStyle w:val="a1"/>
       </w:pPr>
       <w:r>
         <w:lastRenderedPageBreak/>
@@ -4867,6 +4870,7 @@
       <w:r>
         <w:rPr>
           <w:noProof/>
+          <w:lang w:eastAsia="ru-RU" w:bidi="ar-SA"/>
         </w:rPr>
         <w:drawing>
           <wp:inline distT="0" distB="0" distL="0" distR="0" wp14:anchorId="64D0A9DD" wp14:editId="0FC0C7A6">
@@ -4886,7 +4890,7 @@
                     </pic:cNvPicPr>
                   </pic:nvPicPr>
                   <pic:blipFill>
-                    <a:blip r:embed="rId12" cstate="print">
+                    <a:blip r:embed="rId9" cstate="print">
                       <a:extLst>
                         <a:ext uri="{28A0092B-C50C-407E-A947-70E740481C1C}">
                           <a14:useLocalDpi xmlns:a14="http://schemas.microsoft.com/office/drawing/2010/main" val="0"/>
@@ -4920,7 +4924,7 @@
     </w:p>
     <w:p>
       <w:pPr>
-        <w:pStyle w:val="BodyText"/>
+        <w:pStyle w:val="a1"/>
         <w:jc w:val="center"/>
       </w:pPr>
       <w:r>
@@ -4929,21 +4933,431 @@
     </w:p>
     <w:p>
       <w:pPr>
-        <w:pStyle w:val="Heading2"/>
+        <w:pStyle w:val="3"/>
+        <w:numPr>
+          <w:ilvl w:val="0"/>
+          <w:numId w:val="12"/>
+        </w:numPr>
+      </w:pPr>
+      <w:bookmarkStart w:id="16" w:name="_Toc234912307"/>
+      <w:r>
+        <w:t>Четвертая итерация</w:t>
+      </w:r>
+      <w:bookmarkEnd w:id="16"/>
+    </w:p>
+    <w:p>
+      <w:pPr>
+        <w:pStyle w:val="a1"/>
+        <w:rPr>
+          <w:lang w:eastAsia="ru-RU" w:bidi="ar-SA"/>
+        </w:rPr>
+      </w:pPr>
+      <w:r>
+        <w:rPr>
+          <w:lang w:eastAsia="ru-RU" w:bidi="ar-SA"/>
+        </w:rPr>
+        <w:t xml:space="preserve">В рамках четвертой итерации была реализована связь между графическим интерфейсом и </w:t>
+      </w:r>
+      <w:r>
+        <w:rPr>
+          <w:lang w:eastAsia="ru-RU" w:bidi="ar-SA"/>
+        </w:rPr>
+        <w:t>алгоритмом</w:t>
+      </w:r>
+      <w:r>
+        <w:rPr>
+          <w:lang w:eastAsia="ru-RU" w:bidi="ar-SA"/>
+        </w:rPr>
+        <w:t>, а также добавлена работа с внешними файлами.</w:t>
+      </w:r>
+    </w:p>
+    <w:p>
+      <w:pPr>
+        <w:pStyle w:val="a1"/>
+        <w:rPr>
+          <w:lang w:eastAsia="ru-RU" w:bidi="ar-SA"/>
+        </w:rPr>
+      </w:pPr>
+      <w:r>
+        <w:rPr>
+          <w:lang w:eastAsia="ru-RU" w:bidi="ar-SA"/>
+        </w:rPr>
+        <w:t xml:space="preserve">Для обмена данными добавлены методы преобразования. Метод </w:t>
+      </w:r>
+      <w:r>
+        <w:rPr>
+          <w:rFonts w:ascii="Courier New" w:hAnsi="Courier New" w:cs="Courier New"/>
+          <w:sz w:val="24"/>
+          <w:lang w:eastAsia="ru-RU" w:bidi="ar-SA"/>
+        </w:rPr>
+        <w:t>inputHandle</w:t>
+      </w:r>
+      <w:r>
+        <w:rPr>
+          <w:sz w:val="36"/>
+          <w:lang w:eastAsia="ru-RU" w:bidi="ar-SA"/>
+        </w:rPr>
+        <w:t xml:space="preserve"> </w:t>
+      </w:r>
+      <w:r>
+        <w:rPr>
+          <w:lang w:eastAsia="ru-RU" w:bidi="ar-SA"/>
+        </w:rPr>
+        <w:t xml:space="preserve">считывает введенные пользователем значения из виджетов интерфейса, формируя из них объекты </w:t>
+      </w:r>
+      <w:r>
+        <w:rPr>
+          <w:rFonts w:ascii="Courier New" w:hAnsi="Courier New" w:cs="Courier New"/>
+          <w:sz w:val="24"/>
+          <w:lang w:eastAsia="ru-RU" w:bidi="ar-SA"/>
+        </w:rPr>
+        <w:t>GAParameters</w:t>
+      </w:r>
+      <w:r>
+        <w:rPr>
+          <w:sz w:val="36"/>
+          <w:lang w:eastAsia="ru-RU" w:bidi="ar-SA"/>
+        </w:rPr>
+        <w:t xml:space="preserve"> </w:t>
+      </w:r>
+      <w:r>
+        <w:rPr>
+          <w:lang w:eastAsia="ru-RU" w:bidi="ar-SA"/>
+        </w:rPr>
+        <w:t xml:space="preserve">и </w:t>
+      </w:r>
+      <w:r>
+        <w:rPr>
+          <w:rFonts w:ascii="Courier New" w:hAnsi="Courier New" w:cs="Courier New"/>
+          <w:sz w:val="24"/>
+          <w:lang w:eastAsia="ru-RU" w:bidi="ar-SA"/>
+        </w:rPr>
+        <w:t>PolynomData</w:t>
+      </w:r>
+      <w:r>
+        <w:rPr>
+          <w:sz w:val="36"/>
+          <w:lang w:eastAsia="ru-RU" w:bidi="ar-SA"/>
+        </w:rPr>
+        <w:t xml:space="preserve"> </w:t>
+      </w:r>
+      <w:r>
+        <w:rPr>
+          <w:lang w:eastAsia="ru-RU" w:bidi="ar-SA"/>
+        </w:rPr>
+        <w:t xml:space="preserve">для генетического алгоритма. Метод </w:t>
+      </w:r>
+      <w:r>
+        <w:rPr>
+          <w:rFonts w:ascii="Courier New" w:hAnsi="Courier New" w:cs="Courier New"/>
+          <w:sz w:val="24"/>
+          <w:lang w:eastAsia="ru-RU" w:bidi="ar-SA"/>
+        </w:rPr>
+        <w:t>outHandle</w:t>
+      </w:r>
+      <w:r>
+        <w:rPr>
+          <w:sz w:val="36"/>
+          <w:lang w:eastAsia="ru-RU" w:bidi="ar-SA"/>
+        </w:rPr>
+        <w:t xml:space="preserve"> </w:t>
+      </w:r>
+      <w:r>
+        <w:rPr>
+          <w:lang w:eastAsia="ru-RU" w:bidi="ar-SA"/>
+        </w:rPr>
+        <w:t xml:space="preserve">выполняет принимает объекты параметров и обновляет соответствующие поля на экране. Вывод списка особей текущего поколения и найденных локальных максимумов реализован в функции </w:t>
+      </w:r>
+      <w:r>
+        <w:rPr>
+          <w:rFonts w:ascii="Courier New" w:hAnsi="Courier New" w:cs="Courier New"/>
+          <w:sz w:val="24"/>
+          <w:lang w:eastAsia="ru-RU" w:bidi="ar-SA"/>
+        </w:rPr>
+        <w:t>updateResults</w:t>
+      </w:r>
+      <w:r>
+        <w:rPr>
+          <w:lang w:eastAsia="ru-RU" w:bidi="ar-SA"/>
+        </w:rPr>
+        <w:t xml:space="preserve">. Она </w:t>
+      </w:r>
+      <w:r>
+        <w:rPr>
+          <w:lang w:eastAsia="ru-RU" w:bidi="ar-SA"/>
+        </w:rPr>
+        <w:t>добавляет</w:t>
+      </w:r>
+      <w:r>
+        <w:rPr>
+          <w:lang w:eastAsia="ru-RU" w:bidi="ar-SA"/>
+        </w:rPr>
+        <w:t xml:space="preserve"> числовые значения в текстовые поля интерфейса.</w:t>
+      </w:r>
+    </w:p>
+    <w:p>
+      <w:pPr>
+        <w:pStyle w:val="a1"/>
+        <w:rPr>
+          <w:lang w:eastAsia="ru-RU" w:bidi="ar-SA"/>
+        </w:rPr>
+      </w:pPr>
+      <w:r>
+        <w:rPr>
+          <w:lang w:eastAsia="ru-RU" w:bidi="ar-SA"/>
+        </w:rPr>
+        <w:t xml:space="preserve">Визуализация данных выполнена с помощью классов модуля Qt Charts. Добавлен график заданного полинома на указанном интервале, построенный по вычисленным точкам с помощью </w:t>
+      </w:r>
+      <w:r>
+        <w:rPr>
+          <w:rFonts w:ascii="Courier New" w:hAnsi="Courier New" w:cs="Courier New"/>
+          <w:sz w:val="24"/>
+          <w:lang w:eastAsia="ru-RU" w:bidi="ar-SA"/>
+        </w:rPr>
+        <w:t>QLineSeries</w:t>
+      </w:r>
+      <w:r>
+        <w:rPr>
+          <w:lang w:eastAsia="ru-RU" w:bidi="ar-SA"/>
+        </w:rPr>
+        <w:t xml:space="preserve">. За динамическое обновление визуализации отвечает метод </w:t>
+      </w:r>
+      <w:r>
+        <w:rPr>
+          <w:rFonts w:ascii="Courier New" w:hAnsi="Courier New" w:cs="Courier New"/>
+          <w:sz w:val="24"/>
+          <w:lang w:eastAsia="ru-RU" w:bidi="ar-SA"/>
+        </w:rPr>
+        <w:t>updatePlots</w:t>
+      </w:r>
+      <w:r>
+        <w:rPr>
+          <w:lang w:eastAsia="ru-RU" w:bidi="ar-SA"/>
+        </w:rPr>
+        <w:t xml:space="preserve">. В зависимости от </w:t>
+      </w:r>
+      <w:r>
+        <w:rPr>
+          <w:lang w:eastAsia="ru-RU" w:bidi="ar-SA"/>
+        </w:rPr>
+        <w:lastRenderedPageBreak/>
+        <w:t>текущего шага алгоритма он перерисовывает график функции качества и отмечает точки локальных максимумов поверх графика полинома, используя круговые маркеры</w:t>
+      </w:r>
+      <w:r>
+        <w:rPr>
+          <w:lang w:eastAsia="ru-RU" w:bidi="ar-SA"/>
+        </w:rPr>
+        <w:t xml:space="preserve"> (см. рис. 3)</w:t>
+      </w:r>
+      <w:r>
+        <w:rPr>
+          <w:lang w:eastAsia="ru-RU" w:bidi="ar-SA"/>
+        </w:rPr>
+        <w:t>.</w:t>
+      </w:r>
+    </w:p>
+    <w:p>
+      <w:pPr>
+        <w:pStyle w:val="a1"/>
+        <w:rPr>
+          <w:lang w:eastAsia="ru-RU" w:bidi="ar-SA"/>
+        </w:rPr>
+      </w:pPr>
+      <w:r>
+        <w:rPr>
+          <w:lang w:eastAsia="ru-RU" w:bidi="ar-SA"/>
+        </w:rPr>
+        <w:t xml:space="preserve">Для разделения логики приложения был реализован отдельный класс </w:t>
+      </w:r>
+      <w:r>
+        <w:rPr>
+          <w:rFonts w:ascii="Courier New" w:hAnsi="Courier New" w:cs="Courier New"/>
+          <w:sz w:val="24"/>
+          <w:lang w:eastAsia="ru-RU" w:bidi="ar-SA"/>
+        </w:rPr>
+        <w:t>Controller</w:t>
+      </w:r>
+      <w:r>
+        <w:rPr>
+          <w:lang w:eastAsia="ru-RU" w:bidi="ar-SA"/>
+        </w:rPr>
+        <w:t>. Он выполняет роль посредника межд</w:t>
+      </w:r>
+      <w:r>
+        <w:rPr>
+          <w:lang w:eastAsia="ru-RU" w:bidi="ar-SA"/>
+        </w:rPr>
+        <w:t xml:space="preserve">у главным окном </w:t>
+      </w:r>
+      <w:r>
+        <w:rPr>
+          <w:rFonts w:ascii="Courier New" w:hAnsi="Courier New" w:cs="Courier New"/>
+          <w:sz w:val="24"/>
+          <w:lang w:eastAsia="ru-RU" w:bidi="ar-SA"/>
+        </w:rPr>
+        <w:t>MainWindow</w:t>
+      </w:r>
+      <w:r>
+        <w:rPr>
+          <w:sz w:val="36"/>
+          <w:lang w:eastAsia="ru-RU" w:bidi="ar-SA"/>
+        </w:rPr>
+        <w:t xml:space="preserve"> </w:t>
+      </w:r>
+      <w:r>
+        <w:rPr>
+          <w:lang w:eastAsia="ru-RU" w:bidi="ar-SA"/>
+        </w:rPr>
+        <w:t xml:space="preserve">и вычислительной частью </w:t>
+      </w:r>
+      <w:r>
+        <w:rPr>
+          <w:rFonts w:ascii="Courier New" w:hAnsi="Courier New" w:cs="Courier New"/>
+          <w:sz w:val="24"/>
+          <w:lang w:eastAsia="ru-RU" w:bidi="ar-SA"/>
+        </w:rPr>
+        <w:t>GeneticAlgorithm</w:t>
+      </w:r>
+      <w:r>
+        <w:rPr>
+          <w:lang w:eastAsia="ru-RU" w:bidi="ar-SA"/>
+        </w:rPr>
+        <w:t>. Взаимодействие между модулями организовано с использованием механизма сигналов и слотов Qt. При взаимодействии пользователя с кнопками интерфейс генерирует сигналы, которые обрабатываются контроллером. Контроллер считывает параметры, формирует задачу, запускает алгоритм и возвращает результаты интерфейсу.</w:t>
+      </w:r>
+    </w:p>
+    <w:p>
+      <w:pPr>
+        <w:pStyle w:val="a1"/>
+        <w:rPr>
+          <w:lang w:eastAsia="ru-RU" w:bidi="ar-SA"/>
+        </w:rPr>
+      </w:pPr>
+      <w:r>
+        <w:rPr>
+          <w:lang w:eastAsia="ru-RU" w:bidi="ar-SA"/>
+        </w:rPr>
+        <w:t xml:space="preserve">Во время работы алгоритма контроллер сохраняет историю всех поколений в виде вектора структур </w:t>
+      </w:r>
+      <w:r>
+        <w:rPr>
+          <w:rFonts w:ascii="Courier New" w:hAnsi="Courier New" w:cs="Courier New"/>
+          <w:sz w:val="24"/>
+          <w:lang w:eastAsia="ru-RU" w:bidi="ar-SA"/>
+        </w:rPr>
+        <w:t>GenerationSnapshot</w:t>
+      </w:r>
+      <w:r>
+        <w:rPr>
+          <w:lang w:eastAsia="ru-RU" w:bidi="ar-SA"/>
+        </w:rPr>
+        <w:t>. Эта история используется для реализации пошагового просмотра. Пользователь может перемещаться между поколениями с помощью кнопок навигации. При изменении текущего шага интерфейс автоматически обновляет списки особей, найденные максимумы и оба графика без повторных вычислений.</w:t>
+      </w:r>
+    </w:p>
+    <w:p>
+      <w:pPr>
+        <w:pStyle w:val="a1"/>
+        <w:rPr>
+          <w:lang w:eastAsia="ru-RU" w:bidi="ar-SA"/>
+        </w:rPr>
+      </w:pPr>
+      <w:r>
+        <w:rPr>
+          <w:lang w:eastAsia="ru-RU" w:bidi="ar-SA"/>
+        </w:rPr>
+        <w:t>Дополнительно в проект добавлен функционал ввода-вывода. Реализована случайная генерация псевдослучайных, но допустимых параметров для быстрого тестирования программы. Добавлена возможность загрузки стартовых параметров из внешнего текстового файла. После завершения поиска экстремумов пользователь может нажать кнопку сохранения, чтобы выгрузить итоговые результаты работы алгоритма в отдельный файл.</w:t>
+      </w:r>
+    </w:p>
+    <w:p>
+      <w:pPr>
+        <w:pStyle w:val="a1"/>
+        <w:ind w:firstLine="0"/>
+        <w:jc w:val="center"/>
+        <w:rPr>
+          <w:lang w:eastAsia="ru-RU" w:bidi="ar-SA"/>
+        </w:rPr>
+      </w:pPr>
+      <w:r>
+        <w:rPr>
+          <w:noProof/>
+          <w:lang w:eastAsia="ru-RU" w:bidi="ar-SA"/>
+        </w:rPr>
+        <w:lastRenderedPageBreak/>
+        <w:drawing>
+          <wp:inline distT="0" distB="0" distL="0" distR="0" wp14:anchorId="5CD747FF" wp14:editId="1F462CDA">
+            <wp:extent cx="5981457" cy="3155370"/>
+            <wp:effectExtent l="0" t="0" r="635" b="6985"/>
+            <wp:docPr id="3" name="Рисунок 3"/>
+            <wp:cNvGraphicFramePr>
+              <a:graphicFrameLocks xmlns:a="http://schemas.openxmlformats.org/drawingml/2006/main" noChangeAspect="1"/>
+            </wp:cNvGraphicFramePr>
+            <a:graphic xmlns:a="http://schemas.openxmlformats.org/drawingml/2006/main">
+              <a:graphicData uri="http://schemas.openxmlformats.org/drawingml/2006/picture">
+                <pic:pic xmlns:pic="http://schemas.openxmlformats.org/drawingml/2006/picture">
+                  <pic:nvPicPr>
+                    <pic:cNvPr id="1" name=""/>
+                    <pic:cNvPicPr/>
+                  </pic:nvPicPr>
+                  <pic:blipFill>
+                    <a:blip r:embed="rId10"/>
+                    <a:stretch>
+                      <a:fillRect/>
+                    </a:stretch>
+                  </pic:blipFill>
+                  <pic:spPr>
+                    <a:xfrm>
+                      <a:off x="0" y="0"/>
+                      <a:ext cx="6050945" cy="3192026"/>
+                    </a:xfrm>
+                    <a:prstGeom prst="rect">
+                      <a:avLst/>
+                    </a:prstGeom>
+                  </pic:spPr>
+                </pic:pic>
+              </a:graphicData>
+            </a:graphic>
+          </wp:inline>
+        </w:drawing>
+      </w:r>
+    </w:p>
+    <w:p>
+      <w:pPr>
+        <w:pStyle w:val="a1"/>
+        <w:jc w:val="center"/>
+      </w:pPr>
+      <w:r>
+        <w:t>Рисунок 3 —</w:t>
+      </w:r>
+      <w:r>
+        <w:t xml:space="preserve"> </w:t>
+      </w:r>
+      <w:r>
+        <w:t xml:space="preserve">Пример работы программы, демонстрация </w:t>
+      </w:r>
+      <w:r>
+        <w:rPr>
+          <w:lang w:val="en-US"/>
+        </w:rPr>
+        <w:t>GUI</w:t>
+      </w:r>
+    </w:p>
+    <w:p>
+      <w:pPr>
+        <w:pStyle w:val="3"/>
+        <w:jc w:val="center"/>
       </w:pPr>
       <w:r>
         <w:br w:type="page"/>
       </w:r>
-      <w:bookmarkStart w:id="16" w:name="_Toc234570557"/>
+      <w:bookmarkStart w:id="17" w:name="_Toc234912308"/>
       <w:r>
         <w:lastRenderedPageBreak/>
         <w:t>3 ИСПОЛЬЗУЕМЫЕ ТЕХНОЛОГИИ</w:t>
       </w:r>
-      <w:bookmarkEnd w:id="16"/>
-    </w:p>
-    <w:p>
-      <w:pPr>
-        <w:pStyle w:val="BodyText"/>
+      <w:bookmarkEnd w:id="17"/>
+    </w:p>
+    <w:p>
+      <w:pPr>
+        <w:pStyle w:val="a1"/>
       </w:pPr>
       <w:r>
         <w:t xml:space="preserve">В процессе </w:t>
@@ -4975,7 +5389,7 @@
     </w:p>
     <w:p>
       <w:pPr>
-        <w:pStyle w:val="BodyText"/>
+        <w:pStyle w:val="a1"/>
         <w:numPr>
           <w:ilvl w:val="0"/>
           <w:numId w:val="15"/>
@@ -4994,7 +5408,59 @@
     </w:p>
     <w:p>
       <w:pPr>
-        <w:pStyle w:val="BodyText"/>
+        <w:pStyle w:val="a1"/>
+        <w:numPr>
+          <w:ilvl w:val="0"/>
+          <w:numId w:val="15"/>
+        </w:numPr>
+      </w:pPr>
+      <w:r>
+        <w:t>Фреймворк Qt и среда разработки Qt Creator</w:t>
+      </w:r>
+      <w:r>
+        <w:rPr>
+          <w:b/>
+          <w:bCs/>
+        </w:rPr>
+        <w:t xml:space="preserve"> — </w:t>
+      </w:r>
+      <w:r>
+        <w:t>п</w:t>
+      </w:r>
+      <w:r>
+        <w:t xml:space="preserve">рименялись для реализации графического интерфейса пользователя. </w:t>
+      </w:r>
+      <w:r>
+        <w:t xml:space="preserve">В четвертой итерации были активно использованы: </w:t>
+      </w:r>
+    </w:p>
+    <w:p>
+      <w:pPr>
+        <w:pStyle w:val="a1"/>
+        <w:numPr>
+          <w:ilvl w:val="1"/>
+          <w:numId w:val="15"/>
+        </w:numPr>
+      </w:pPr>
+      <w:r>
+        <w:t xml:space="preserve">Механизм сигналов и слотов — для обеспечения взаимодействия между слоями контроллера и визуальными компонентами интерфейса. </w:t>
+      </w:r>
+    </w:p>
+    <w:p>
+      <w:pPr>
+        <w:pStyle w:val="a1"/>
+        <w:numPr>
+          <w:ilvl w:val="1"/>
+          <w:numId w:val="15"/>
+        </w:numPr>
+      </w:pPr>
+      <w:r>
+        <w:t>Модуль Qt Charts — для построения интерактивных динамических графиков полинома и функции качества.</w:t>
+      </w:r>
+    </w:p>
+    <w:p>
+      <w:pPr>
+        <w:pStyle w:val="a1"/>
         <w:numPr>
           <w:ilvl w:val="0"/>
           <w:numId w:val="15"/>
@@ -5002,7 +5468,16 @@
         <w:ind w:left="709" w:firstLine="0"/>
       </w:pPr>
       <w:r>
-        <w:t>Фреймворк Qt и среда разработки Qt Creator</w:t>
+        <w:t xml:space="preserve">Система контроля версий </w:t>
+      </w:r>
+      <w:r>
+        <w:rPr>
+          <w:lang w:val="en-US"/>
+        </w:rPr>
+        <w:t>g</w:t>
+      </w:r>
+      <w:r>
+        <w:t>it</w:t>
       </w:r>
       <w:r>
         <w:rPr>
@@ -5012,41 +5487,6 @@
         <w:t xml:space="preserve"> — </w:t>
       </w:r>
       <w:r>
-        <w:t>п</w:t>
-      </w:r>
-      <w:r>
-        <w:t xml:space="preserve">рименялись для реализации графического интерфейса пользователя. </w:t>
-      </w:r>
-    </w:p>
-    <w:p>
-      <w:pPr>
-        <w:pStyle w:val="BodyText"/>
-        <w:numPr>
-          <w:ilvl w:val="0"/>
-          <w:numId w:val="15"/>
-        </w:numPr>
-        <w:ind w:left="709" w:firstLine="0"/>
-      </w:pPr>
-      <w:r>
-        <w:t xml:space="preserve">Система контроля версий </w:t>
-      </w:r>
-      <w:r>
-        <w:rPr>
-          <w:lang w:val="en-US"/>
-        </w:rPr>
-        <w:t>g</w:t>
-      </w:r>
-      <w:r>
-        <w:t>it</w:t>
-      </w:r>
-      <w:r>
-        <w:rPr>
-          <w:b/>
-          <w:bCs/>
-        </w:rPr>
-        <w:t xml:space="preserve"> — </w:t>
-      </w:r>
-      <w:r>
         <w:t>и</w:t>
       </w:r>
       <w:r>
@@ -5058,22 +5498,22 @@
     </w:p>
     <w:p>
       <w:pPr>
-        <w:pStyle w:val="Heading2"/>
+        <w:pStyle w:val="2"/>
         <w:numPr>
           <w:ilvl w:val="1"/>
           <w:numId w:val="2"/>
         </w:numPr>
       </w:pPr>
-      <w:bookmarkStart w:id="17" w:name="_Toc234570558"/>
+      <w:bookmarkStart w:id="18" w:name="_Toc234912309"/>
       <w:r>
         <w:lastRenderedPageBreak/>
         <w:t>4 ОТЗЫВ РУКОВОДИТЕЛЯ</w:t>
       </w:r>
-      <w:bookmarkEnd w:id="17"/>
-    </w:p>
-    <w:p>
-      <w:pPr>
-        <w:pStyle w:val="BodyText"/>
+      <w:bookmarkEnd w:id="18"/>
+    </w:p>
+    <w:p>
+      <w:pPr>
+        <w:pStyle w:val="a1"/>
       </w:pPr>
       <w:r>
         <w:t>Если прохождение практики было по кафедральным темам достаточно добавить формулировку:</w:t>
@@ -5081,23 +5521,20 @@
     </w:p>
     <w:p>
       <w:pPr>
-        <w:pStyle w:val="BodyText"/>
-      </w:pPr>
-      <w:r>
-        <w:t xml:space="preserve">По результатам работы учебная практика оценена на </w:t>
-      </w:r>
-      <w:r>
-        <w:t>&lt;ваша_оценка&gt;.</w:t>
-      </w:r>
-    </w:p>
-    <w:p>
-      <w:pPr>
-        <w:pStyle w:val="BodyText"/>
-      </w:pPr>
-    </w:p>
-    <w:p>
-      <w:pPr>
-        <w:pStyle w:val="BodyText"/>
+        <w:pStyle w:val="a1"/>
+      </w:pPr>
+      <w:r>
+        <w:t>По результатам работы учебная практика оценена на &lt;ваша_оценка&gt;.</w:t>
+      </w:r>
+    </w:p>
+    <w:p>
+      <w:pPr>
+        <w:pStyle w:val="a1"/>
+      </w:pPr>
+    </w:p>
+    <w:p>
+      <w:pPr>
+        <w:pStyle w:val="a1"/>
       </w:pPr>
       <w:r>
         <w:t>Если прохождение практики было по своей теме, то необходимо добавить скан отзыва руководителя с оценкой и подписью, скан должен быть в высоком качестве на всю страницу.</w:t>
@@ -5105,18 +5542,15 @@
     </w:p>
     <w:p>
       <w:pPr>
-        <w:pStyle w:val="BodyText"/>
-      </w:pPr>
-      <w:r>
-        <w:t xml:space="preserve">Для прохождения автоматической проверки для скана необходима </w:t>
-      </w:r>
-      <w:r>
-        <w:t>подпись и ссылка в тексте, т.к. он считается рисунком.</w:t>
-      </w:r>
-    </w:p>
-    <w:p>
-      <w:pPr>
-        <w:pStyle w:val="BodyText"/>
+        <w:pStyle w:val="a1"/>
+      </w:pPr>
+      <w:r>
+        <w:t>Для прохождения автоматической проверки для скана необходима подпись и ссылка в тексте, т.к. он считается рисунком.</w:t>
+      </w:r>
+    </w:p>
+    <w:p>
+      <w:pPr>
+        <w:pStyle w:val="a1"/>
       </w:pPr>
       <w:r>
         <w:t>Отзыв руководителя с оценкой (см. рис. Х).</w:t>
@@ -5124,13 +5558,14 @@
     </w:p>
     <w:p>
       <w:pPr>
-        <w:pStyle w:val="BodyText"/>
+        <w:pStyle w:val="a1"/>
         <w:ind w:firstLine="0"/>
         <w:jc w:val="center"/>
       </w:pPr>
       <w:r>
         <w:rPr>
           <w:noProof/>
+          <w:lang w:eastAsia="ru-RU" w:bidi="ar-SA"/>
         </w:rPr>
         <w:drawing>
           <wp:inline distT="0" distB="0" distL="0" distR="0" wp14:anchorId="359D30E4" wp14:editId="6A6964DB">
@@ -5150,7 +5585,7 @@
                     </pic:cNvPicPr>
                   </pic:nvPicPr>
                   <pic:blipFill>
-                    <a:blip r:embed="rId13"/>
+                    <a:blip r:embed="rId11"/>
                     <a:stretch>
                       <a:fillRect/>
                     </a:stretch>
@@ -5174,7 +5609,7 @@
     </w:p>
     <w:p>
       <w:pPr>
-        <w:pStyle w:val="a2"/>
+        <w:pStyle w:val="af3"/>
         <w:rPr>
           <w:rFonts w:cs="Cambria"/>
           <w:b/>
@@ -5202,51 +5637,123 @@
     </w:p>
     <w:p>
       <w:pPr>
-        <w:pStyle w:val="Heading2"/>
+        <w:pStyle w:val="2"/>
         <w:ind w:left="0"/>
         <w:rPr>
           <w:rFonts w:cs="Times New Roman"/>
         </w:rPr>
       </w:pPr>
-      <w:bookmarkStart w:id="18" w:name="_Toc234570559"/>
+      <w:bookmarkStart w:id="19" w:name="_Toc234912310"/>
       <w:r>
         <w:lastRenderedPageBreak/>
         <w:t>ЗАКЛЮЧЕНИЕ</w:t>
       </w:r>
-      <w:bookmarkEnd w:id="18"/>
-    </w:p>
-    <w:p>
-      <w:pPr>
-        <w:pStyle w:val="BodyText"/>
-      </w:pPr>
-      <w:r>
-        <w:t>Заключение содержит краткое описание результатов по каждой задаче, обозначенной в разделе «Постановка задачи», ре</w:t>
-      </w:r>
-      <w:r>
-        <w:t>зультаты работы в целом, согласно обозначенной цели и пр.</w:t>
-      </w:r>
-    </w:p>
-    <w:p>
-      <w:pPr>
+      <w:bookmarkEnd w:id="19"/>
+    </w:p>
+    <w:p>
+      <w:pPr>
+        <w:pStyle w:val="a1"/>
+      </w:pPr>
+      <w:r>
+        <w:t>В ходе учебной практики была достигнута основная цель — разработан генетический алгоритм</w:t>
+      </w:r>
+      <w:r>
+        <w:t xml:space="preserve"> для поиска оптимальных решений</w:t>
+      </w:r>
+      <w:r>
+        <w:t xml:space="preserve">. </w:t>
+      </w:r>
+    </w:p>
+    <w:p>
+      <w:pPr>
+        <w:pStyle w:val="a1"/>
+        <w:numPr>
+          <w:ilvl w:val="0"/>
+          <w:numId w:val="20"/>
+        </w:numPr>
+      </w:pPr>
+      <w:r>
+        <w:t>На</w:t>
+      </w:r>
+      <w:r>
+        <w:t xml:space="preserve"> языке C++</w:t>
+      </w:r>
+      <w:r>
+        <w:t xml:space="preserve"> был</w:t>
+      </w:r>
+      <w:r>
+        <w:t xml:space="preserve"> написан алгоритм поиска максимумов заданного полинома (степенью не выше 8), включающий механизмы селекции, кроссовера, мутации и образования ниш, что позволило находить как локальные, так и глобальные максимумы функции.  </w:t>
+      </w:r>
+    </w:p>
+    <w:p>
+      <w:pPr>
+        <w:pStyle w:val="a1"/>
+        <w:numPr>
+          <w:ilvl w:val="0"/>
+          <w:numId w:val="20"/>
+        </w:numPr>
+      </w:pPr>
+      <w:r>
+        <w:t>С</w:t>
+      </w:r>
+      <w:r>
+        <w:t xml:space="preserve"> использованием фреймворка Qt</w:t>
+      </w:r>
+      <w:r>
+        <w:t xml:space="preserve"> был </w:t>
+      </w:r>
+      <w:r>
+        <w:t>разработан</w:t>
+      </w:r>
+      <w:r>
+        <w:t xml:space="preserve"> графический интерфейс</w:t>
+      </w:r>
+      <w:r>
+        <w:t xml:space="preserve">, предоставляющий возможность настраивать параметры поиска, загружать данные из файлов, сохранять результаты и осуществлять случайную генерацию условий задачи.  </w:t>
+      </w:r>
+    </w:p>
+    <w:p>
+      <w:pPr>
+        <w:pStyle w:val="a1"/>
+        <w:numPr>
+          <w:ilvl w:val="0"/>
+          <w:numId w:val="20"/>
+        </w:numPr>
+      </w:pPr>
+      <w:r>
+        <w:t xml:space="preserve">С помощью динамических графиков было реализована визуализация процесса работы алгоритма, пошаговая отрисовка </w:t>
+      </w:r>
+      <w:r>
+        <w:t>поиска экстремумов и зависимости качества решения</w:t>
+      </w:r>
+      <w:r>
+        <w:t xml:space="preserve"> от номера популяции</w:t>
+      </w:r>
+      <w:r>
+        <w:t xml:space="preserve">.  </w:t>
+      </w:r>
+    </w:p>
+    <w:p>
+      <w:pPr>
+        <w:pStyle w:val="a1"/>
+      </w:pPr>
+      <w:r>
+        <w:t>Таким образом, разработанное программное обеспечение полностью соответствует требованиям, предъявленным в техническом задании, и решает поставленные перед бригадой задачи.</w:t>
+      </w:r>
+      <w:r>
+        <w:br w:type="page"/>
+      </w:r>
+    </w:p>
+    <w:p>
+      <w:pPr>
+        <w:pStyle w:val="2"/>
+        <w:ind w:left="0"/>
         <w:rPr>
           <w:rFonts w:cs="Times New Roman"/>
-          <w:szCs w:val="28"/>
-        </w:rPr>
-      </w:pPr>
-      <w:r>
-        <w:br w:type="page"/>
-      </w:r>
-    </w:p>
-    <w:p>
-      <w:pPr>
-        <w:pStyle w:val="Heading2"/>
-        <w:ind w:left="0"/>
-        <w:rPr>
-          <w:rFonts w:cs="Times New Roman"/>
-        </w:rPr>
-      </w:pPr>
-      <w:bookmarkStart w:id="19" w:name="_Toc73173388"/>
-      <w:bookmarkStart w:id="20" w:name="_Toc234570560"/>
+        </w:rPr>
+      </w:pPr>
+      <w:bookmarkStart w:id="20" w:name="_Toc73173388"/>
+      <w:bookmarkStart w:id="21" w:name="_Toc234912311"/>
       <w:r>
         <w:rPr>
           <w:rFonts w:cs="Times New Roman"/>
@@ -5254,12 +5761,12 @@
         <w:lastRenderedPageBreak/>
         <w:t>СПИСОК ИСПОЛЬЗОВАННЫХ ИСТОЧНИКОВ</w:t>
       </w:r>
-      <w:bookmarkEnd w:id="19"/>
       <w:bookmarkEnd w:id="20"/>
-    </w:p>
-    <w:p>
-      <w:pPr>
-        <w:pStyle w:val="BodyText"/>
+      <w:bookmarkEnd w:id="21"/>
+    </w:p>
+    <w:p>
+      <w:pPr>
+        <w:pStyle w:val="a1"/>
         <w:numPr>
           <w:ilvl w:val="0"/>
           <w:numId w:val="3"/>
@@ -5269,57 +5776,93 @@
         <w:rPr>
           <w:lang w:val="en-US"/>
         </w:rPr>
-        <w:t xml:space="preserve">The State of the </w:t>
-      </w:r>
-      <w:proofErr w:type="spellStart"/>
+        <w:t>The State of the Octoverse [</w:t>
+      </w:r>
+      <w:r>
+        <w:t>Электронный</w:t>
+      </w:r>
       <w:r>
         <w:rPr>
           <w:lang w:val="en-US"/>
         </w:rPr>
-        <w:t>Octoverse</w:t>
-      </w:r>
-      <w:proofErr w:type="spellEnd"/>
+        <w:t xml:space="preserve"> </w:t>
+      </w:r>
+      <w:r>
+        <w:t>ресурс</w:t>
+      </w:r>
       <w:r>
         <w:rPr>
           <w:lang w:val="en-US"/>
         </w:rPr>
-        <w:t xml:space="preserve"> [</w:t>
-      </w:r>
-      <w:r>
-        <w:t>Электронный</w:t>
-      </w:r>
-      <w:r>
-        <w:rPr>
-          <w:lang w:val="en-US"/>
-        </w:rPr>
-        <w:t xml:space="preserve"> </w:t>
-      </w:r>
-      <w:r>
-        <w:t>ресурс</w:t>
-      </w:r>
-      <w:r>
-        <w:rPr>
-          <w:lang w:val="en-US"/>
-        </w:rPr>
         <w:t xml:space="preserve">]. </w:t>
       </w:r>
       <w:r>
-        <w:t>URL: https://octoverse.github.com (дата обращения: 28.04.2021).</w:t>
-      </w:r>
-    </w:p>
-    <w:p>
-      <w:pPr>
-        <w:pStyle w:val="BodyText"/>
+        <w:t>URL: https://octoverse.g</w:t>
+      </w:r>
+      <w:r>
+        <w:t>ithub.com (дата обращения: 08.07.2026</w:t>
+      </w:r>
+      <w:r>
+        <w:t>).</w:t>
+      </w:r>
+    </w:p>
+    <w:p>
+      <w:pPr>
+        <w:pStyle w:val="a1"/>
         <w:numPr>
           <w:ilvl w:val="0"/>
           <w:numId w:val="3"/>
         </w:numPr>
       </w:pPr>
       <w:r>
-        <w:t>Бобкова, О.В., Давыдов, С.А., Ковалева, И.А., Плаг</w:t>
-      </w:r>
-      <w:r>
-        <w:t>иат как гражданское правонарушение / О.В. Бобкова, С.А. Давыдов, И.А. Ковалева // Патенты и лицензии. – 2016. – № 7. – С. 31-37.</w:t>
+        <w:t>Бобкова, О.В., Давыдов, С.А., Ковалева, И.А., Плагиат как гражданское правонарушение / О.В. Бобкова, С.А. Давыдов, И.А. Ковалева // Патенты и лицензии. – 2016. – № 7. – С. 31-37.</w:t>
+      </w:r>
+    </w:p>
+    <w:p>
+      <w:pPr>
+        <w:pStyle w:val="a1"/>
+        <w:numPr>
+          <w:ilvl w:val="0"/>
+          <w:numId w:val="3"/>
+        </w:numPr>
+      </w:pPr>
+      <w:r>
+        <w:t>Голдберг Д. Э. Генетические алгоритмы в поиске, оптимизации и машинном обучении. — М.: Физматлит, 2003. — 304 с.</w:t>
+      </w:r>
+    </w:p>
+    <w:p>
+      <w:pPr>
+        <w:pStyle w:val="a1"/>
+        <w:numPr>
+          <w:ilvl w:val="0"/>
+          <w:numId w:val="3"/>
+        </w:numPr>
+      </w:pPr>
+      <w:r>
+        <w:t xml:space="preserve">Страуструп Б. Язык программирования C++. Специальное издание. — М.: Бином-Пресс, 2004. — 1104 с. </w:t>
+      </w:r>
+    </w:p>
+    <w:p>
+      <w:pPr>
+        <w:pStyle w:val="a1"/>
+        <w:numPr>
+          <w:ilvl w:val="0"/>
+          <w:numId w:val="3"/>
+        </w:numPr>
+      </w:pPr>
+      <w:r>
+        <w:t xml:space="preserve">Qt Documentation [Электронный ресурс]. URL: </w:t>
+      </w:r>
+      <w:hyperlink r:id="rId12" w:tgtFrame="_blank" w:history="1">
+        <w:r>
+          <w:rPr>
+            <w:rStyle w:val="a7"/>
+          </w:rPr>
+          <w:t>https://doc.qt.io/</w:t>
+        </w:r>
+      </w:hyperlink>
+      <w:r>
+        <w:t xml:space="preserve"> (дата обращения: 08.07.2026). </w:t>
       </w:r>
     </w:p>
     <w:p>
@@ -5337,13 +5880,13 @@
     </w:p>
     <w:p>
       <w:pPr>
-        <w:pStyle w:val="Heading2"/>
+        <w:pStyle w:val="2"/>
         <w:ind w:left="0"/>
         <w:rPr>
           <w:rFonts w:cs="Times New Roman"/>
         </w:rPr>
       </w:pPr>
-      <w:bookmarkStart w:id="21" w:name="_Toc234570561"/>
+      <w:bookmarkStart w:id="22" w:name="_Toc234912312"/>
       <w:r>
         <w:rPr>
           <w:rFonts w:cs="Times New Roman"/>
@@ -5352,21 +5895,291 @@
         <w:lastRenderedPageBreak/>
         <w:t>ПРИЛОЖЕНИЕ А</w:t>
       </w:r>
-      <w:bookmarkEnd w:id="21"/>
-    </w:p>
-    <w:p>
-      <w:pPr>
-        <w:pStyle w:val="List"/>
-        <w:numPr>
-          <w:ilvl w:val="0"/>
-          <w:numId w:val="0"/>
-        </w:numPr>
-      </w:pPr>
+      <w:bookmarkEnd w:id="22"/>
+    </w:p>
+    <w:p>
+      <w:pPr>
+        <w:pStyle w:val="3"/>
+        <w:rPr>
+          <w:lang w:val="en-US"/>
+        </w:rPr>
+      </w:pPr>
+      <w:r>
+        <w:rPr>
+          <w:lang w:val="en-US"/>
+        </w:rPr>
+        <w:t>main.cpp</w:t>
+      </w:r>
+    </w:p>
+    <w:p>
+      <w:pPr>
+        <w:pStyle w:val="a1"/>
+        <w:spacing w:line="276" w:lineRule="auto"/>
+        <w:rPr>
+          <w:rFonts w:ascii="Courier New" w:hAnsi="Courier New" w:cs="Courier New" w:hint="cs"/>
+          <w:sz w:val="20"/>
+          <w:lang w:val="en-US"/>
+        </w:rPr>
+      </w:pPr>
+      <w:r>
+        <w:rPr>
+          <w:rFonts w:ascii="Courier New" w:hAnsi="Courier New" w:cs="Courier New" w:hint="cs"/>
+          <w:sz w:val="20"/>
+          <w:lang w:val="en-US"/>
+        </w:rPr>
+        <w:t>#include &lt;QApplication&gt;</w:t>
+      </w:r>
+    </w:p>
+    <w:p>
+      <w:pPr>
+        <w:pStyle w:val="a1"/>
+        <w:spacing w:line="276" w:lineRule="auto"/>
+        <w:ind w:firstLine="0"/>
+        <w:rPr>
+          <w:rFonts w:ascii="Courier New" w:hAnsi="Courier New" w:cs="Courier New" w:hint="cs"/>
+          <w:sz w:val="20"/>
+          <w:lang w:val="en-US"/>
+        </w:rPr>
+      </w:pPr>
+    </w:p>
+    <w:p>
+      <w:pPr>
+        <w:pStyle w:val="a1"/>
+        <w:spacing w:line="276" w:lineRule="auto"/>
+        <w:rPr>
+          <w:rFonts w:ascii="Courier New" w:hAnsi="Courier New" w:cs="Courier New" w:hint="cs"/>
+          <w:sz w:val="20"/>
+          <w:lang w:val="en-US"/>
+        </w:rPr>
+      </w:pPr>
+      <w:r>
+        <w:rPr>
+          <w:rFonts w:ascii="Courier New" w:hAnsi="Courier New" w:cs="Courier New" w:hint="cs"/>
+          <w:sz w:val="20"/>
+          <w:lang w:val="en-US"/>
+        </w:rPr>
+        <w:t>#include "mainwindow.h"</w:t>
+      </w:r>
+    </w:p>
+    <w:p>
+      <w:pPr>
+        <w:pStyle w:val="a1"/>
+        <w:spacing w:line="276" w:lineRule="auto"/>
+        <w:rPr>
+          <w:rFonts w:ascii="Courier New" w:hAnsi="Courier New" w:cs="Courier New" w:hint="cs"/>
+          <w:sz w:val="20"/>
+          <w:lang w:val="en-US"/>
+        </w:rPr>
+      </w:pPr>
+      <w:r>
+        <w:rPr>
+          <w:rFonts w:ascii="Courier New" w:hAnsi="Courier New" w:cs="Courier New" w:hint="cs"/>
+          <w:sz w:val="20"/>
+          <w:lang w:val="en-US"/>
+        </w:rPr>
+        <w:t>#include "controller.h"</w:t>
+      </w:r>
+    </w:p>
+    <w:p>
+      <w:pPr>
+        <w:pStyle w:val="a1"/>
+        <w:spacing w:line="276" w:lineRule="auto"/>
+        <w:rPr>
+          <w:rFonts w:ascii="Courier New" w:hAnsi="Courier New" w:cs="Courier New" w:hint="cs"/>
+          <w:sz w:val="20"/>
+          <w:lang w:val="en-US"/>
+        </w:rPr>
+      </w:pPr>
+    </w:p>
+    <w:p>
+      <w:pPr>
+        <w:pStyle w:val="a1"/>
+        <w:spacing w:line="276" w:lineRule="auto"/>
+        <w:rPr>
+          <w:rFonts w:ascii="Courier New" w:hAnsi="Courier New" w:cs="Courier New" w:hint="cs"/>
+          <w:sz w:val="20"/>
+          <w:lang w:val="en-US"/>
+        </w:rPr>
+      </w:pPr>
+      <w:r>
+        <w:rPr>
+          <w:rFonts w:ascii="Courier New" w:hAnsi="Courier New" w:cs="Courier New" w:hint="cs"/>
+          <w:sz w:val="20"/>
+          <w:lang w:val="en-US"/>
+        </w:rPr>
+        <w:t>int main(int argc, char *argv[])</w:t>
+      </w:r>
+    </w:p>
+    <w:p>
+      <w:pPr>
+        <w:pStyle w:val="a1"/>
+        <w:spacing w:line="276" w:lineRule="auto"/>
+        <w:rPr>
+          <w:rFonts w:ascii="Courier New" w:hAnsi="Courier New" w:cs="Courier New" w:hint="cs"/>
+          <w:sz w:val="20"/>
+          <w:lang w:val="en-US"/>
+        </w:rPr>
+      </w:pPr>
+      <w:r>
+        <w:rPr>
+          <w:rFonts w:ascii="Courier New" w:hAnsi="Courier New" w:cs="Courier New" w:hint="cs"/>
+          <w:sz w:val="20"/>
+          <w:lang w:val="en-US"/>
+        </w:rPr>
+        <w:t>{</w:t>
+      </w:r>
+    </w:p>
+    <w:p>
+      <w:pPr>
+        <w:pStyle w:val="a1"/>
+        <w:spacing w:line="276" w:lineRule="auto"/>
+        <w:rPr>
+          <w:rFonts w:ascii="Courier New" w:hAnsi="Courier New" w:cs="Courier New" w:hint="cs"/>
+          <w:sz w:val="20"/>
+          <w:lang w:val="en-US"/>
+        </w:rPr>
+      </w:pPr>
+      <w:r>
+        <w:rPr>
+          <w:rFonts w:ascii="Courier New" w:hAnsi="Courier New" w:cs="Courier New" w:hint="cs"/>
+          <w:sz w:val="20"/>
+          <w:lang w:val="en-US"/>
+        </w:rPr>
+        <w:t xml:space="preserve">    QApplication app(argc, argv);</w:t>
+      </w:r>
+    </w:p>
+    <w:p>
+      <w:pPr>
+        <w:pStyle w:val="a1"/>
+        <w:spacing w:line="276" w:lineRule="auto"/>
+        <w:rPr>
+          <w:rFonts w:ascii="Courier New" w:hAnsi="Courier New" w:cs="Courier New" w:hint="cs"/>
+          <w:sz w:val="20"/>
+          <w:lang w:val="en-US"/>
+        </w:rPr>
+      </w:pPr>
+    </w:p>
+    <w:p>
+      <w:pPr>
+        <w:pStyle w:val="a1"/>
+        <w:spacing w:line="276" w:lineRule="auto"/>
+        <w:rPr>
+          <w:rFonts w:ascii="Courier New" w:hAnsi="Courier New" w:cs="Courier New" w:hint="cs"/>
+          <w:sz w:val="20"/>
+          <w:lang w:val="en-US"/>
+        </w:rPr>
+      </w:pPr>
+      <w:r>
+        <w:rPr>
+          <w:rFonts w:ascii="Courier New" w:hAnsi="Courier New" w:cs="Courier New" w:hint="cs"/>
+          <w:sz w:val="20"/>
+          <w:lang w:val="en-US"/>
+        </w:rPr>
+        <w:t xml:space="preserve">    MainWindow window;</w:t>
+      </w:r>
+    </w:p>
+    <w:p>
+      <w:pPr>
+        <w:pStyle w:val="a1"/>
+        <w:spacing w:line="276" w:lineRule="auto"/>
+        <w:rPr>
+          <w:rFonts w:ascii="Courier New" w:hAnsi="Courier New" w:cs="Courier New" w:hint="cs"/>
+          <w:sz w:val="20"/>
+          <w:lang w:val="en-US"/>
+        </w:rPr>
+      </w:pPr>
+      <w:r>
+        <w:rPr>
+          <w:rFonts w:ascii="Courier New" w:hAnsi="Courier New" w:cs="Courier New" w:hint="cs"/>
+          <w:sz w:val="20"/>
+          <w:lang w:val="en-US"/>
+        </w:rPr>
+        <w:t xml:space="preserve">    Controller controller(&amp;window);</w:t>
+      </w:r>
+    </w:p>
+    <w:p>
+      <w:pPr>
+        <w:pStyle w:val="a1"/>
+        <w:spacing w:line="276" w:lineRule="auto"/>
+        <w:rPr>
+          <w:rFonts w:ascii="Courier New" w:hAnsi="Courier New" w:cs="Courier New" w:hint="cs"/>
+          <w:sz w:val="20"/>
+          <w:lang w:val="en-US"/>
+        </w:rPr>
+      </w:pPr>
+    </w:p>
+    <w:p>
+      <w:pPr>
+        <w:pStyle w:val="a1"/>
+        <w:spacing w:line="276" w:lineRule="auto"/>
+        <w:rPr>
+          <w:rFonts w:ascii="Courier New" w:hAnsi="Courier New" w:cs="Courier New" w:hint="cs"/>
+          <w:sz w:val="20"/>
+          <w:lang w:val="en-US"/>
+        </w:rPr>
+      </w:pPr>
+      <w:r>
+        <w:rPr>
+          <w:rFonts w:ascii="Courier New" w:hAnsi="Courier New" w:cs="Courier New" w:hint="cs"/>
+          <w:sz w:val="20"/>
+          <w:lang w:val="en-US"/>
+        </w:rPr>
+        <w:t xml:space="preserve">    window.show();</w:t>
+      </w:r>
+    </w:p>
+    <w:p>
+      <w:pPr>
+        <w:pStyle w:val="a1"/>
+        <w:spacing w:line="276" w:lineRule="auto"/>
+        <w:rPr>
+          <w:rFonts w:ascii="Courier New" w:hAnsi="Courier New" w:cs="Courier New" w:hint="cs"/>
+          <w:sz w:val="20"/>
+          <w:lang w:val="en-US"/>
+        </w:rPr>
+      </w:pPr>
+    </w:p>
+    <w:p>
+      <w:pPr>
+        <w:pStyle w:val="a1"/>
+        <w:spacing w:line="276" w:lineRule="auto"/>
+        <w:rPr>
+          <w:rFonts w:ascii="Courier New" w:hAnsi="Courier New" w:cs="Courier New" w:hint="cs"/>
+          <w:sz w:val="20"/>
+          <w:lang w:val="en-US"/>
+        </w:rPr>
+      </w:pPr>
+      <w:r>
+        <w:rPr>
+          <w:rFonts w:ascii="Courier New" w:hAnsi="Courier New" w:cs="Courier New" w:hint="cs"/>
+          <w:sz w:val="20"/>
+          <w:lang w:val="en-US"/>
+        </w:rPr>
+        <w:t xml:space="preserve">    return app.exec();</w:t>
+      </w:r>
+    </w:p>
+    <w:p>
+      <w:pPr>
+        <w:pStyle w:val="a1"/>
+        <w:spacing w:line="276" w:lineRule="auto"/>
+        <w:rPr>
+          <w:rFonts w:ascii="Courier New" w:hAnsi="Courier New" w:cs="Courier New" w:hint="cs"/>
+          <w:sz w:val="20"/>
+          <w:lang w:val="en-US"/>
+        </w:rPr>
+      </w:pPr>
+      <w:r>
+        <w:rPr>
+          <w:rFonts w:ascii="Courier New" w:hAnsi="Courier New" w:cs="Courier New" w:hint="cs"/>
+          <w:sz w:val="20"/>
+          <w:lang w:val="en-US"/>
+        </w:rPr>
+        <w:t>}</w:t>
+      </w:r>
     </w:p>
     <w:sectPr>
-      <w:footerReference w:type="even" r:id="rId14"/>
-      <w:footerReference w:type="default" r:id="rId15"/>
-      <w:footerReference w:type="first" r:id="rId16"/>
+      <w:footerReference w:type="even" r:id="rId13"/>
+      <w:footerReference w:type="default" r:id="rId14"/>
+      <w:footerReference w:type="first" r:id="rId15"/>
       <w:pgSz w:w="11906" w:h="16838"/>
       <w:pgMar w:top="1134" w:right="850" w:bottom="1134" w:left="1701" w:header="0" w:footer="708" w:gutter="0"/>
       <w:cols w:space="720"/>
@@ -5378,53 +6191,6 @@
 </w:document>
 </file>
 
-<file path=word/comments.xml><?xml version="1.0" encoding="utf-8"?>
-<w:comments xmlns:wpc="http://schemas.microsoft.com/office/word/2010/wordprocessingCanvas" xmlns:cx="http://schemas.microsoft.com/office/drawing/2014/chartex" xmlns:cx1="http://schemas.microsoft.com/office/drawing/2015/9/8/chartex" xmlns:cx2="http://schemas.microsoft.com/office/drawing/2015/10/21/chartex" xmlns:cx3="http://schemas.microsoft.com/office/drawing/2016/5/9/chartex" xmlns:cx4="http://schemas.microsoft.com/office/drawing/2016/5/10/chartex" xmlns:cx5="http://schemas.microsoft.com/office/drawing/2016/5/11/chartex" xmlns:cx6="http://schemas.microsoft.com/office/drawing/2016/5/12/chartex" xmlns:cx7="http://schemas.microsoft.com/office/drawing/2016/5/13/chartex" xmlns:cx8="http://schemas.microsoft.com/office/drawing/2016/5/14/chartex" xmlns:mc="http://schemas.openxmlformats.org/markup-compatibility/2006" xmlns:aink="http://schemas.microsoft.com/office/drawing/2016/ink" xmlns:am3d="http://schemas.microsoft.com/office/drawing/2017/model3d" xmlns:o="urn:schemas-microsoft-com:office:office" xmlns:r="http://schemas.openxmlformats.org/officeDocument/2006/relationships" xmlns:m="http://schemas.openxmlformats.org/officeDocument/2006/math" xmlns:v="urn:schemas-microsoft-com:vml" xmlns:wp14="http://schemas.microsoft.com/office/word/2010/wordprocessingDrawing" xmlns:wp="http://schemas.openxmlformats.org/drawingml/2006/wordprocessingDrawing" xmlns:w10="urn:schemas-microsoft-com:office:word" xmlns:w="http://schemas.openxmlformats.org/wordprocessingml/2006/main" xmlns:w14="http://schemas.microsoft.com/office/word/2010/wordml" xmlns:w15="http://schemas.microsoft.com/office/word/2012/wordml" xmlns:w16cex="http://schemas.microsoft.com/office/word/2018/wordml/cex" xmlns:w16cid="http://schemas.microsoft.com/office/word/2016/wordml/cid" xmlns:w16="http://schemas.microsoft.com/office/word/2018/wordml" xmlns:w16sdtdh="http://schemas.microsoft.com/office/word/2020/wordml/sdtdatahash" xmlns:w16se="http://schemas.microsoft.com/office/word/2015/wordml/symex" xmlns:wpg="http://schemas.microsoft.com/office/word/2010/wordprocessingGroup" xmlns:wpi="http://schemas.microsoft.com/office/word/2010/wordprocessingInk" xmlns:wne="http://schemas.microsoft.com/office/word/2006/wordml" xmlns:wps="http://schemas.microsoft.com/office/word/2010/wordprocessingShape" mc:Ignorable="w14 w15 w16se w16cid w16 w16cex w16sdtdh wp14">
-  <w:comment w:id="0" w:author="каф. МОЭВМ" w:date="2025-10-25T12:20:00Z" w:initials="МОЭВМ">
-    <w:p>
-      <w:pPr>
-        <w:jc w:val="left"/>
-      </w:pPr>
-      <w:r>
-        <w:annotationRef/>
-      </w:r>
-      <w:r>
-        <w:rPr>
-          <w:rFonts w:ascii="Liberation Serif" w:hAnsi="Liberation Serif"/>
-          <w:sz w:val="20"/>
-        </w:rPr>
-        <w:t>Для студентов 2го курса – УЧЕБНАЯ практика</w:t>
-      </w:r>
-    </w:p>
-    <w:p>
-      <w:pPr>
-        <w:jc w:val="left"/>
-      </w:pPr>
-      <w:r>
-        <w:rPr>
-          <w:rFonts w:ascii="Liberation Serif" w:hAnsi="Liberation Serif"/>
-          <w:sz w:val="20"/>
-        </w:rPr>
-        <w:t xml:space="preserve">Для студентов 3го курса – </w:t>
-      </w:r>
-      <w:r>
-        <w:rPr>
-          <w:rFonts w:ascii="Liberation Serif" w:hAnsi="Liberation Serif"/>
-          <w:sz w:val="20"/>
-        </w:rPr>
-        <w:t>ПРОИЗВОДСТВЕННАЯ практика</w:t>
-      </w:r>
-    </w:p>
-  </w:comment>
-</w:comments>
-</file>
-
-<file path=word/commentsExtended.xml><?xml version="1.0" encoding="utf-8"?>
-<w15:commentsEx xmlns:wpc="http://schemas.microsoft.com/office/word/2010/wordprocessingCanvas" xmlns:cx="http://schemas.microsoft.com/office/drawing/2014/chartex" xmlns:cx1="http://schemas.microsoft.com/office/drawing/2015/9/8/chartex" xmlns:cx2="http://schemas.microsoft.com/office/drawing/2015/10/21/chartex" xmlns:cx3="http://schemas.microsoft.com/office/drawing/2016/5/9/chartex" xmlns:cx4="http://schemas.microsoft.com/office/drawing/2016/5/10/chartex" xmlns:cx5="http://schemas.microsoft.com/office/drawing/2016/5/11/chartex" xmlns:cx6="http://schemas.microsoft.com/office/drawing/2016/5/12/chartex" xmlns:cx7="http://schemas.microsoft.com/office/drawing/2016/5/13/chartex" xmlns:cx8="http://schemas.microsoft.com/office/drawing/2016/5/14/chartex" xmlns:mc="http://schemas.openxmlformats.org/markup-compatibility/2006" xmlns:aink="http://schemas.microsoft.com/office/drawing/2016/ink" xmlns:am3d="http://schemas.microsoft.com/office/drawing/2017/model3d" xmlns:o="urn:schemas-microsoft-com:office:office" xmlns:r="http://schemas.openxmlformats.org/officeDocument/2006/relationships" xmlns:m="http://schemas.openxmlformats.org/officeDocument/2006/math" xmlns:v="urn:schemas-microsoft-com:vml" xmlns:wp14="http://schemas.microsoft.com/office/word/2010/wordprocessingDrawing" xmlns:wp="http://schemas.openxmlformats.org/drawingml/2006/wordprocessingDrawing" xmlns:w10="urn:schemas-microsoft-com:office:word" xmlns:w="http://schemas.openxmlformats.org/wordprocessingml/2006/main" xmlns:w14="http://schemas.microsoft.com/office/word/2010/wordml" xmlns:w15="http://schemas.microsoft.com/office/word/2012/wordml" xmlns:w16cex="http://schemas.microsoft.com/office/word/2018/wordml/cex" xmlns:w16cid="http://schemas.microsoft.com/office/word/2016/wordml/cid" xmlns:w16="http://schemas.microsoft.com/office/word/2018/wordml" xmlns:w16sdtdh="http://schemas.microsoft.com/office/word/2020/wordml/sdtdatahash" xmlns:w16se="http://schemas.microsoft.com/office/word/2015/wordml/symex" xmlns:wpg="http://schemas.microsoft.com/office/word/2010/wordprocessingGroup" xmlns:wpi="http://schemas.microsoft.com/office/word/2010/wordprocessingInk" xmlns:wne="http://schemas.microsoft.com/office/word/2006/wordml" xmlns:wps="http://schemas.microsoft.com/office/word/2010/wordprocessingShape" mc:Ignorable="w14 w15 w16se w16cid w16 w16cex w16sdtdh wp14">
-  <w15:commentEx w15:paraId="3C4F1F35" w15:done="0"/>
-</w15:commentsEx>
-</file>
-
 <file path=word/commentsIds.xml><?xml version="1.0" encoding="utf-8"?>
 <w16cid:commentsIds xmlns:wpc="http://schemas.microsoft.com/office/word/2010/wordprocessingCanvas" xmlns:cx="http://schemas.microsoft.com/office/drawing/2014/chartex" xmlns:cx1="http://schemas.microsoft.com/office/drawing/2015/9/8/chartex" xmlns:cx2="http://schemas.microsoft.com/office/drawing/2015/10/21/chartex" xmlns:cx3="http://schemas.microsoft.com/office/drawing/2016/5/9/chartex" xmlns:cx4="http://schemas.microsoft.com/office/drawing/2016/5/10/chartex" xmlns:cx5="http://schemas.microsoft.com/office/drawing/2016/5/11/chartex" xmlns:cx6="http://schemas.microsoft.com/office/drawing/2016/5/12/chartex" xmlns:cx7="http://schemas.microsoft.com/office/drawing/2016/5/13/chartex" xmlns:cx8="http://schemas.microsoft.com/office/drawing/2016/5/14/chartex" xmlns:mc="http://schemas.openxmlformats.org/markup-compatibility/2006" xmlns:aink="http://schemas.microsoft.com/office/drawing/2016/ink" xmlns:am3d="http://schemas.microsoft.com/office/drawing/2017/model3d" xmlns:o="urn:schemas-microsoft-com:office:office" xmlns:r="http://schemas.openxmlformats.org/officeDocument/2006/relationships" xmlns:m="http://schemas.openxmlformats.org/officeDocument/2006/math" xmlns:v="urn:schemas-microsoft-com:vml" xmlns:wp14="http://schemas.microsoft.com/office/word/2010/wordprocessingDrawing" xmlns:wp="http://schemas.openxmlformats.org/drawingml/2006/wordprocessingDrawing" xmlns:w10="urn:schemas-microsoft-com:office:word" xmlns:w="http://schemas.openxmlformats.org/wordprocessingml/2006/main" xmlns:w14="http://schemas.microsoft.com/office/word/2010/wordml" xmlns:w15="http://schemas.microsoft.com/office/word/2012/wordml" xmlns:w16cex="http://schemas.microsoft.com/office/word/2018/wordml/cex" xmlns:w16cid="http://schemas.microsoft.com/office/word/2016/wordml/cid" xmlns:w16="http://schemas.microsoft.com/office/word/2018/wordml" xmlns:w16sdtdh="http://schemas.microsoft.com/office/word/2020/wordml/sdtdatahash" xmlns:w16se="http://schemas.microsoft.com/office/word/2015/wordml/symex" xmlns:wpg="http://schemas.microsoft.com/office/word/2010/wordprocessingGroup" xmlns:wpi="http://schemas.microsoft.com/office/word/2010/wordprocessingInk" xmlns:wne="http://schemas.microsoft.com/office/word/2006/wordml" xmlns:wps="http://schemas.microsoft.com/office/word/2010/wordprocessingShape" mc:Ignorable="w14 w15 w16se w16cid w16 w16cex w16sdtdh wp14">
   <w16cid:commentId w16cid:paraId="3C4F1F35" w16cid:durableId="545CC12A"/>
@@ -5432,7 +6198,7 @@
 </file>
 
 <file path=word/endnotes.xml><?xml version="1.0" encoding="utf-8"?>
-<w:endnotes xmlns:wpc="http://schemas.microsoft.com/office/word/2010/wordprocessingCanvas" xmlns:cx="http://schemas.microsoft.com/office/drawing/2014/chartex" xmlns:cx1="http://schemas.microsoft.com/office/drawing/2015/9/8/chartex" xmlns:cx2="http://schemas.microsoft.com/office/drawing/2015/10/21/chartex" xmlns:cx3="http://schemas.microsoft.com/office/drawing/2016/5/9/chartex" xmlns:cx4="http://schemas.microsoft.com/office/drawing/2016/5/10/chartex" xmlns:cx5="http://schemas.microsoft.com/office/drawing/2016/5/11/chartex" xmlns:cx6="http://schemas.microsoft.com/office/drawing/2016/5/12/chartex" xmlns:cx7="http://schemas.microsoft.com/office/drawing/2016/5/13/chartex" xmlns:cx8="http://schemas.microsoft.com/office/drawing/2016/5/14/chartex" xmlns:mc="http://schemas.openxmlformats.org/markup-compatibility/2006" xmlns:aink="http://schemas.microsoft.com/office/drawing/2016/ink" xmlns:am3d="http://schemas.microsoft.com/office/drawing/2017/model3d" xmlns:o="urn:schemas-microsoft-com:office:office" xmlns:r="http://schemas.openxmlformats.org/officeDocument/2006/relationships" xmlns:m="http://schemas.openxmlformats.org/officeDocument/2006/math" xmlns:v="urn:schemas-microsoft-com:vml" xmlns:wp14="http://schemas.microsoft.com/office/word/2010/wordprocessingDrawing" xmlns:wp="http://schemas.openxmlformats.org/drawingml/2006/wordprocessingDrawing" xmlns:w10="urn:schemas-microsoft-com:office:word" xmlns:w="http://schemas.openxmlformats.org/wordprocessingml/2006/main" xmlns:w14="http://schemas.microsoft.com/office/word/2010/wordml" xmlns:w15="http://schemas.microsoft.com/office/word/2012/wordml" xmlns:w16cex="http://schemas.microsoft.com/office/word/2018/wordml/cex" xmlns:w16cid="http://schemas.microsoft.com/office/word/2016/wordml/cid" xmlns:w16="http://schemas.microsoft.com/office/word/2018/wordml" xmlns:w16sdtdh="http://schemas.microsoft.com/office/word/2020/wordml/sdtdatahash" xmlns:w16se="http://schemas.microsoft.com/office/word/2015/wordml/symex" xmlns:wpg="http://schemas.microsoft.com/office/word/2010/wordprocessingGroup" xmlns:wpi="http://schemas.microsoft.com/office/word/2010/wordprocessingInk" xmlns:wne="http://schemas.microsoft.com/office/word/2006/wordml" xmlns:wps="http://schemas.microsoft.com/office/word/2010/wordprocessingShape" mc:Ignorable="w14 w15 w16se w16cid w16 w16cex w16sdtdh wp14">
+<w:endnotes xmlns:wpc="http://schemas.microsoft.com/office/word/2010/wordprocessingCanvas" xmlns:cx="http://schemas.microsoft.com/office/drawing/2014/chartex" xmlns:cx1="http://schemas.microsoft.com/office/drawing/2015/9/8/chartex" xmlns:mc="http://schemas.openxmlformats.org/markup-compatibility/2006" xmlns:o="urn:schemas-microsoft-com:office:office" xmlns:r="http://schemas.openxmlformats.org/officeDocument/2006/relationships" xmlns:m="http://schemas.openxmlformats.org/officeDocument/2006/math" xmlns:v="urn:schemas-microsoft-com:vml" xmlns:wp14="http://schemas.microsoft.com/office/word/2010/wordprocessingDrawing" xmlns:wp="http://schemas.openxmlformats.org/drawingml/2006/wordprocessingDrawing" xmlns:w10="urn:schemas-microsoft-com:office:word" xmlns:w="http://schemas.openxmlformats.org/wordprocessingml/2006/main" xmlns:w14="http://schemas.microsoft.com/office/word/2010/wordml" xmlns:w15="http://schemas.microsoft.com/office/word/2012/wordml" xmlns:w16se="http://schemas.microsoft.com/office/word/2015/wordml/symex" xmlns:wpg="http://schemas.microsoft.com/office/word/2010/wordprocessingGroup" xmlns:wpi="http://schemas.microsoft.com/office/word/2010/wordprocessingInk" xmlns:wne="http://schemas.microsoft.com/office/word/2006/wordml" xmlns:wps="http://schemas.microsoft.com/office/word/2010/wordprocessingShape" mc:Ignorable="w14 w15 w16se wp14">
   <w:endnote w:type="separator" w:id="-1">
     <w:p>
       <w:r>
@@ -5451,22 +6217,22 @@
 </file>
 
 <file path=word/footer1.xml><?xml version="1.0" encoding="utf-8"?>
-<w:ftr xmlns:wpc="http://schemas.microsoft.com/office/word/2010/wordprocessingCanvas" xmlns:cx="http://schemas.microsoft.com/office/drawing/2014/chartex" xmlns:cx1="http://schemas.microsoft.com/office/drawing/2015/9/8/chartex" xmlns:cx2="http://schemas.microsoft.com/office/drawing/2015/10/21/chartex" xmlns:cx3="http://schemas.microsoft.com/office/drawing/2016/5/9/chartex" xmlns:cx4="http://schemas.microsoft.com/office/drawing/2016/5/10/chartex" xmlns:cx5="http://schemas.microsoft.com/office/drawing/2016/5/11/chartex" xmlns:cx6="http://schemas.microsoft.com/office/drawing/2016/5/12/chartex" xmlns:cx7="http://schemas.microsoft.com/office/drawing/2016/5/13/chartex" xmlns:cx8="http://schemas.microsoft.com/office/drawing/2016/5/14/chartex" xmlns:mc="http://schemas.openxmlformats.org/markup-compatibility/2006" xmlns:aink="http://schemas.microsoft.com/office/drawing/2016/ink" xmlns:am3d="http://schemas.microsoft.com/office/drawing/2017/model3d" xmlns:o="urn:schemas-microsoft-com:office:office" xmlns:r="http://schemas.openxmlformats.org/officeDocument/2006/relationships" xmlns:m="http://schemas.openxmlformats.org/officeDocument/2006/math" xmlns:v="urn:schemas-microsoft-com:vml" xmlns:wp14="http://schemas.microsoft.com/office/word/2010/wordprocessingDrawing" xmlns:wp="http://schemas.openxmlformats.org/drawingml/2006/wordprocessingDrawing" xmlns:w10="urn:schemas-microsoft-com:office:word" xmlns:w="http://schemas.openxmlformats.org/wordprocessingml/2006/main" xmlns:w14="http://schemas.microsoft.com/office/word/2010/wordml" xmlns:w15="http://schemas.microsoft.com/office/word/2012/wordml" xmlns:w16cex="http://schemas.microsoft.com/office/word/2018/wordml/cex" xmlns:w16cid="http://schemas.microsoft.com/office/word/2016/wordml/cid" xmlns:w16="http://schemas.microsoft.com/office/word/2018/wordml" xmlns:w16sdtdh="http://schemas.microsoft.com/office/word/2020/wordml/sdtdatahash" xmlns:w16se="http://schemas.microsoft.com/office/word/2015/wordml/symex" xmlns:wpg="http://schemas.microsoft.com/office/word/2010/wordprocessingGroup" xmlns:wpi="http://schemas.microsoft.com/office/word/2010/wordprocessingInk" xmlns:wne="http://schemas.microsoft.com/office/word/2006/wordml" xmlns:wps="http://schemas.microsoft.com/office/word/2010/wordprocessingShape" mc:Ignorable="w14 w15 w16se w16cid w16 w16cex w16sdtdh wp14">
+<w:ftr xmlns:wpc="http://schemas.microsoft.com/office/word/2010/wordprocessingCanvas" xmlns:cx="http://schemas.microsoft.com/office/drawing/2014/chartex" xmlns:cx1="http://schemas.microsoft.com/office/drawing/2015/9/8/chartex" xmlns:mc="http://schemas.openxmlformats.org/markup-compatibility/2006" xmlns:o="urn:schemas-microsoft-com:office:office" xmlns:r="http://schemas.openxmlformats.org/officeDocument/2006/relationships" xmlns:m="http://schemas.openxmlformats.org/officeDocument/2006/math" xmlns:v="urn:schemas-microsoft-com:vml" xmlns:wp14="http://schemas.microsoft.com/office/word/2010/wordprocessingDrawing" xmlns:wp="http://schemas.openxmlformats.org/drawingml/2006/wordprocessingDrawing" xmlns:w10="urn:schemas-microsoft-com:office:word" xmlns:w="http://schemas.openxmlformats.org/wordprocessingml/2006/main" xmlns:w14="http://schemas.microsoft.com/office/word/2010/wordml" xmlns:w15="http://schemas.microsoft.com/office/word/2012/wordml" xmlns:w16se="http://schemas.microsoft.com/office/word/2015/wordml/symex" xmlns:wpg="http://schemas.microsoft.com/office/word/2010/wordprocessingGroup" xmlns:wpi="http://schemas.microsoft.com/office/word/2010/wordprocessingInk" xmlns:wne="http://schemas.microsoft.com/office/word/2006/wordml" xmlns:wps="http://schemas.microsoft.com/office/word/2010/wordprocessingShape" mc:Ignorable="w14 w15 w16se wp14">
   <w:p>
     <w:pPr>
-      <w:pStyle w:val="Footer"/>
+      <w:pStyle w:val="af5"/>
     </w:pPr>
   </w:p>
 </w:ftr>
 </file>
 
 <file path=word/footer2.xml><?xml version="1.0" encoding="utf-8"?>
-<w:ftr xmlns:wpc="http://schemas.microsoft.com/office/word/2010/wordprocessingCanvas" xmlns:cx="http://schemas.microsoft.com/office/drawing/2014/chartex" xmlns:cx1="http://schemas.microsoft.com/office/drawing/2015/9/8/chartex" xmlns:cx2="http://schemas.microsoft.com/office/drawing/2015/10/21/chartex" xmlns:cx3="http://schemas.microsoft.com/office/drawing/2016/5/9/chartex" xmlns:cx4="http://schemas.microsoft.com/office/drawing/2016/5/10/chartex" xmlns:cx5="http://schemas.microsoft.com/office/drawing/2016/5/11/chartex" xmlns:cx6="http://schemas.microsoft.com/office/drawing/2016/5/12/chartex" xmlns:cx7="http://schemas.microsoft.com/office/drawing/2016/5/13/chartex" xmlns:cx8="http://schemas.microsoft.com/office/drawing/2016/5/14/chartex" xmlns:mc="http://schemas.openxmlformats.org/markup-compatibility/2006" xmlns:aink="http://schemas.microsoft.com/office/drawing/2016/ink" xmlns:am3d="http://schemas.microsoft.com/office/drawing/2017/model3d" xmlns:o="urn:schemas-microsoft-com:office:office" xmlns:r="http://schemas.openxmlformats.org/officeDocument/2006/relationships" xmlns:m="http://schemas.openxmlformats.org/officeDocument/2006/math" xmlns:v="urn:schemas-microsoft-com:vml" xmlns:wp14="http://schemas.microsoft.com/office/word/2010/wordprocessingDrawing" xmlns:wp="http://schemas.openxmlformats.org/drawingml/2006/wordprocessingDrawing" xmlns:w10="urn:schemas-microsoft-com:office:word" xmlns:w="http://schemas.openxmlformats.org/wordprocessingml/2006/main" xmlns:w14="http://schemas.microsoft.com/office/word/2010/wordml" xmlns:w15="http://schemas.microsoft.com/office/word/2012/wordml" xmlns:w16cex="http://schemas.microsoft.com/office/word/2018/wordml/cex" xmlns:w16cid="http://schemas.microsoft.com/office/word/2016/wordml/cid" xmlns:w16="http://schemas.microsoft.com/office/word/2018/wordml" xmlns:w16sdtdh="http://schemas.microsoft.com/office/word/2020/wordml/sdtdatahash" xmlns:w16se="http://schemas.microsoft.com/office/word/2015/wordml/symex" xmlns:wpg="http://schemas.microsoft.com/office/word/2010/wordprocessingGroup" xmlns:wpi="http://schemas.microsoft.com/office/word/2010/wordprocessingInk" xmlns:wne="http://schemas.microsoft.com/office/word/2006/wordml" xmlns:wps="http://schemas.microsoft.com/office/word/2010/wordprocessingShape" mc:Ignorable="w14 w15 w16se w16cid w16 w16cex w16sdtdh wp14">
+<w:ftr xmlns:wpc="http://schemas.microsoft.com/office/word/2010/wordprocessingCanvas" xmlns:cx="http://schemas.microsoft.com/office/drawing/2014/chartex" xmlns:cx1="http://schemas.microsoft.com/office/drawing/2015/9/8/chartex" xmlns:mc="http://schemas.openxmlformats.org/markup-compatibility/2006" xmlns:o="urn:schemas-microsoft-com:office:office" xmlns:r="http://schemas.openxmlformats.org/officeDocument/2006/relationships" xmlns:m="http://schemas.openxmlformats.org/officeDocument/2006/math" xmlns:v="urn:schemas-microsoft-com:vml" xmlns:wp14="http://schemas.microsoft.com/office/word/2010/wordprocessingDrawing" xmlns:wp="http://schemas.openxmlformats.org/drawingml/2006/wordprocessingDrawing" xmlns:w10="urn:schemas-microsoft-com:office:word" xmlns:w="http://schemas.openxmlformats.org/wordprocessingml/2006/main" xmlns:w14="http://schemas.microsoft.com/office/word/2010/wordml" xmlns:w15="http://schemas.microsoft.com/office/word/2012/wordml" xmlns:w16se="http://schemas.microsoft.com/office/word/2015/wordml/symex" xmlns:wpg="http://schemas.microsoft.com/office/word/2010/wordprocessingGroup" xmlns:wpi="http://schemas.microsoft.com/office/word/2010/wordprocessingInk" xmlns:wne="http://schemas.microsoft.com/office/word/2006/wordml" xmlns:wps="http://schemas.microsoft.com/office/word/2010/wordprocessingShape" mc:Ignorable="w14 w15 w16se wp14">
   <w:p>
     <w:pPr>
       <w:jc w:val="center"/>
       <w:rPr>
-        <w:rStyle w:val="PageNumber"/>
+        <w:rStyle w:val="a6"/>
       </w:rPr>
     </w:pPr>
   </w:p>
@@ -5475,36 +6241,37 @@
       <w:ind w:right="360"/>
       <w:jc w:val="center"/>
       <w:rPr>
-        <w:rStyle w:val="PageNumber"/>
+        <w:rStyle w:val="a6"/>
       </w:rPr>
     </w:pPr>
     <w:r>
       <w:rPr>
-        <w:rStyle w:val="PageNumber"/>
+        <w:rStyle w:val="a6"/>
       </w:rPr>
       <w:fldChar w:fldCharType="begin"/>
     </w:r>
     <w:r>
       <w:rPr>
-        <w:rStyle w:val="PageNumber"/>
+        <w:rStyle w:val="a6"/>
       </w:rPr>
       <w:instrText xml:space="preserve"> PAGE </w:instrText>
     </w:r>
     <w:r>
       <w:rPr>
-        <w:rStyle w:val="PageNumber"/>
+        <w:rStyle w:val="a6"/>
       </w:rPr>
       <w:fldChar w:fldCharType="separate"/>
     </w:r>
     <w:r>
       <w:rPr>
-        <w:rStyle w:val="PageNumber"/>
-      </w:rPr>
-      <w:t>15</w:t>
+        <w:rStyle w:val="a6"/>
+        <w:noProof/>
+      </w:rPr>
+      <w:t>19</w:t>
     </w:r>
     <w:r>
       <w:rPr>
-        <w:rStyle w:val="PageNumber"/>
+        <w:rStyle w:val="a6"/>
       </w:rPr>
       <w:fldChar w:fldCharType="end"/>
     </w:r>
@@ -5513,7 +6280,7 @@
 </file>
 
 <file path=word/footer3.xml><?xml version="1.0" encoding="utf-8"?>
-<w:ftr xmlns:wpc="http://schemas.microsoft.com/office/word/2010/wordprocessingCanvas" xmlns:cx="http://schemas.microsoft.com/office/drawing/2014/chartex" xmlns:cx1="http://schemas.microsoft.com/office/drawing/2015/9/8/chartex" xmlns:cx2="http://schemas.microsoft.com/office/drawing/2015/10/21/chartex" xmlns:cx3="http://schemas.microsoft.com/office/drawing/2016/5/9/chartex" xmlns:cx4="http://schemas.microsoft.com/office/drawing/2016/5/10/chartex" xmlns:cx5="http://schemas.microsoft.com/office/drawing/2016/5/11/chartex" xmlns:cx6="http://schemas.microsoft.com/office/drawing/2016/5/12/chartex" xmlns:cx7="http://schemas.microsoft.com/office/drawing/2016/5/13/chartex" xmlns:cx8="http://schemas.microsoft.com/office/drawing/2016/5/14/chartex" xmlns:mc="http://schemas.openxmlformats.org/markup-compatibility/2006" xmlns:aink="http://schemas.microsoft.com/office/drawing/2016/ink" xmlns:am3d="http://schemas.microsoft.com/office/drawing/2017/model3d" xmlns:o="urn:schemas-microsoft-com:office:office" xmlns:r="http://schemas.openxmlformats.org/officeDocument/2006/relationships" xmlns:m="http://schemas.openxmlformats.org/officeDocument/2006/math" xmlns:v="urn:schemas-microsoft-com:vml" xmlns:wp14="http://schemas.microsoft.com/office/word/2010/wordprocessingDrawing" xmlns:wp="http://schemas.openxmlformats.org/drawingml/2006/wordprocessingDrawing" xmlns:w10="urn:schemas-microsoft-com:office:word" xmlns:w="http://schemas.openxmlformats.org/wordprocessingml/2006/main" xmlns:w14="http://schemas.microsoft.com/office/word/2010/wordml" xmlns:w15="http://schemas.microsoft.com/office/word/2012/wordml" xmlns:w16cex="http://schemas.microsoft.com/office/word/2018/wordml/cex" xmlns:w16cid="http://schemas.microsoft.com/office/word/2016/wordml/cid" xmlns:w16="http://schemas.microsoft.com/office/word/2018/wordml" xmlns:w16sdtdh="http://schemas.microsoft.com/office/word/2020/wordml/sdtdatahash" xmlns:w16se="http://schemas.microsoft.com/office/word/2015/wordml/symex" xmlns:wpg="http://schemas.microsoft.com/office/word/2010/wordprocessingGroup" xmlns:wpi="http://schemas.microsoft.com/office/word/2010/wordprocessingInk" xmlns:wne="http://schemas.microsoft.com/office/word/2006/wordml" xmlns:wps="http://schemas.microsoft.com/office/word/2010/wordprocessingShape" mc:Ignorable="w14 w15 w16se w16cid w16 w16cex w16sdtdh wp14">
+<w:ftr xmlns:wpc="http://schemas.microsoft.com/office/word/2010/wordprocessingCanvas" xmlns:cx="http://schemas.microsoft.com/office/drawing/2014/chartex" xmlns:cx1="http://schemas.microsoft.com/office/drawing/2015/9/8/chartex" xmlns:mc="http://schemas.openxmlformats.org/markup-compatibility/2006" xmlns:o="urn:schemas-microsoft-com:office:office" xmlns:r="http://schemas.openxmlformats.org/officeDocument/2006/relationships" xmlns:m="http://schemas.openxmlformats.org/officeDocument/2006/math" xmlns:v="urn:schemas-microsoft-com:vml" xmlns:wp14="http://schemas.microsoft.com/office/word/2010/wordprocessingDrawing" xmlns:wp="http://schemas.openxmlformats.org/drawingml/2006/wordprocessingDrawing" xmlns:w10="urn:schemas-microsoft-com:office:word" xmlns:w="http://schemas.openxmlformats.org/wordprocessingml/2006/main" xmlns:w14="http://schemas.microsoft.com/office/word/2010/wordml" xmlns:w15="http://schemas.microsoft.com/office/word/2012/wordml" xmlns:w16se="http://schemas.microsoft.com/office/word/2015/wordml/symex" xmlns:wpg="http://schemas.microsoft.com/office/word/2010/wordprocessingGroup" xmlns:wpi="http://schemas.microsoft.com/office/word/2010/wordprocessingInk" xmlns:wne="http://schemas.microsoft.com/office/word/2006/wordml" xmlns:wps="http://schemas.microsoft.com/office/word/2010/wordprocessingShape" mc:Ignorable="w14 w15 w16se wp14">
   <w:p>
     <w:pPr>
       <w:jc w:val="center"/>
@@ -5529,7 +6296,7 @@
 </file>
 
 <file path=word/footnotes.xml><?xml version="1.0" encoding="utf-8"?>
-<w:footnotes xmlns:wpc="http://schemas.microsoft.com/office/word/2010/wordprocessingCanvas" xmlns:cx="http://schemas.microsoft.com/office/drawing/2014/chartex" xmlns:cx1="http://schemas.microsoft.com/office/drawing/2015/9/8/chartex" xmlns:cx2="http://schemas.microsoft.com/office/drawing/2015/10/21/chartex" xmlns:cx3="http://schemas.microsoft.com/office/drawing/2016/5/9/chartex" xmlns:cx4="http://schemas.microsoft.com/office/drawing/2016/5/10/chartex" xmlns:cx5="http://schemas.microsoft.com/office/drawing/2016/5/11/chartex" xmlns:cx6="http://schemas.microsoft.com/office/drawing/2016/5/12/chartex" xmlns:cx7="http://schemas.microsoft.com/office/drawing/2016/5/13/chartex" xmlns:cx8="http://schemas.microsoft.com/office/drawing/2016/5/14/chartex" xmlns:mc="http://schemas.openxmlformats.org/markup-compatibility/2006" xmlns:aink="http://schemas.microsoft.com/office/drawing/2016/ink" xmlns:am3d="http://schemas.microsoft.com/office/drawing/2017/model3d" xmlns:o="urn:schemas-microsoft-com:office:office" xmlns:r="http://schemas.openxmlformats.org/officeDocument/2006/relationships" xmlns:m="http://schemas.openxmlformats.org/officeDocument/2006/math" xmlns:v="urn:schemas-microsoft-com:vml" xmlns:wp14="http://schemas.microsoft.com/office/word/2010/wordprocessingDrawing" xmlns:wp="http://schemas.openxmlformats.org/drawingml/2006/wordprocessingDrawing" xmlns:w10="urn:schemas-microsoft-com:office:word" xmlns:w="http://schemas.openxmlformats.org/wordprocessingml/2006/main" xmlns:w14="http://schemas.microsoft.com/office/word/2010/wordml" xmlns:w15="http://schemas.microsoft.com/office/word/2012/wordml" xmlns:w16cex="http://schemas.microsoft.com/office/word/2018/wordml/cex" xmlns:w16cid="http://schemas.microsoft.com/office/word/2016/wordml/cid" xmlns:w16="http://schemas.microsoft.com/office/word/2018/wordml" xmlns:w16sdtdh="http://schemas.microsoft.com/office/word/2020/wordml/sdtdatahash" xmlns:w16se="http://schemas.microsoft.com/office/word/2015/wordml/symex" xmlns:wpg="http://schemas.microsoft.com/office/word/2010/wordprocessingGroup" xmlns:wpi="http://schemas.microsoft.com/office/word/2010/wordprocessingInk" xmlns:wne="http://schemas.microsoft.com/office/word/2006/wordml" xmlns:wps="http://schemas.microsoft.com/office/word/2010/wordprocessingShape" mc:Ignorable="w14 w15 w16se w16cid w16 w16cex w16sdtdh wp14">
+<w:footnotes xmlns:wpc="http://schemas.microsoft.com/office/word/2010/wordprocessingCanvas" xmlns:cx="http://schemas.microsoft.com/office/drawing/2014/chartex" xmlns:cx1="http://schemas.microsoft.com/office/drawing/2015/9/8/chartex" xmlns:mc="http://schemas.openxmlformats.org/markup-compatibility/2006" xmlns:o="urn:schemas-microsoft-com:office:office" xmlns:r="http://schemas.openxmlformats.org/officeDocument/2006/relationships" xmlns:m="http://schemas.openxmlformats.org/officeDocument/2006/math" xmlns:v="urn:schemas-microsoft-com:vml" xmlns:wp14="http://schemas.microsoft.com/office/word/2010/wordprocessingDrawing" xmlns:wp="http://schemas.openxmlformats.org/drawingml/2006/wordprocessingDrawing" xmlns:w10="urn:schemas-microsoft-com:office:word" xmlns:w="http://schemas.openxmlformats.org/wordprocessingml/2006/main" xmlns:w14="http://schemas.microsoft.com/office/word/2010/wordml" xmlns:w15="http://schemas.microsoft.com/office/word/2012/wordml" xmlns:w16se="http://schemas.microsoft.com/office/word/2015/wordml/symex" xmlns:wpg="http://schemas.microsoft.com/office/word/2010/wordprocessingGroup" xmlns:wpi="http://schemas.microsoft.com/office/word/2010/wordprocessingInk" xmlns:wne="http://schemas.microsoft.com/office/word/2006/wordml" xmlns:wps="http://schemas.microsoft.com/office/word/2010/wordprocessingShape" mc:Ignorable="w14 w15 w16se wp14">
   <w:footnote w:type="separator" w:id="-1">
     <w:p>
       <w:r>
@@ -5548,7 +6315,7 @@
 </file>
 
 <file path=word/numbering.xml><?xml version="1.0" encoding="utf-8"?>
-<w:numbering xmlns:wpc="http://schemas.microsoft.com/office/word/2010/wordprocessingCanvas" xmlns:cx="http://schemas.microsoft.com/office/drawing/2014/chartex" xmlns:cx1="http://schemas.microsoft.com/office/drawing/2015/9/8/chartex" xmlns:cx2="http://schemas.microsoft.com/office/drawing/2015/10/21/chartex" xmlns:cx3="http://schemas.microsoft.com/office/drawing/2016/5/9/chartex" xmlns:cx4="http://schemas.microsoft.com/office/drawing/2016/5/10/chartex" xmlns:cx5="http://schemas.microsoft.com/office/drawing/2016/5/11/chartex" xmlns:cx6="http://schemas.microsoft.com/office/drawing/2016/5/12/chartex" xmlns:cx7="http://schemas.microsoft.com/office/drawing/2016/5/13/chartex" xmlns:cx8="http://schemas.microsoft.com/office/drawing/2016/5/14/chartex" xmlns:mc="http://schemas.openxmlformats.org/markup-compatibility/2006" xmlns:aink="http://schemas.microsoft.com/office/drawing/2016/ink" xmlns:am3d="http://schemas.microsoft.com/office/drawing/2017/model3d" xmlns:o="urn:schemas-microsoft-com:office:office" xmlns:r="http://schemas.openxmlformats.org/officeDocument/2006/relationships" xmlns:m="http://schemas.openxmlformats.org/officeDocument/2006/math" xmlns:v="urn:schemas-microsoft-com:vml" xmlns:wp14="http://schemas.microsoft.com/office/word/2010/wordprocessingDrawing" xmlns:wp="http://schemas.openxmlformats.org/drawingml/2006/wordprocessingDrawing" xmlns:w10="urn:schemas-microsoft-com:office:word" xmlns:w="http://schemas.openxmlformats.org/wordprocessingml/2006/main" xmlns:w14="http://schemas.microsoft.com/office/word/2010/wordml" xmlns:w15="http://schemas.microsoft.com/office/word/2012/wordml" xmlns:w16cex="http://schemas.microsoft.com/office/word/2018/wordml/cex" xmlns:w16cid="http://schemas.microsoft.com/office/word/2016/wordml/cid" xmlns:w16="http://schemas.microsoft.com/office/word/2018/wordml" xmlns:w16sdtdh="http://schemas.microsoft.com/office/word/2020/wordml/sdtdatahash" xmlns:w16se="http://schemas.microsoft.com/office/word/2015/wordml/symex" xmlns:wpg="http://schemas.microsoft.com/office/word/2010/wordprocessingGroup" xmlns:wpi="http://schemas.microsoft.com/office/word/2010/wordprocessingInk" xmlns:wne="http://schemas.microsoft.com/office/word/2006/wordml" xmlns:wps="http://schemas.microsoft.com/office/word/2010/wordprocessingShape" mc:Ignorable="w14 w15 w16se w16cid w16 w16cex w16sdtdh wp14">
+<w:numbering xmlns:wpc="http://schemas.microsoft.com/office/word/2010/wordprocessingCanvas" xmlns:cx="http://schemas.microsoft.com/office/drawing/2014/chartex" xmlns:cx1="http://schemas.microsoft.com/office/drawing/2015/9/8/chartex" xmlns:mc="http://schemas.openxmlformats.org/markup-compatibility/2006" xmlns:o="urn:schemas-microsoft-com:office:office" xmlns:r="http://schemas.openxmlformats.org/officeDocument/2006/relationships" xmlns:m="http://schemas.openxmlformats.org/officeDocument/2006/math" xmlns:v="urn:schemas-microsoft-com:vml" xmlns:wp14="http://schemas.microsoft.com/office/word/2010/wordprocessingDrawing" xmlns:wp="http://schemas.openxmlformats.org/drawingml/2006/wordprocessingDrawing" xmlns:w10="urn:schemas-microsoft-com:office:word" xmlns:w="http://schemas.openxmlformats.org/wordprocessingml/2006/main" xmlns:w14="http://schemas.microsoft.com/office/word/2010/wordml" xmlns:w15="http://schemas.microsoft.com/office/word/2012/wordml" xmlns:w16se="http://schemas.microsoft.com/office/word/2015/wordml/symex" xmlns:wpg="http://schemas.microsoft.com/office/word/2010/wordprocessingGroup" xmlns:wpi="http://schemas.microsoft.com/office/word/2010/wordprocessingInk" xmlns:wne="http://schemas.microsoft.com/office/word/2006/wordml" xmlns:wps="http://schemas.microsoft.com/office/word/2010/wordprocessingShape" mc:Ignorable="w14 w15 w16se wp14">
   <w:abstractNum w:abstractNumId="0" w15:restartNumberingAfterBreak="0">
     <w:nsid w:val="001C70D0"/>
     <w:multiLevelType w:val="multilevel"/>
@@ -5931,7 +6698,7 @@
     <w:lvl w:ilvl="0">
       <w:start w:val="1"/>
       <w:numFmt w:val="none"/>
-      <w:pStyle w:val="Heading1"/>
+      <w:pStyle w:val="1"/>
       <w:suff w:val="nothing"/>
       <w:lvlText w:val=""/>
       <w:lvlJc w:val="left"/>
@@ -6432,6 +7199,95 @@
     </w:lvl>
   </w:abstractNum>
   <w:abstractNum w:abstractNumId="7" w15:restartNumberingAfterBreak="0">
+    <w:nsid w:val="2C113615"/>
+    <w:multiLevelType w:val="hybridMultilevel"/>
+    <w:tmpl w:val="2F0C5326"/>
+    <w:lvl w:ilvl="0" w:tplc="B00EA890">
+      <w:start w:val="1"/>
+      <w:numFmt w:val="decimal"/>
+      <w:lvlText w:val="%1."/>
+      <w:lvlJc w:val="left"/>
+      <w:pPr>
+        <w:ind w:left="1069" w:hanging="360"/>
+      </w:pPr>
+      <w:rPr>
+        <w:rFonts w:hint="default"/>
+      </w:rPr>
+    </w:lvl>
+    <w:lvl w:ilvl="1" w:tplc="04190019" w:tentative="1">
+      <w:start w:val="1"/>
+      <w:numFmt w:val="lowerLetter"/>
+      <w:lvlText w:val="%2."/>
+      <w:lvlJc w:val="left"/>
+      <w:pPr>
+        <w:ind w:left="1789" w:hanging="360"/>
+      </w:pPr>
+    </w:lvl>
+    <w:lvl w:ilvl="2" w:tplc="0419001B" w:tentative="1">
+      <w:start w:val="1"/>
+      <w:numFmt w:val="lowerRoman"/>
+      <w:lvlText w:val="%3."/>
+      <w:lvlJc w:val="right"/>
+      <w:pPr>
+        <w:ind w:left="2509" w:hanging="180"/>
+      </w:pPr>
+    </w:lvl>
+    <w:lvl w:ilvl="3" w:tplc="0419000F" w:tentative="1">
+      <w:start w:val="1"/>
+      <w:numFmt w:val="decimal"/>
+      <w:lvlText w:val="%4."/>
+      <w:lvlJc w:val="left"/>
+      <w:pPr>
+        <w:ind w:left="3229" w:hanging="360"/>
+      </w:pPr>
+    </w:lvl>
+    <w:lvl w:ilvl="4" w:tplc="04190019" w:tentative="1">
+      <w:start w:val="1"/>
+      <w:numFmt w:val="lowerLetter"/>
+      <w:lvlText w:val="%5."/>
+      <w:lvlJc w:val="left"/>
+      <w:pPr>
+        <w:ind w:left="3949" w:hanging="360"/>
+      </w:pPr>
+    </w:lvl>
+    <w:lvl w:ilvl="5" w:tplc="0419001B" w:tentative="1">
+      <w:start w:val="1"/>
+      <w:numFmt w:val="lowerRoman"/>
+      <w:lvlText w:val="%6."/>
+      <w:lvlJc w:val="right"/>
+      <w:pPr>
+        <w:ind w:left="4669" w:hanging="180"/>
+      </w:pPr>
+    </w:lvl>
+    <w:lvl w:ilvl="6" w:tplc="0419000F" w:tentative="1">
+      <w:start w:val="1"/>
+      <w:numFmt w:val="decimal"/>
+      <w:lvlText w:val="%7."/>
+      <w:lvlJc w:val="left"/>
+      <w:pPr>
+        <w:ind w:left="5389" w:hanging="360"/>
+      </w:pPr>
+    </w:lvl>
+    <w:lvl w:ilvl="7" w:tplc="04190019" w:tentative="1">
+      <w:start w:val="1"/>
+      <w:numFmt w:val="lowerLetter"/>
+      <w:lvlText w:val="%8."/>
+      <w:lvlJc w:val="left"/>
+      <w:pPr>
+        <w:ind w:left="6109" w:hanging="360"/>
+      </w:pPr>
+    </w:lvl>
+    <w:lvl w:ilvl="8" w:tplc="0419001B" w:tentative="1">
+      <w:start w:val="1"/>
+      <w:numFmt w:val="lowerRoman"/>
+      <w:lvlText w:val="%9."/>
+      <w:lvlJc w:val="right"/>
+      <w:pPr>
+        <w:ind w:left="6829" w:hanging="180"/>
+      </w:pPr>
+    </w:lvl>
+  </w:abstractNum>
+  <w:abstractNum w:abstractNumId="8" w15:restartNumberingAfterBreak="0">
     <w:nsid w:val="2ECF0057"/>
     <w:multiLevelType w:val="multilevel"/>
     <w:tmpl w:val="5A8E4C7C"/>
@@ -6580,7 +7436,7 @@
       </w:rPr>
     </w:lvl>
   </w:abstractNum>
-  <w:abstractNum w:abstractNumId="8" w15:restartNumberingAfterBreak="0">
+  <w:abstractNum w:abstractNumId="9" w15:restartNumberingAfterBreak="0">
     <w:nsid w:val="39407A52"/>
     <w:multiLevelType w:val="multilevel"/>
     <w:tmpl w:val="D7686C3A"/>
@@ -6693,14 +7549,14 @@
       </w:pPr>
     </w:lvl>
   </w:abstractNum>
-  <w:abstractNum w:abstractNumId="9" w15:restartNumberingAfterBreak="0">
+  <w:abstractNum w:abstractNumId="10" w15:restartNumberingAfterBreak="0">
     <w:nsid w:val="399F361B"/>
     <w:multiLevelType w:val="multilevel"/>
     <w:tmpl w:val="EF6C9760"/>
     <w:lvl w:ilvl="0">
       <w:start w:val="1"/>
       <w:numFmt w:val="none"/>
-      <w:pStyle w:val="Heading2"/>
+      <w:pStyle w:val="2"/>
       <w:suff w:val="nothing"/>
       <w:lvlText w:val=""/>
       <w:lvlJc w:val="left"/>
@@ -6816,14 +7672,14 @@
       </w:pPr>
     </w:lvl>
   </w:abstractNum>
-  <w:abstractNum w:abstractNumId="10" w15:restartNumberingAfterBreak="0">
+  <w:abstractNum w:abstractNumId="11" w15:restartNumberingAfterBreak="0">
     <w:nsid w:val="3DCC0E72"/>
     <w:multiLevelType w:val="multilevel"/>
     <w:tmpl w:val="D980C1AC"/>
     <w:lvl w:ilvl="0">
       <w:start w:val="1"/>
       <w:numFmt w:val="bullet"/>
-      <w:pStyle w:val="List"/>
+      <w:pStyle w:val="a"/>
       <w:lvlText w:val=""/>
       <w:lvlJc w:val="left"/>
       <w:pPr>
@@ -6957,7 +7813,7 @@
       </w:rPr>
     </w:lvl>
   </w:abstractNum>
-  <w:abstractNum w:abstractNumId="11" w15:restartNumberingAfterBreak="0">
+  <w:abstractNum w:abstractNumId="12" w15:restartNumberingAfterBreak="0">
     <w:nsid w:val="4BBC2424"/>
     <w:multiLevelType w:val="multilevel"/>
     <w:tmpl w:val="6B02C716"/>
@@ -7097,7 +7953,7 @@
       </w:rPr>
     </w:lvl>
   </w:abstractNum>
-  <w:abstractNum w:abstractNumId="12" w15:restartNumberingAfterBreak="0">
+  <w:abstractNum w:abstractNumId="13" w15:restartNumberingAfterBreak="0">
     <w:nsid w:val="4D795A2E"/>
     <w:multiLevelType w:val="hybridMultilevel"/>
     <w:tmpl w:val="9BE41012"/>
@@ -7210,7 +8066,7 @@
       </w:rPr>
     </w:lvl>
   </w:abstractNum>
-  <w:abstractNum w:abstractNumId="13" w15:restartNumberingAfterBreak="0">
+  <w:abstractNum w:abstractNumId="14" w15:restartNumberingAfterBreak="0">
     <w:nsid w:val="573428A8"/>
     <w:multiLevelType w:val="hybridMultilevel"/>
     <w:tmpl w:val="E72E9180"/>
@@ -7323,7 +8179,7 @@
       </w:rPr>
     </w:lvl>
   </w:abstractNum>
-  <w:abstractNum w:abstractNumId="14" w15:restartNumberingAfterBreak="0">
+  <w:abstractNum w:abstractNumId="15" w15:restartNumberingAfterBreak="0">
     <w:nsid w:val="5D5F56AC"/>
     <w:multiLevelType w:val="hybridMultilevel"/>
     <w:tmpl w:val="B2E23C6E"/>
@@ -7436,10 +8292,10 @@
       </w:rPr>
     </w:lvl>
   </w:abstractNum>
-  <w:abstractNum w:abstractNumId="15" w15:restartNumberingAfterBreak="0">
+  <w:abstractNum w:abstractNumId="16" w15:restartNumberingAfterBreak="0">
     <w:nsid w:val="5F13326D"/>
     <w:multiLevelType w:val="hybridMultilevel"/>
-    <w:tmpl w:val="5854280C"/>
+    <w:tmpl w:val="FE801402"/>
     <w:lvl w:ilvl="0" w:tplc="04190001">
       <w:start w:val="1"/>
       <w:numFmt w:val="bullet"/>
@@ -7452,7 +8308,7 @@
         <w:rFonts w:ascii="Symbol" w:hAnsi="Symbol" w:hint="default"/>
       </w:rPr>
     </w:lvl>
-    <w:lvl w:ilvl="1" w:tplc="04190003" w:tentative="1">
+    <w:lvl w:ilvl="1" w:tplc="04190003">
       <w:start w:val="1"/>
       <w:numFmt w:val="bullet"/>
       <w:lvlText w:val="o"/>
@@ -7549,7 +8405,7 @@
       </w:rPr>
     </w:lvl>
   </w:abstractNum>
-  <w:abstractNum w:abstractNumId="16" w15:restartNumberingAfterBreak="0">
+  <w:abstractNum w:abstractNumId="17" w15:restartNumberingAfterBreak="0">
     <w:nsid w:val="624301D2"/>
     <w:multiLevelType w:val="multilevel"/>
     <w:tmpl w:val="05F01158"/>
@@ -7662,7 +8518,7 @@
       </w:pPr>
     </w:lvl>
   </w:abstractNum>
-  <w:abstractNum w:abstractNumId="17" w15:restartNumberingAfterBreak="0">
+  <w:abstractNum w:abstractNumId="18" w15:restartNumberingAfterBreak="0">
     <w:nsid w:val="626638BF"/>
     <w:multiLevelType w:val="hybridMultilevel"/>
     <w:tmpl w:val="70387C68"/>
@@ -7775,7 +8631,7 @@
       </w:rPr>
     </w:lvl>
   </w:abstractNum>
-  <w:abstractNum w:abstractNumId="18" w15:restartNumberingAfterBreak="0">
+  <w:abstractNum w:abstractNumId="19" w15:restartNumberingAfterBreak="0">
     <w:nsid w:val="75977E95"/>
     <w:multiLevelType w:val="multilevel"/>
     <w:tmpl w:val="D1845EBE"/>
@@ -7928,16 +8784,16 @@
     <w:abstractNumId w:val="3"/>
   </w:num>
   <w:num w:numId="2">
+    <w:abstractNumId w:val="10"/>
+  </w:num>
+  <w:num w:numId="3">
     <w:abstractNumId w:val="9"/>
   </w:num>
-  <w:num w:numId="3">
-    <w:abstractNumId w:val="8"/>
-  </w:num>
   <w:num w:numId="4">
-    <w:abstractNumId w:val="10"/>
+    <w:abstractNumId w:val="11"/>
   </w:num>
   <w:num w:numId="5">
-    <w:abstractNumId w:val="11"/>
+    <w:abstractNumId w:val="12"/>
   </w:num>
   <w:num w:numId="6">
     <w:abstractNumId w:val="5"/>
@@ -7946,46 +8802,49 @@
     <w:abstractNumId w:val="1"/>
   </w:num>
   <w:num w:numId="8">
-    <w:abstractNumId w:val="18"/>
+    <w:abstractNumId w:val="19"/>
   </w:num>
   <w:num w:numId="9">
-    <w:abstractNumId w:val="7"/>
+    <w:abstractNumId w:val="8"/>
   </w:num>
   <w:num w:numId="10">
     <w:abstractNumId w:val="2"/>
   </w:num>
   <w:num w:numId="11">
-    <w:abstractNumId w:val="16"/>
+    <w:abstractNumId w:val="17"/>
   </w:num>
   <w:num w:numId="12">
     <w:abstractNumId w:val="0"/>
   </w:num>
   <w:num w:numId="13">
-    <w:abstractNumId w:val="13"/>
+    <w:abstractNumId w:val="14"/>
   </w:num>
   <w:num w:numId="14">
     <w:abstractNumId w:val="6"/>
   </w:num>
   <w:num w:numId="15">
+    <w:abstractNumId w:val="16"/>
+  </w:num>
+  <w:num w:numId="16">
     <w:abstractNumId w:val="15"/>
   </w:num>
-  <w:num w:numId="16">
-    <w:abstractNumId w:val="14"/>
-  </w:num>
   <w:num w:numId="17">
-    <w:abstractNumId w:val="12"/>
+    <w:abstractNumId w:val="13"/>
   </w:num>
   <w:num w:numId="18">
-    <w:abstractNumId w:val="17"/>
+    <w:abstractNumId w:val="18"/>
   </w:num>
   <w:num w:numId="19">
     <w:abstractNumId w:val="4"/>
+  </w:num>
+  <w:num w:numId="20">
+    <w:abstractNumId w:val="7"/>
   </w:num>
 </w:numbering>
 </file>
 
 <file path=word/styles.xml><?xml version="1.0" encoding="utf-8"?>
-<w:styles xmlns:mc="http://schemas.openxmlformats.org/markup-compatibility/2006" xmlns:r="http://schemas.openxmlformats.org/officeDocument/2006/relationships" xmlns:w="http://schemas.openxmlformats.org/wordprocessingml/2006/main" xmlns:w14="http://schemas.microsoft.com/office/word/2010/wordml" xmlns:w15="http://schemas.microsoft.com/office/word/2012/wordml" xmlns:w16cex="http://schemas.microsoft.com/office/word/2018/wordml/cex" xmlns:w16cid="http://schemas.microsoft.com/office/word/2016/wordml/cid" xmlns:w16="http://schemas.microsoft.com/office/word/2018/wordml" xmlns:w16sdtdh="http://schemas.microsoft.com/office/word/2020/wordml/sdtdatahash" xmlns:w16se="http://schemas.microsoft.com/office/word/2015/wordml/symex" mc:Ignorable="w14 w15 w16se w16cid w16 w16cex w16sdtdh">
+<w:styles xmlns:mc="http://schemas.openxmlformats.org/markup-compatibility/2006" xmlns:r="http://schemas.openxmlformats.org/officeDocument/2006/relationships" xmlns:w="http://schemas.openxmlformats.org/wordprocessingml/2006/main" xmlns:w14="http://schemas.microsoft.com/office/word/2010/wordml" xmlns:w15="http://schemas.microsoft.com/office/word/2012/wordml" xmlns:w16se="http://schemas.microsoft.com/office/word/2015/wordml/symex" mc:Ignorable="w14 w15 w16se">
   <w:docDefaults>
     <w:rPrDefault>
       <w:rPr>
@@ -7999,7 +8858,7 @@
       </w:pPr>
     </w:pPrDefault>
   </w:docDefaults>
-  <w:latentStyles w:defLockedState="0" w:defUIPriority="99" w:defSemiHidden="0" w:defUnhideWhenUsed="0" w:defQFormat="0" w:count="376">
+  <w:latentStyles w:defLockedState="0" w:defUIPriority="99" w:defSemiHidden="0" w:defUnhideWhenUsed="0" w:defQFormat="0" w:count="371">
     <w:lsdException w:name="Normal" w:uiPriority="0"/>
     <w:lsdException w:name="heading 1" w:uiPriority="9"/>
     <w:lsdException w:name="heading 2" w:semiHidden="1" w:uiPriority="0" w:unhideWhenUsed="1" w:qFormat="1"/>
@@ -8371,13 +9230,8 @@
     <w:lsdException w:name="List Table 5 Dark Accent 6" w:uiPriority="50"/>
     <w:lsdException w:name="List Table 6 Colorful Accent 6" w:uiPriority="51"/>
     <w:lsdException w:name="List Table 7 Colorful Accent 6" w:uiPriority="52"/>
-    <w:lsdException w:name="Mention" w:semiHidden="1" w:unhideWhenUsed="1"/>
-    <w:lsdException w:name="Smart Hyperlink" w:semiHidden="1" w:unhideWhenUsed="1"/>
-    <w:lsdException w:name="Hashtag" w:semiHidden="1" w:unhideWhenUsed="1"/>
-    <w:lsdException w:name="Unresolved Mention" w:semiHidden="1" w:unhideWhenUsed="1"/>
-    <w:lsdException w:name="Smart Link" w:semiHidden="1" w:unhideWhenUsed="1"/>
   </w:latentStyles>
-  <w:style w:type="paragraph" w:default="1" w:styleId="Normal">
+  <w:style w:type="paragraph" w:default="1" w:styleId="a0">
     <w:name w:val="Normal"/>
     <w:qFormat/>
     <w:rsid w:val="00880D79"/>
@@ -8389,10 +9243,10 @@
       <w:sz w:val="28"/>
     </w:rPr>
   </w:style>
-  <w:style w:type="paragraph" w:styleId="Heading1">
+  <w:style w:type="paragraph" w:styleId="1">
     <w:name w:val="heading 1"/>
-    <w:basedOn w:val="Normal"/>
-    <w:next w:val="Normal"/>
+    <w:basedOn w:val="a0"/>
+    <w:next w:val="a0"/>
     <w:qFormat/>
     <w:pPr>
       <w:keepNext/>
@@ -8411,10 +9265,10 @@
       <w:szCs w:val="32"/>
     </w:rPr>
   </w:style>
-  <w:style w:type="paragraph" w:styleId="Heading2">
+  <w:style w:type="paragraph" w:styleId="2">
     <w:name w:val="heading 2"/>
-    <w:basedOn w:val="Normal"/>
-    <w:next w:val="BodyText"/>
+    <w:basedOn w:val="a0"/>
+    <w:next w:val="a1"/>
     <w:qFormat/>
     <w:rsid w:val="009E1D23"/>
     <w:pPr>
@@ -8435,11 +9289,11 @@
       <w:szCs w:val="28"/>
     </w:rPr>
   </w:style>
-  <w:style w:type="paragraph" w:styleId="Heading3">
+  <w:style w:type="paragraph" w:styleId="3">
     <w:name w:val="heading 3"/>
-    <w:basedOn w:val="Normal"/>
-    <w:next w:val="BodyText"/>
-    <w:link w:val="Heading3Char"/>
+    <w:basedOn w:val="a0"/>
+    <w:next w:val="a1"/>
+    <w:link w:val="30"/>
     <w:qFormat/>
     <w:rsid w:val="009D684C"/>
     <w:pPr>
@@ -8458,23 +9312,23 @@
       <w:szCs w:val="28"/>
     </w:rPr>
   </w:style>
-  <w:style w:type="paragraph" w:styleId="Heading4">
+  <w:style w:type="paragraph" w:styleId="4">
     <w:name w:val="heading 4"/>
-    <w:basedOn w:val="Heading3"/>
-    <w:next w:val="BodyText"/>
+    <w:basedOn w:val="3"/>
+    <w:next w:val="a1"/>
     <w:qFormat/>
     <w:rsid w:val="001013BD"/>
     <w:pPr>
       <w:outlineLvl w:val="3"/>
     </w:pPr>
   </w:style>
-  <w:style w:type="character" w:default="1" w:styleId="DefaultParagraphFont">
+  <w:style w:type="character" w:default="1" w:styleId="a2">
     <w:name w:val="Default Paragraph Font"/>
     <w:uiPriority w:val="1"/>
     <w:semiHidden/>
     <w:unhideWhenUsed/>
   </w:style>
-  <w:style w:type="table" w:default="1" w:styleId="TableNormal">
+  <w:style w:type="table" w:default="1" w:styleId="a3">
     <w:name w:val="Normal Table"/>
     <w:uiPriority w:val="99"/>
     <w:semiHidden/>
@@ -8489,16 +9343,16 @@
       </w:tblCellMar>
     </w:tblPr>
   </w:style>
-  <w:style w:type="numbering" w:default="1" w:styleId="NoList">
+  <w:style w:type="numbering" w:default="1" w:styleId="a4">
     <w:name w:val="No List"/>
     <w:uiPriority w:val="99"/>
     <w:semiHidden/>
     <w:unhideWhenUsed/>
   </w:style>
-  <w:style w:type="character" w:customStyle="1" w:styleId="BodyTextChar">
-    <w:name w:val="Body Text Char"/>
-    <w:basedOn w:val="DefaultParagraphFont"/>
-    <w:link w:val="BodyText"/>
+  <w:style w:type="character" w:customStyle="1" w:styleId="a5">
+    <w:name w:val="Основной текст Знак"/>
+    <w:basedOn w:val="a2"/>
+    <w:link w:val="a1"/>
     <w:qFormat/>
     <w:rsid w:val="002E3233"/>
     <w:rPr>
@@ -8507,14 +9361,14 @@
       <w:szCs w:val="28"/>
     </w:rPr>
   </w:style>
-  <w:style w:type="character" w:styleId="PageNumber">
+  <w:style w:type="character" w:styleId="a6">
     <w:name w:val="page number"/>
-    <w:basedOn w:val="DefaultParagraphFont"/>
+    <w:basedOn w:val="a2"/>
   </w:style>
-  <w:style w:type="character" w:customStyle="1" w:styleId="Heading3Char">
-    <w:name w:val="Heading 3 Char"/>
-    <w:basedOn w:val="DefaultParagraphFont"/>
-    <w:link w:val="Heading3"/>
+  <w:style w:type="character" w:customStyle="1" w:styleId="30">
+    <w:name w:val="Заголовок 3 Знак"/>
+    <w:basedOn w:val="a2"/>
+    <w:link w:val="3"/>
     <w:qFormat/>
     <w:rsid w:val="000D771F"/>
     <w:rPr>
@@ -8526,9 +9380,9 @@
       <w:szCs w:val="28"/>
     </w:rPr>
   </w:style>
-  <w:style w:type="character" w:styleId="Hyperlink">
+  <w:style w:type="character" w:styleId="a7">
     <w:name w:val="Hyperlink"/>
-    <w:basedOn w:val="DefaultParagraphFont"/>
+    <w:basedOn w:val="a2"/>
     <w:uiPriority w:val="99"/>
     <w:unhideWhenUsed/>
     <w:rsid w:val="00C54790"/>
@@ -8537,9 +9391,9 @@
       <w:u w:val="single"/>
     </w:rPr>
   </w:style>
-  <w:style w:type="character" w:styleId="CommentReference">
+  <w:style w:type="character" w:styleId="a8">
     <w:name w:val="annotation reference"/>
-    <w:basedOn w:val="DefaultParagraphFont"/>
+    <w:basedOn w:val="a2"/>
     <w:uiPriority w:val="99"/>
     <w:semiHidden/>
     <w:unhideWhenUsed/>
@@ -8550,10 +9404,10 @@
       <w:szCs w:val="16"/>
     </w:rPr>
   </w:style>
-  <w:style w:type="character" w:customStyle="1" w:styleId="CommentTextChar">
-    <w:name w:val="Comment Text Char"/>
-    <w:basedOn w:val="DefaultParagraphFont"/>
-    <w:link w:val="CommentText"/>
+  <w:style w:type="character" w:customStyle="1" w:styleId="a9">
+    <w:name w:val="Текст примечания Знак"/>
+    <w:basedOn w:val="a2"/>
+    <w:link w:val="aa"/>
     <w:uiPriority w:val="99"/>
     <w:semiHidden/>
     <w:qFormat/>
@@ -8563,10 +9417,10 @@
       <w:szCs w:val="18"/>
     </w:rPr>
   </w:style>
-  <w:style w:type="character" w:customStyle="1" w:styleId="CommentSubjectChar">
-    <w:name w:val="Comment Subject Char"/>
-    <w:basedOn w:val="CommentTextChar"/>
-    <w:link w:val="CommentSubject"/>
+  <w:style w:type="character" w:customStyle="1" w:styleId="ab">
+    <w:name w:val="Тема примечания Знак"/>
+    <w:basedOn w:val="a9"/>
+    <w:link w:val="ac"/>
     <w:uiPriority w:val="99"/>
     <w:semiHidden/>
     <w:qFormat/>
@@ -8582,14 +9436,14 @@
     <w:name w:val="Ссылка указателя (user)"/>
     <w:qFormat/>
   </w:style>
-  <w:style w:type="character" w:customStyle="1" w:styleId="a">
+  <w:style w:type="character" w:customStyle="1" w:styleId="ad">
     <w:name w:val="Ссылка указателя"/>
     <w:qFormat/>
   </w:style>
-  <w:style w:type="paragraph" w:styleId="Title">
+  <w:style w:type="paragraph" w:styleId="ae">
     <w:name w:val="Title"/>
-    <w:basedOn w:val="Normal"/>
-    <w:next w:val="BodyText"/>
+    <w:basedOn w:val="a0"/>
+    <w:next w:val="a1"/>
     <w:qFormat/>
     <w:pPr>
       <w:keepNext/>
@@ -8600,9 +9454,9 @@
       <w:szCs w:val="28"/>
     </w:rPr>
   </w:style>
-  <w:style w:type="paragraph" w:styleId="BodyText">
+  <w:style w:type="paragraph" w:styleId="a1">
     <w:name w:val="Body Text"/>
-    <w:link w:val="BodyTextChar"/>
+    <w:link w:val="a5"/>
     <w:qFormat/>
     <w:rsid w:val="002E3233"/>
     <w:pPr>
@@ -8619,9 +9473,9 @@
       <w:szCs w:val="28"/>
     </w:rPr>
   </w:style>
-  <w:style w:type="paragraph" w:styleId="List">
+  <w:style w:type="paragraph" w:styleId="a">
     <w:name w:val="List"/>
-    <w:basedOn w:val="BodyText"/>
+    <w:basedOn w:val="a1"/>
     <w:rsid w:val="008E568A"/>
     <w:pPr>
       <w:numPr>
@@ -8629,9 +9483,9 @@
       </w:numPr>
     </w:pPr>
   </w:style>
-  <w:style w:type="paragraph" w:styleId="Caption">
+  <w:style w:type="paragraph" w:styleId="af">
     <w:name w:val="caption"/>
-    <w:basedOn w:val="Normal"/>
+    <w:basedOn w:val="a0"/>
     <w:qFormat/>
     <w:pPr>
       <w:suppressLineNumbers/>
@@ -8645,9 +9499,9 @@
       <w:szCs w:val="24"/>
     </w:rPr>
   </w:style>
-  <w:style w:type="paragraph" w:styleId="IndexHeading">
+  <w:style w:type="paragraph" w:styleId="af0">
     <w:name w:val="index heading"/>
-    <w:basedOn w:val="Normal"/>
+    <w:basedOn w:val="a0"/>
     <w:qFormat/>
     <w:pPr>
       <w:suppressLineNumbers/>
@@ -8658,8 +9512,8 @@
   </w:style>
   <w:style w:type="paragraph" w:customStyle="1" w:styleId="user0">
     <w:name w:val="Заголовок (user)"/>
-    <w:basedOn w:val="Normal"/>
-    <w:next w:val="BodyText"/>
+    <w:basedOn w:val="a0"/>
+    <w:next w:val="a1"/>
     <w:qFormat/>
     <w:pPr>
       <w:keepNext/>
@@ -8672,7 +9526,7 @@
   </w:style>
   <w:style w:type="paragraph" w:customStyle="1" w:styleId="user1">
     <w:name w:val="Указатель (user)"/>
-    <w:basedOn w:val="Normal"/>
+    <w:basedOn w:val="a0"/>
     <w:qFormat/>
     <w:pPr>
       <w:suppressLineNumbers/>
@@ -8681,10 +9535,10 @@
       <w:rFonts w:cs="Arial"/>
     </w:rPr>
   </w:style>
-  <w:style w:type="paragraph" w:styleId="TOC2">
+  <w:style w:type="paragraph" w:styleId="20">
     <w:name w:val="toc 2"/>
-    <w:basedOn w:val="TOC1"/>
-    <w:next w:val="Normal"/>
+    <w:basedOn w:val="10"/>
+    <w:next w:val="a0"/>
     <w:autoRedefine/>
     <w:uiPriority w:val="39"/>
     <w:unhideWhenUsed/>
@@ -8694,10 +9548,10 @@
       <w:szCs w:val="18"/>
     </w:rPr>
   </w:style>
-  <w:style w:type="paragraph" w:styleId="TOC1">
+  <w:style w:type="paragraph" w:styleId="10">
     <w:name w:val="toc 1"/>
-    <w:basedOn w:val="BodyText"/>
-    <w:next w:val="BodyText"/>
+    <w:basedOn w:val="a1"/>
+    <w:next w:val="a1"/>
     <w:uiPriority w:val="39"/>
     <w:qFormat/>
     <w:rsid w:val="00AE03B6"/>
@@ -8708,18 +9562,18 @@
       <w:ind w:firstLine="0"/>
     </w:pPr>
   </w:style>
-  <w:style w:type="paragraph" w:styleId="TOC3">
+  <w:style w:type="paragraph" w:styleId="31">
     <w:name w:val="toc 3"/>
-    <w:basedOn w:val="TOC2"/>
-    <w:next w:val="BodyText"/>
+    <w:basedOn w:val="20"/>
+    <w:next w:val="a1"/>
     <w:autoRedefine/>
     <w:uiPriority w:val="39"/>
     <w:unhideWhenUsed/>
     <w:rsid w:val="00AE03B6"/>
   </w:style>
-  <w:style w:type="paragraph" w:customStyle="1" w:styleId="a0">
+  <w:style w:type="paragraph" w:customStyle="1" w:styleId="af1">
     <w:name w:val="ВКР_Содержимое таблицы"/>
-    <w:basedOn w:val="Normal"/>
+    <w:basedOn w:val="a0"/>
     <w:qFormat/>
     <w:rsid w:val="00280745"/>
     <w:pPr>
@@ -8731,9 +9585,9 @@
       <w:rFonts w:cs="Times New Roman"/>
     </w:rPr>
   </w:style>
-  <w:style w:type="paragraph" w:customStyle="1" w:styleId="a1">
+  <w:style w:type="paragraph" w:customStyle="1" w:styleId="af2">
     <w:name w:val="ВКР_Подпись таблицы"/>
-    <w:basedOn w:val="BodyText"/>
+    <w:basedOn w:val="a1"/>
     <w:qFormat/>
     <w:rsid w:val="00695D84"/>
     <w:pPr>
@@ -8745,10 +9599,10 @@
       <w:szCs w:val="20"/>
     </w:rPr>
   </w:style>
-  <w:style w:type="paragraph" w:customStyle="1" w:styleId="a2">
+  <w:style w:type="paragraph" w:customStyle="1" w:styleId="af3">
     <w:name w:val="ВКР_Подпись для рисунков"/>
-    <w:basedOn w:val="BodyText"/>
-    <w:next w:val="Normal"/>
+    <w:basedOn w:val="a1"/>
+    <w:next w:val="a0"/>
     <w:qFormat/>
     <w:rsid w:val="00280745"/>
     <w:pPr>
@@ -8756,10 +9610,10 @@
       <w:jc w:val="center"/>
     </w:pPr>
   </w:style>
-  <w:style w:type="paragraph" w:styleId="CommentText">
+  <w:style w:type="paragraph" w:styleId="aa">
     <w:name w:val="annotation text"/>
-    <w:basedOn w:val="Normal"/>
-    <w:link w:val="CommentTextChar"/>
+    <w:basedOn w:val="a0"/>
+    <w:link w:val="a9"/>
     <w:uiPriority w:val="99"/>
     <w:semiHidden/>
     <w:unhideWhenUsed/>
@@ -8769,11 +9623,11 @@
       <w:szCs w:val="18"/>
     </w:rPr>
   </w:style>
-  <w:style w:type="paragraph" w:styleId="CommentSubject">
+  <w:style w:type="paragraph" w:styleId="ac">
     <w:name w:val="annotation subject"/>
-    <w:basedOn w:val="CommentText"/>
-    <w:next w:val="CommentText"/>
-    <w:link w:val="CommentSubjectChar"/>
+    <w:basedOn w:val="aa"/>
+    <w:next w:val="aa"/>
+    <w:link w:val="ab"/>
     <w:uiPriority w:val="99"/>
     <w:semiHidden/>
     <w:unhideWhenUsed/>
@@ -8784,10 +9638,10 @@
       <w:bCs/>
     </w:rPr>
   </w:style>
-  <w:style w:type="paragraph" w:styleId="TOC4">
+  <w:style w:type="paragraph" w:styleId="40">
     <w:name w:val="toc 4"/>
-    <w:basedOn w:val="Normal"/>
-    <w:next w:val="Normal"/>
+    <w:basedOn w:val="a0"/>
+    <w:next w:val="a0"/>
     <w:autoRedefine/>
     <w:uiPriority w:val="39"/>
     <w:unhideWhenUsed/>
@@ -8803,15 +9657,15 @@
   </w:style>
   <w:style w:type="paragraph" w:customStyle="1" w:styleId="user2">
     <w:name w:val="Колонтитулы (user)"/>
-    <w:basedOn w:val="Normal"/>
+    <w:basedOn w:val="a0"/>
     <w:qFormat/>
   </w:style>
-  <w:style w:type="paragraph" w:customStyle="1" w:styleId="a3">
+  <w:style w:type="paragraph" w:customStyle="1" w:styleId="af4">
     <w:name w:val="Колонтитулы"/>
-    <w:basedOn w:val="Normal"/>
+    <w:basedOn w:val="a0"/>
     <w:qFormat/>
   </w:style>
-  <w:style w:type="paragraph" w:styleId="Footer">
+  <w:style w:type="paragraph" w:styleId="af5">
     <w:name w:val="footer"/>
     <w:basedOn w:val="user2"/>
   </w:style>
@@ -8886,9 +9740,9 @@
     <w:name w:val="WW8Num16"/>
     <w:qFormat/>
   </w:style>
-  <w:style w:type="table" w:styleId="TableGrid">
+  <w:style w:type="table" w:styleId="af6">
     <w:name w:val="Table Grid"/>
-    <w:basedOn w:val="TableNormal"/>
+    <w:basedOn w:val="a3"/>
     <w:uiPriority w:val="59"/>
     <w:rsid w:val="001013BD"/>
     <w:tblPr>
@@ -8902,9 +9756,9 @@
       </w:tblBorders>
     </w:tblPr>
   </w:style>
-  <w:style w:type="paragraph" w:styleId="NormalWeb">
+  <w:style w:type="paragraph" w:styleId="af7">
     <w:name w:val="Normal (Web)"/>
-    <w:basedOn w:val="Normal"/>
+    <w:basedOn w:val="a0"/>
     <w:uiPriority w:val="99"/>
     <w:semiHidden/>
     <w:unhideWhenUsed/>
@@ -8913,6 +9767,60 @@
       <w:rFonts w:cs="Mangal"/>
       <w:sz w:val="24"/>
       <w:szCs w:val="21"/>
+    </w:rPr>
+  </w:style>
+  <w:style w:type="paragraph" w:styleId="af8">
+    <w:name w:val="Balloon Text"/>
+    <w:basedOn w:val="a0"/>
+    <w:link w:val="af9"/>
+    <w:uiPriority w:val="99"/>
+    <w:semiHidden/>
+    <w:unhideWhenUsed/>
+    <w:rsid w:val="00624324"/>
+    <w:rPr>
+      <w:rFonts w:ascii="Segoe UI" w:hAnsi="Segoe UI" w:cs="Mangal"/>
+      <w:sz w:val="18"/>
+      <w:szCs w:val="16"/>
+    </w:rPr>
+  </w:style>
+  <w:style w:type="character" w:customStyle="1" w:styleId="af9">
+    <w:name w:val="Текст выноски Знак"/>
+    <w:basedOn w:val="a2"/>
+    <w:link w:val="af8"/>
+    <w:uiPriority w:val="99"/>
+    <w:semiHidden/>
+    <w:rsid w:val="00624324"/>
+    <w:rPr>
+      <w:rFonts w:ascii="Segoe UI" w:hAnsi="Segoe UI" w:cs="Mangal"/>
+      <w:sz w:val="18"/>
+      <w:szCs w:val="16"/>
+    </w:rPr>
+  </w:style>
+  <w:style w:type="character" w:styleId="HTML">
+    <w:name w:val="HTML Code"/>
+    <w:basedOn w:val="a2"/>
+    <w:uiPriority w:val="99"/>
+    <w:semiHidden/>
+    <w:unhideWhenUsed/>
+    <w:rsid w:val="00756B01"/>
+    <w:rPr>
+      <w:rFonts w:ascii="Courier New" w:eastAsia="Times New Roman" w:hAnsi="Courier New" w:cs="Courier New"/>
+      <w:sz w:val="20"/>
+      <w:szCs w:val="20"/>
+    </w:rPr>
+  </w:style>
+  <w:style w:type="paragraph" w:styleId="afa">
+    <w:name w:val="List Paragraph"/>
+    <w:basedOn w:val="a0"/>
+    <w:uiPriority w:val="34"/>
+    <w:qFormat/>
+    <w:rsid w:val="00756B01"/>
+    <w:pPr>
+      <w:ind w:left="720"/>
+      <w:contextualSpacing/>
+    </w:pPr>
+    <w:rPr>
+      <w:rFonts w:cs="Mangal"/>
     </w:rPr>
   </w:style>
 </w:styles>
@@ -9100,7 +10008,7 @@
 </file>
 
 <file path=customXml/itemProps1.xml><?xml version="1.0" encoding="utf-8"?>
-<ds:datastoreItem xmlns:ds="http://schemas.openxmlformats.org/officeDocument/2006/customXml" ds:itemID="{F76B4F0A-7354-4713-A7B2-F1F712D70875}">
+<ds:datastoreItem xmlns:ds="http://schemas.openxmlformats.org/officeDocument/2006/customXml" ds:itemID="{E5572C5F-4EFF-4D3C-B89A-9B46E0D63CD9}">
   <ds:schemaRefs>
     <ds:schemaRef ds:uri="http://schemas.openxmlformats.org/officeDocument/2006/bibliography"/>
   </ds:schemaRefs>

--- a/report/sp_report.docx
+++ b/report/sp_report.docx
@@ -43,12 +43,10 @@
           <w:sz w:val="26"/>
           <w:szCs w:val="26"/>
         </w:rPr>
-        <w:t>«ЛЭТИ» им. В.И.Ульянова (Ленина)»</w:t>
-      </w:r>
-    </w:p>
-    <w:p>
-      <w:pPr>
-        <w:jc w:val="center"/>
+        <w:t xml:space="preserve">«ЛЭТИ» им. </w:t>
+      </w:r>
+      <w:proofErr w:type="spellStart"/>
+      <w:r>
         <w:rPr>
           <w:rFonts w:cs="Times New Roman"/>
           <w:b/>
@@ -56,7 +54,9 @@
           <w:sz w:val="26"/>
           <w:szCs w:val="26"/>
         </w:rPr>
-      </w:pPr>
+        <w:t>В.И.Ульянова</w:t>
+      </w:r>
+      <w:proofErr w:type="spellEnd"/>
       <w:r>
         <w:rPr>
           <w:rFonts w:cs="Times New Roman"/>
@@ -65,7 +65,51 @@
           <w:sz w:val="26"/>
           <w:szCs w:val="26"/>
         </w:rPr>
-        <w:t>(СПбГЭТУ «ЛЭТИ»)</w:t>
+        <w:t xml:space="preserve"> (Ленина)»</w:t>
+      </w:r>
+    </w:p>
+    <w:p>
+      <w:pPr>
+        <w:jc w:val="center"/>
+        <w:rPr>
+          <w:rFonts w:cs="Times New Roman"/>
+          <w:b/>
+          <w:bCs/>
+          <w:sz w:val="26"/>
+          <w:szCs w:val="26"/>
+        </w:rPr>
+      </w:pPr>
+      <w:r>
+        <w:rPr>
+          <w:rFonts w:cs="Times New Roman"/>
+          <w:b/>
+          <w:bCs/>
+          <w:sz w:val="26"/>
+          <w:szCs w:val="26"/>
+        </w:rPr>
+        <w:t>(</w:t>
+      </w:r>
+      <w:proofErr w:type="spellStart"/>
+      <w:r>
+        <w:rPr>
+          <w:rFonts w:cs="Times New Roman"/>
+          <w:b/>
+          <w:bCs/>
+          <w:sz w:val="26"/>
+          <w:szCs w:val="26"/>
+        </w:rPr>
+        <w:t>СПбГЭТУ</w:t>
+      </w:r>
+      <w:proofErr w:type="spellEnd"/>
+      <w:r>
+        <w:rPr>
+          <w:rFonts w:cs="Times New Roman"/>
+          <w:b/>
+          <w:bCs/>
+          <w:sz w:val="26"/>
+          <w:szCs w:val="26"/>
+        </w:rPr>
+        <w:t xml:space="preserve"> «ЛЭТИ»)</w:t>
       </w:r>
     </w:p>
     <w:p>
@@ -242,19 +286,7 @@
           <w:sz w:val="36"/>
           <w:szCs w:val="36"/>
         </w:rPr>
-        <w:t>ПО УЧЕБНОЙ</w:t>
-      </w:r>
-      <w:bookmarkStart w:id="0" w:name="_GoBack"/>
-      <w:bookmarkEnd w:id="0"/>
-      <w:r>
-        <w:rPr>
-          <w:b/>
-          <w:bCs/>
-          <w:color w:val="000000" w:themeColor="text1"/>
-          <w:sz w:val="36"/>
-          <w:szCs w:val="36"/>
-        </w:rPr>
-        <w:t xml:space="preserve"> ПРАКТИКЕ</w:t>
+        <w:t>ПО УЧЕБНОЙ ПРАКТИКЕ</w:t>
       </w:r>
     </w:p>
     <w:p>
@@ -704,8 +736,18 @@
                 <w:color w:val="000000" w:themeColor="text1"/>
                 <w:szCs w:val="28"/>
               </w:rPr>
-              <w:t>Т.Р. Жангиров</w:t>
-            </w:r>
+              <w:t xml:space="preserve">Т.Р. </w:t>
+            </w:r>
+            <w:proofErr w:type="spellStart"/>
+            <w:r>
+              <w:rPr>
+                <w:rFonts w:cs="Times New Roman"/>
+                <w:color w:val="000000" w:themeColor="text1"/>
+                <w:szCs w:val="28"/>
+              </w:rPr>
+              <w:t>Жангиров</w:t>
+            </w:r>
+            <w:proofErr w:type="spellEnd"/>
           </w:p>
         </w:tc>
       </w:tr>
@@ -1548,7 +1590,25 @@
                 <w:color w:val="000000" w:themeColor="text1"/>
                 <w:szCs w:val="28"/>
               </w:rPr>
-              <w:t xml:space="preserve">Т.Р. Жангиров </w:t>
+              <w:t xml:space="preserve">Т.Р. </w:t>
+            </w:r>
+            <w:proofErr w:type="spellStart"/>
+            <w:r>
+              <w:rPr>
+                <w:rFonts w:cs="Times New Roman"/>
+                <w:color w:val="000000" w:themeColor="text1"/>
+                <w:szCs w:val="28"/>
+              </w:rPr>
+              <w:t>Жангиров</w:t>
+            </w:r>
+            <w:proofErr w:type="spellEnd"/>
+            <w:r>
+              <w:rPr>
+                <w:rFonts w:cs="Times New Roman"/>
+                <w:color w:val="000000" w:themeColor="text1"/>
+                <w:szCs w:val="28"/>
+              </w:rPr>
+              <w:t xml:space="preserve"> </w:t>
             </w:r>
           </w:p>
         </w:tc>
@@ -1592,7 +1652,23 @@
         <w:pStyle w:val="a1"/>
       </w:pPr>
       <w:r>
-        <w:t xml:space="preserve">В отчете представлена разработка генетического алгоритма для решения задачи оптимизации — поиска локальных и глобальных максимумов полинома заданной степени на определенном интервале. Описан процесс проектирования и реализации алгоритма на языке C++, а также создание графического интерфейса пользователя (GUI) с использованием фреймворка Qt. Разработанная программа включает функции настройки параметров алгоритма, поддержку ввода-вывода данных из файлов, а также пошаговую визуализацию процесса поиска экстремумов. </w:t>
+        <w:t xml:space="preserve">В отчете представлена разработка генетического алгоритма для решения задачи оптимизации — поиска локальных и глобальных максимумов полинома заданной степени на определенном интервале. Описан процесс проектирования и реализации алгоритма на языке C++, а также создание графического интерфейса пользователя (GUI) с использованием </w:t>
+      </w:r>
+      <w:proofErr w:type="spellStart"/>
+      <w:r>
+        <w:t>фреймворка</w:t>
+      </w:r>
+      <w:proofErr w:type="spellEnd"/>
+      <w:r>
+        <w:t xml:space="preserve"> </w:t>
+      </w:r>
+      <w:proofErr w:type="spellStart"/>
+      <w:r>
+        <w:t>Qt</w:t>
+      </w:r>
+      <w:proofErr w:type="spellEnd"/>
+      <w:r>
+        <w:t xml:space="preserve">. Разработанная программа включает функции настройки параметров алгоритма, поддержку ввода-вывода данных из файлов, а также пошаговую визуализацию процесса поиска экстремумов. </w:t>
       </w:r>
     </w:p>
     <w:p>
@@ -1650,24 +1726,26 @@
         <w:pStyle w:val="a1"/>
         <w:ind w:firstLine="0"/>
         <w:jc w:val="center"/>
-        <w:rPr>
-          <w:b/>
-          <w:bCs/>
-        </w:rPr>
-      </w:pPr>
-      <w:r>
-        <w:rPr>
-          <w:b/>
-          <w:bCs/>
-        </w:rPr>
-        <w:t>S</w:t>
-      </w:r>
-      <w:r>
         <w:rPr>
           <w:b/>
           <w:bCs/>
           <w:lang w:val="en-US"/>
         </w:rPr>
+      </w:pPr>
+      <w:r>
+        <w:rPr>
+          <w:b/>
+          <w:bCs/>
+          <w:lang w:val="en-US"/>
+        </w:rPr>
+        <w:t>S</w:t>
+      </w:r>
+      <w:r>
+        <w:rPr>
+          <w:b/>
+          <w:bCs/>
+          <w:lang w:val="en-US"/>
+        </w:rPr>
         <w:t>UMMARY</w:t>
       </w:r>
     </w:p>
@@ -1682,7 +1760,35 @@
         <w:rPr>
           <w:lang w:val="en-US"/>
         </w:rPr>
-        <w:t>The report presents the development of a genetic algorithm designed to solve an optimization problem: finding the local and global maxima of a polynomial of a given degree within a specified interval. It describes the algorithm's design and implementation in C++, as well as the creation of a graphical user interface (GUI) using the Qt framework. The developed program includes features for configuring algorithm parameters, support for file-based data input and output, and step-by-step visualization of the extremum-finding process.</w:t>
+        <w:t xml:space="preserve">The report presents the development of a genetic algorithm designed to solve an optimization problem: finding the local and global maxima of a polynomial of a given degree within a specified interval. It describes the algorithm's design and implementation in C++, as well as the creation of a graphical user interface (GUI) using the </w:t>
+      </w:r>
+      <w:proofErr w:type="spellStart"/>
+      <w:r>
+        <w:rPr>
+          <w:lang w:val="en-US"/>
+        </w:rPr>
+        <w:t>Qt</w:t>
+      </w:r>
+      <w:proofErr w:type="spellEnd"/>
+      <w:r>
+        <w:rPr>
+          <w:lang w:val="en-US"/>
+        </w:rPr>
+        <w:t xml:space="preserve"> framework. The developed program includes features for configuring algorithm parameters, support for file-based data input and output, and </w:t>
+      </w:r>
+      <w:proofErr w:type="gramStart"/>
+      <w:r>
+        <w:rPr>
+          <w:lang w:val="en-US"/>
+        </w:rPr>
+        <w:t>step-by-step</w:t>
+      </w:r>
+      <w:proofErr w:type="gramEnd"/>
+      <w:r>
+        <w:rPr>
+          <w:lang w:val="en-US"/>
+        </w:rPr>
+        <w:t xml:space="preserve"> visualization of the extremum-finding process.</w:t>
       </w:r>
       <w:r>
         <w:rPr>
@@ -1721,6 +1827,7 @@
           <w:docPartUnique/>
         </w:docPartObj>
       </w:sdtPr>
+      <w:sdtEndPr/>
       <w:sdtContent>
         <w:p>
           <w:pPr>
@@ -1749,7 +1856,7 @@
             </w:rPr>
             <w:fldChar w:fldCharType="separate"/>
           </w:r>
-          <w:hyperlink w:anchor="_Toc234912294" w:history="1">
+          <w:hyperlink w:anchor="_Toc235188818" w:history="1">
             <w:r>
               <w:rPr>
                 <w:rStyle w:val="a7"/>
@@ -1777,7 +1884,7 @@
                 <w:noProof/>
                 <w:webHidden/>
               </w:rPr>
-              <w:instrText xml:space="preserve"> PAGEREF _Toc234912294 \h </w:instrText>
+              <w:instrText xml:space="preserve"> PAGEREF _Toc235188818 \h </w:instrText>
             </w:r>
             <w:r>
               <w:rPr>
@@ -1819,7 +1926,7 @@
               <w:lang w:eastAsia="ru-RU" w:bidi="ar-SA"/>
             </w:rPr>
           </w:pPr>
-          <w:hyperlink w:anchor="_Toc234912295" w:history="1">
+          <w:hyperlink w:anchor="_Toc235188819" w:history="1">
             <w:r>
               <w:rPr>
                 <w:rStyle w:val="a7"/>
@@ -1846,7 +1953,7 @@
                 <w:noProof/>
                 <w:webHidden/>
               </w:rPr>
-              <w:instrText xml:space="preserve"> PAGEREF _Toc234912295 \h </w:instrText>
+              <w:instrText xml:space="preserve"> PAGEREF _Toc235188819 \h </w:instrText>
             </w:r>
             <w:r>
               <w:rPr>
@@ -1888,7 +1995,7 @@
               <w:lang w:eastAsia="ru-RU" w:bidi="ar-SA"/>
             </w:rPr>
           </w:pPr>
-          <w:hyperlink w:anchor="_Toc234912296" w:history="1">
+          <w:hyperlink w:anchor="_Toc235188820" w:history="1">
             <w:r>
               <w:rPr>
                 <w:rStyle w:val="a7"/>
@@ -1915,7 +2022,7 @@
                 <w:noProof/>
                 <w:webHidden/>
               </w:rPr>
-              <w:instrText xml:space="preserve"> PAGEREF _Toc234912296 \h </w:instrText>
+              <w:instrText xml:space="preserve"> PAGEREF _Toc235188820 \h </w:instrText>
             </w:r>
             <w:r>
               <w:rPr>
@@ -1957,7 +2064,7 @@
               <w:lang w:eastAsia="ru-RU" w:bidi="ar-SA"/>
             </w:rPr>
           </w:pPr>
-          <w:hyperlink w:anchor="_Toc234912297" w:history="1">
+          <w:hyperlink w:anchor="_Toc235188821" w:history="1">
             <w:r>
               <w:rPr>
                 <w:rStyle w:val="a7"/>
@@ -1984,7 +2091,76 @@
                 <w:noProof/>
                 <w:webHidden/>
               </w:rPr>
-              <w:instrText xml:space="preserve"> PAGEREF _Toc234912297 \h </w:instrText>
+              <w:instrText xml:space="preserve"> PAGEREF _Toc235188821 \h </w:instrText>
+            </w:r>
+            <w:r>
+              <w:rPr>
+                <w:noProof/>
+                <w:webHidden/>
+              </w:rPr>
+            </w:r>
+            <w:r>
+              <w:rPr>
+                <w:noProof/>
+                <w:webHidden/>
+              </w:rPr>
+              <w:fldChar w:fldCharType="separate"/>
+            </w:r>
+            <w:r>
+              <w:rPr>
+                <w:noProof/>
+                <w:webHidden/>
+              </w:rPr>
+              <w:t>6</w:t>
+            </w:r>
+            <w:r>
+              <w:rPr>
+                <w:noProof/>
+                <w:webHidden/>
+              </w:rPr>
+              <w:fldChar w:fldCharType="end"/>
+            </w:r>
+          </w:hyperlink>
+        </w:p>
+        <w:p>
+          <w:pPr>
+            <w:pStyle w:val="31"/>
+            <w:rPr>
+              <w:rFonts w:asciiTheme="minorHAnsi" w:eastAsiaTheme="minorEastAsia" w:hAnsiTheme="minorHAnsi" w:cstheme="minorBidi"/>
+              <w:noProof/>
+              <w:sz w:val="22"/>
+              <w:szCs w:val="22"/>
+              <w:lang w:eastAsia="ru-RU" w:bidi="ar-SA"/>
+            </w:rPr>
+          </w:pPr>
+          <w:hyperlink w:anchor="_Toc235188822" w:history="1">
+            <w:r>
+              <w:rPr>
+                <w:rStyle w:val="a7"/>
+                <w:noProof/>
+              </w:rPr>
+              <w:t>1.3. Распределение задач</w:t>
+            </w:r>
+            <w:r>
+              <w:rPr>
+                <w:noProof/>
+                <w:webHidden/>
+              </w:rPr>
+              <w:tab/>
+            </w:r>
+            <w:r>
+              <w:rPr>
+                <w:noProof/>
+                <w:webHidden/>
+              </w:rPr>
+              <w:fldChar w:fldCharType="begin"/>
+            </w:r>
+            <w:r>
+              <w:rPr>
+                <w:noProof/>
+                <w:webHidden/>
+              </w:rPr>
+              <w:instrText xml:space="preserve"> PAGEREF _Toc235188822 \h </w:instrText>
             </w:r>
             <w:r>
               <w:rPr>
@@ -2026,7 +2202,7 @@
               <w:lang w:eastAsia="ru-RU" w:bidi="ar-SA"/>
             </w:rPr>
           </w:pPr>
-          <w:hyperlink w:anchor="_Toc234912298" w:history="1">
+          <w:hyperlink w:anchor="_Toc235188823" w:history="1">
             <w:r>
               <w:rPr>
                 <w:rStyle w:val="a7"/>
@@ -2053,7 +2229,7 @@
                 <w:noProof/>
                 <w:webHidden/>
               </w:rPr>
-              <w:instrText xml:space="preserve"> PAGEREF _Toc234912298 \h </w:instrText>
+              <w:instrText xml:space="preserve"> PAGEREF _Toc235188823 \h </w:instrText>
             </w:r>
             <w:r>
               <w:rPr>
@@ -2073,7 +2249,7 @@
                 <w:noProof/>
                 <w:webHidden/>
               </w:rPr>
-              <w:t>7</w:t>
+              <w:t>8</w:t>
             </w:r>
             <w:r>
               <w:rPr>
@@ -2095,7 +2271,7 @@
               <w:lang w:eastAsia="ru-RU" w:bidi="ar-SA"/>
             </w:rPr>
           </w:pPr>
-          <w:hyperlink w:anchor="_Toc234912299" w:history="1">
+          <w:hyperlink w:anchor="_Toc235188824" w:history="1">
             <w:r>
               <w:rPr>
                 <w:rStyle w:val="a7"/>
@@ -2122,7 +2298,7 @@
                 <w:noProof/>
                 <w:webHidden/>
               </w:rPr>
-              <w:instrText xml:space="preserve"> PAGEREF _Toc234912299 \h </w:instrText>
+              <w:instrText xml:space="preserve"> PAGEREF _Toc235188824 \h </w:instrText>
             </w:r>
             <w:r>
               <w:rPr>
@@ -2142,7 +2318,7 @@
                 <w:noProof/>
                 <w:webHidden/>
               </w:rPr>
-              <w:t>7</w:t>
+              <w:t>8</w:t>
             </w:r>
             <w:r>
               <w:rPr>
@@ -2164,7 +2340,7 @@
               <w:lang w:eastAsia="ru-RU" w:bidi="ar-SA"/>
             </w:rPr>
           </w:pPr>
-          <w:hyperlink w:anchor="_Toc234912300" w:history="1">
+          <w:hyperlink w:anchor="_Toc235188825" w:history="1">
             <w:r>
               <w:rPr>
                 <w:rStyle w:val="a7"/>
@@ -2191,7 +2367,7 @@
                 <w:noProof/>
                 <w:webHidden/>
               </w:rPr>
-              <w:instrText xml:space="preserve"> PAGEREF _Toc234912300 \h </w:instrText>
+              <w:instrText xml:space="preserve"> PAGEREF _Toc235188825 \h </w:instrText>
             </w:r>
             <w:r>
               <w:rPr>
@@ -2211,7 +2387,7 @@
                 <w:noProof/>
                 <w:webHidden/>
               </w:rPr>
-              <w:t>7</w:t>
+              <w:t>8</w:t>
             </w:r>
             <w:r>
               <w:rPr>
@@ -2233,7 +2409,7 @@
               <w:lang w:eastAsia="ru-RU" w:bidi="ar-SA"/>
             </w:rPr>
           </w:pPr>
-          <w:hyperlink w:anchor="_Toc234912301" w:history="1">
+          <w:hyperlink w:anchor="_Toc235188826" w:history="1">
             <w:r>
               <w:rPr>
                 <w:rStyle w:val="a7"/>
@@ -2268,7 +2444,7 @@
                 <w:noProof/>
                 <w:webHidden/>
               </w:rPr>
-              <w:instrText xml:space="preserve"> PAGEREF _Toc234912301 \h </w:instrText>
+              <w:instrText xml:space="preserve"> PAGEREF _Toc235188826 \h </w:instrText>
             </w:r>
             <w:r>
               <w:rPr>
@@ -2288,7 +2464,7 @@
                 <w:noProof/>
                 <w:webHidden/>
               </w:rPr>
-              <w:t>8</w:t>
+              <w:t>9</w:t>
             </w:r>
             <w:r>
               <w:rPr>
@@ -2310,7 +2486,7 @@
               <w:lang w:eastAsia="ru-RU" w:bidi="ar-SA"/>
             </w:rPr>
           </w:pPr>
-          <w:hyperlink w:anchor="_Toc234912302" w:history="1">
+          <w:hyperlink w:anchor="_Toc235188827" w:history="1">
             <w:r>
               <w:rPr>
                 <w:rStyle w:val="a7"/>
@@ -2337,7 +2513,7 @@
                 <w:noProof/>
                 <w:webHidden/>
               </w:rPr>
-              <w:instrText xml:space="preserve"> PAGEREF _Toc234912302 \h </w:instrText>
+              <w:instrText xml:space="preserve"> PAGEREF _Toc235188827 \h </w:instrText>
             </w:r>
             <w:r>
               <w:rPr>
@@ -2357,7 +2533,7 @@
                 <w:noProof/>
                 <w:webHidden/>
               </w:rPr>
-              <w:t>9</w:t>
+              <w:t>10</w:t>
             </w:r>
             <w:r>
               <w:rPr>
@@ -2379,7 +2555,7 @@
               <w:lang w:eastAsia="ru-RU" w:bidi="ar-SA"/>
             </w:rPr>
           </w:pPr>
-          <w:hyperlink w:anchor="_Toc234912303" w:history="1">
+          <w:hyperlink w:anchor="_Toc235188828" w:history="1">
             <w:r>
               <w:rPr>
                 <w:rStyle w:val="a7"/>
@@ -2406,7 +2582,7 @@
                 <w:noProof/>
                 <w:webHidden/>
               </w:rPr>
-              <w:instrText xml:space="preserve"> PAGEREF _Toc234912303 \h </w:instrText>
+              <w:instrText xml:space="preserve"> PAGEREF _Toc235188828 \h </w:instrText>
             </w:r>
             <w:r>
               <w:rPr>
@@ -2426,7 +2602,7 @@
                 <w:noProof/>
                 <w:webHidden/>
               </w:rPr>
-              <w:t>9</w:t>
+              <w:t>10</w:t>
             </w:r>
             <w:r>
               <w:rPr>
@@ -2448,7 +2624,7 @@
               <w:lang w:eastAsia="ru-RU" w:bidi="ar-SA"/>
             </w:rPr>
           </w:pPr>
-          <w:hyperlink w:anchor="_Toc234912304" w:history="1">
+          <w:hyperlink w:anchor="_Toc235188829" w:history="1">
             <w:r>
               <w:rPr>
                 <w:rStyle w:val="a7"/>
@@ -2498,7 +2674,7 @@
                 <w:noProof/>
                 <w:webHidden/>
               </w:rPr>
-              <w:instrText xml:space="preserve"> PAGEREF _Toc234912304 \h </w:instrText>
+              <w:instrText xml:space="preserve"> PAGEREF _Toc235188829 \h </w:instrText>
             </w:r>
             <w:r>
               <w:rPr>
@@ -2518,7 +2694,7 @@
                 <w:noProof/>
                 <w:webHidden/>
               </w:rPr>
-              <w:t>9</w:t>
+              <w:t>10</w:t>
             </w:r>
             <w:r>
               <w:rPr>
@@ -2540,7 +2716,7 @@
               <w:lang w:eastAsia="ru-RU" w:bidi="ar-SA"/>
             </w:rPr>
           </w:pPr>
-          <w:hyperlink w:anchor="_Toc234912305" w:history="1">
+          <w:hyperlink w:anchor="_Toc235188830" w:history="1">
             <w:r>
               <w:rPr>
                 <w:rStyle w:val="a7"/>
@@ -2567,7 +2743,7 @@
                 <w:noProof/>
                 <w:webHidden/>
               </w:rPr>
-              <w:instrText xml:space="preserve"> PAGEREF _Toc234912305 \h </w:instrText>
+              <w:instrText xml:space="preserve"> PAGEREF _Toc235188830 \h </w:instrText>
             </w:r>
             <w:r>
               <w:rPr>
@@ -2587,7 +2763,7 @@
                 <w:noProof/>
                 <w:webHidden/>
               </w:rPr>
-              <w:t>9</w:t>
+              <w:t>10</w:t>
             </w:r>
             <w:r>
               <w:rPr>
@@ -2609,7 +2785,7 @@
               <w:lang w:eastAsia="ru-RU" w:bidi="ar-SA"/>
             </w:rPr>
           </w:pPr>
-          <w:hyperlink w:anchor="_Toc234912306" w:history="1">
+          <w:hyperlink w:anchor="_Toc235188831" w:history="1">
             <w:r>
               <w:rPr>
                 <w:rStyle w:val="a7"/>
@@ -2644,7 +2820,7 @@
                 <w:noProof/>
                 <w:webHidden/>
               </w:rPr>
-              <w:instrText xml:space="preserve"> PAGEREF _Toc234912306 \h </w:instrText>
+              <w:instrText xml:space="preserve"> PAGEREF _Toc235188831 \h </w:instrText>
             </w:r>
             <w:r>
               <w:rPr>
@@ -2664,7 +2840,7 @@
                 <w:noProof/>
                 <w:webHidden/>
               </w:rPr>
-              <w:t>11</w:t>
+              <w:t>12</w:t>
             </w:r>
             <w:r>
               <w:rPr>
@@ -2686,7 +2862,7 @@
               <w:lang w:eastAsia="ru-RU" w:bidi="ar-SA"/>
             </w:rPr>
           </w:pPr>
-          <w:hyperlink w:anchor="_Toc234912307" w:history="1">
+          <w:hyperlink w:anchor="_Toc235188832" w:history="1">
             <w:r>
               <w:rPr>
                 <w:rStyle w:val="a7"/>
@@ -2730,7 +2906,7 @@
                 <w:noProof/>
                 <w:webHidden/>
               </w:rPr>
-              <w:instrText xml:space="preserve"> PAGEREF _Toc234912307 \h </w:instrText>
+              <w:instrText xml:space="preserve"> PAGEREF _Toc235188832 \h </w:instrText>
             </w:r>
             <w:r>
               <w:rPr>
@@ -2750,7 +2926,7 @@
                 <w:noProof/>
                 <w:webHidden/>
               </w:rPr>
-              <w:t>12</w:t>
+              <w:t>13</w:t>
             </w:r>
             <w:r>
               <w:rPr>
@@ -2772,7 +2948,7 @@
               <w:lang w:eastAsia="ru-RU" w:bidi="ar-SA"/>
             </w:rPr>
           </w:pPr>
-          <w:hyperlink w:anchor="_Toc234912308" w:history="1">
+          <w:hyperlink w:anchor="_Toc235188833" w:history="1">
             <w:r>
               <w:rPr>
                 <w:rStyle w:val="a7"/>
@@ -2799,7 +2975,7 @@
                 <w:noProof/>
                 <w:webHidden/>
               </w:rPr>
-              <w:instrText xml:space="preserve"> PAGEREF _Toc234912308 \h </w:instrText>
+              <w:instrText xml:space="preserve"> PAGEREF _Toc235188833 \h </w:instrText>
             </w:r>
             <w:r>
               <w:rPr>
@@ -2819,7 +2995,7 @@
                 <w:noProof/>
                 <w:webHidden/>
               </w:rPr>
-              <w:t>15</w:t>
+              <w:t>16</w:t>
             </w:r>
             <w:r>
               <w:rPr>
@@ -2841,7 +3017,7 @@
               <w:lang w:eastAsia="ru-RU" w:bidi="ar-SA"/>
             </w:rPr>
           </w:pPr>
-          <w:hyperlink w:anchor="_Toc234912309" w:history="1">
+          <w:hyperlink w:anchor="_Toc235188834" w:history="1">
             <w:r>
               <w:rPr>
                 <w:rStyle w:val="a7"/>
@@ -2868,7 +3044,7 @@
                 <w:noProof/>
                 <w:webHidden/>
               </w:rPr>
-              <w:instrText xml:space="preserve"> PAGEREF _Toc234912309 \h </w:instrText>
+              <w:instrText xml:space="preserve"> PAGEREF _Toc235188834 \h </w:instrText>
             </w:r>
             <w:r>
               <w:rPr>
@@ -2888,7 +3064,7 @@
                 <w:noProof/>
                 <w:webHidden/>
               </w:rPr>
-              <w:t>16</w:t>
+              <w:t>17</w:t>
             </w:r>
             <w:r>
               <w:rPr>
@@ -2910,7 +3086,7 @@
               <w:lang w:eastAsia="ru-RU" w:bidi="ar-SA"/>
             </w:rPr>
           </w:pPr>
-          <w:hyperlink w:anchor="_Toc234912310" w:history="1">
+          <w:hyperlink w:anchor="_Toc235188835" w:history="1">
             <w:r>
               <w:rPr>
                 <w:rStyle w:val="a7"/>
@@ -2937,7 +3113,7 @@
                 <w:noProof/>
                 <w:webHidden/>
               </w:rPr>
-              <w:instrText xml:space="preserve"> PAGEREF _Toc234912310 \h </w:instrText>
+              <w:instrText xml:space="preserve"> PAGEREF _Toc235188835 \h </w:instrText>
             </w:r>
             <w:r>
               <w:rPr>
@@ -2957,7 +3133,7 @@
                 <w:noProof/>
                 <w:webHidden/>
               </w:rPr>
-              <w:t>17</w:t>
+              <w:t>18</w:t>
             </w:r>
             <w:r>
               <w:rPr>
@@ -2979,7 +3155,7 @@
               <w:lang w:eastAsia="ru-RU" w:bidi="ar-SA"/>
             </w:rPr>
           </w:pPr>
-          <w:hyperlink w:anchor="_Toc234912311" w:history="1">
+          <w:hyperlink w:anchor="_Toc235188836" w:history="1">
             <w:r>
               <w:rPr>
                 <w:rStyle w:val="a7"/>
@@ -3007,7 +3183,7 @@
                 <w:noProof/>
                 <w:webHidden/>
               </w:rPr>
-              <w:instrText xml:space="preserve"> PAGEREF _Toc234912311 \h </w:instrText>
+              <w:instrText xml:space="preserve"> PAGEREF _Toc235188836 \h </w:instrText>
             </w:r>
             <w:r>
               <w:rPr>
@@ -3027,7 +3203,7 @@
                 <w:noProof/>
                 <w:webHidden/>
               </w:rPr>
-              <w:t>18</w:t>
+              <w:t>19</w:t>
             </w:r>
             <w:r>
               <w:rPr>
@@ -3049,7 +3225,7 @@
               <w:lang w:eastAsia="ru-RU" w:bidi="ar-SA"/>
             </w:rPr>
           </w:pPr>
-          <w:hyperlink w:anchor="_Toc234912312" w:history="1">
+          <w:hyperlink w:anchor="_Toc235188837" w:history="1">
             <w:r>
               <w:rPr>
                 <w:rStyle w:val="a7"/>
@@ -3077,7 +3253,7 @@
                 <w:noProof/>
                 <w:webHidden/>
               </w:rPr>
-              <w:instrText xml:space="preserve"> PAGEREF _Toc234912312 \h </w:instrText>
+              <w:instrText xml:space="preserve"> PAGEREF _Toc235188837 \h </w:instrText>
             </w:r>
             <w:r>
               <w:rPr>
@@ -3097,7 +3273,176 @@
                 <w:noProof/>
                 <w:webHidden/>
               </w:rPr>
-              <w:t>19</w:t>
+              <w:t>20</w:t>
+            </w:r>
+            <w:r>
+              <w:rPr>
+                <w:noProof/>
+                <w:webHidden/>
+              </w:rPr>
+              <w:fldChar w:fldCharType="end"/>
+            </w:r>
+          </w:hyperlink>
+        </w:p>
+        <w:p>
+          <w:pPr>
+            <w:pStyle w:val="31"/>
+            <w:rPr>
+              <w:rFonts w:asciiTheme="minorHAnsi" w:eastAsiaTheme="minorEastAsia" w:hAnsiTheme="minorHAnsi" w:cstheme="minorBidi"/>
+              <w:noProof/>
+              <w:sz w:val="22"/>
+              <w:szCs w:val="22"/>
+              <w:lang w:eastAsia="ru-RU" w:bidi="ar-SA"/>
+            </w:rPr>
+          </w:pPr>
+          <w:hyperlink w:anchor="_Toc235188838" w:history="1">
+            <w:r>
+              <w:rPr>
+                <w:rStyle w:val="a7"/>
+                <w:noProof/>
+              </w:rPr>
+              <w:t xml:space="preserve">Ссылка на </w:t>
+            </w:r>
+            <w:r>
+              <w:rPr>
+                <w:rStyle w:val="a7"/>
+                <w:noProof/>
+                <w:lang w:val="en-US"/>
+              </w:rPr>
+              <w:t>git</w:t>
+            </w:r>
+            <w:r>
+              <w:rPr>
+                <w:rStyle w:val="a7"/>
+                <w:noProof/>
+              </w:rPr>
+              <w:t>-репозиторий:</w:t>
+            </w:r>
+            <w:r>
+              <w:rPr>
+                <w:noProof/>
+                <w:webHidden/>
+              </w:rPr>
+              <w:tab/>
+            </w:r>
+            <w:r>
+              <w:rPr>
+                <w:noProof/>
+                <w:webHidden/>
+              </w:rPr>
+              <w:fldChar w:fldCharType="begin"/>
+            </w:r>
+            <w:r>
+              <w:rPr>
+                <w:noProof/>
+                <w:webHidden/>
+              </w:rPr>
+              <w:instrText xml:space="preserve"> PAGEREF _Toc235188838 \h </w:instrText>
+            </w:r>
+            <w:r>
+              <w:rPr>
+                <w:noProof/>
+                <w:webHidden/>
+              </w:rPr>
+            </w:r>
+            <w:r>
+              <w:rPr>
+                <w:noProof/>
+                <w:webHidden/>
+              </w:rPr>
+              <w:fldChar w:fldCharType="separate"/>
+            </w:r>
+            <w:r>
+              <w:rPr>
+                <w:noProof/>
+                <w:webHidden/>
+              </w:rPr>
+              <w:t>20</w:t>
+            </w:r>
+            <w:r>
+              <w:rPr>
+                <w:noProof/>
+                <w:webHidden/>
+              </w:rPr>
+              <w:fldChar w:fldCharType="end"/>
+            </w:r>
+          </w:hyperlink>
+        </w:p>
+        <w:p>
+          <w:pPr>
+            <w:pStyle w:val="31"/>
+            <w:rPr>
+              <w:rFonts w:asciiTheme="minorHAnsi" w:eastAsiaTheme="minorEastAsia" w:hAnsiTheme="minorHAnsi" w:cstheme="minorBidi"/>
+              <w:noProof/>
+              <w:sz w:val="22"/>
+              <w:szCs w:val="22"/>
+              <w:lang w:eastAsia="ru-RU" w:bidi="ar-SA"/>
+            </w:rPr>
+          </w:pPr>
+          <w:hyperlink w:anchor="_Toc235188839" w:history="1">
+            <w:r>
+              <w:rPr>
+                <w:rStyle w:val="a7"/>
+                <w:noProof/>
+                <w:lang w:val="en-US"/>
+              </w:rPr>
+              <w:t>main</w:t>
+            </w:r>
+            <w:r>
+              <w:rPr>
+                <w:rStyle w:val="a7"/>
+                <w:noProof/>
+              </w:rPr>
+              <w:t>.</w:t>
+            </w:r>
+            <w:r>
+              <w:rPr>
+                <w:rStyle w:val="a7"/>
+                <w:noProof/>
+                <w:lang w:val="en-US"/>
+              </w:rPr>
+              <w:t>cpp</w:t>
+            </w:r>
+            <w:r>
+              <w:rPr>
+                <w:noProof/>
+                <w:webHidden/>
+              </w:rPr>
+              <w:tab/>
+            </w:r>
+            <w:r>
+              <w:rPr>
+                <w:noProof/>
+                <w:webHidden/>
+              </w:rPr>
+              <w:fldChar w:fldCharType="begin"/>
+            </w:r>
+            <w:r>
+              <w:rPr>
+                <w:noProof/>
+                <w:webHidden/>
+              </w:rPr>
+              <w:instrText xml:space="preserve"> PAGEREF _Toc235188839 \h </w:instrText>
+            </w:r>
+            <w:r>
+              <w:rPr>
+                <w:noProof/>
+                <w:webHidden/>
+              </w:rPr>
+            </w:r>
+            <w:r>
+              <w:rPr>
+                <w:noProof/>
+                <w:webHidden/>
+              </w:rPr>
+              <w:fldChar w:fldCharType="separate"/>
+            </w:r>
+            <w:r>
+              <w:rPr>
+                <w:noProof/>
+                <w:webHidden/>
+              </w:rPr>
+              <w:t>20</w:t>
             </w:r>
             <w:r>
               <w:rPr>
@@ -3145,7 +3490,7 @@
           <w:rFonts w:cs="Times New Roman"/>
         </w:rPr>
       </w:pPr>
-      <w:bookmarkStart w:id="1" w:name="_Toc234912294"/>
+      <w:bookmarkStart w:id="0" w:name="_Toc235188818"/>
       <w:r>
         <w:rPr>
           <w:rFonts w:cs="Times New Roman"/>
@@ -3153,13 +3498,13 @@
         <w:lastRenderedPageBreak/>
         <w:t>ВВЕДЕНИЕ</w:t>
       </w:r>
-      <w:bookmarkEnd w:id="1"/>
-    </w:p>
-    <w:p>
-      <w:pPr>
-        <w:pStyle w:val="a1"/>
-      </w:pPr>
-      <w:bookmarkStart w:id="2" w:name="_Toc73173348"/>
+      <w:bookmarkEnd w:id="0"/>
+    </w:p>
+    <w:p>
+      <w:pPr>
+        <w:pStyle w:val="a1"/>
+      </w:pPr>
+      <w:bookmarkStart w:id="1" w:name="_Toc73173348"/>
       <w:r>
         <w:t>Цель</w:t>
       </w:r>
@@ -3196,8 +3541,13 @@
       <w:r>
         <w:t xml:space="preserve">енетический алгоритм позволяет избежать </w:t>
       </w:r>
-      <w:r>
-        <w:t xml:space="preserve">застревания в локальных экстремумах </w:t>
+      <w:proofErr w:type="spellStart"/>
+      <w:r>
+        <w:t>застревания</w:t>
+      </w:r>
+      <w:proofErr w:type="spellEnd"/>
+      <w:r>
+        <w:t xml:space="preserve"> в локальных экстремумах </w:t>
       </w:r>
       <w:r>
         <w:t xml:space="preserve">благодаря работе </w:t>
@@ -3260,7 +3610,15 @@
         <w:t xml:space="preserve"> с возможностью </w:t>
       </w:r>
       <w:r>
-        <w:t>задавать параметры алгоритма и видеть пошаговую отрисовку графиков.</w:t>
+        <w:t xml:space="preserve">задавать параметры алгоритма и видеть пошаговую </w:t>
+      </w:r>
+      <w:proofErr w:type="spellStart"/>
+      <w:r>
+        <w:t>отрисовку</w:t>
+      </w:r>
+      <w:proofErr w:type="spellEnd"/>
+      <w:r>
+        <w:t xml:space="preserve"> графиков.</w:t>
       </w:r>
       <w:r>
         <w:br w:type="page"/>
@@ -3274,16 +3632,16 @@
           <w:numId w:val="2"/>
         </w:numPr>
       </w:pPr>
-      <w:bookmarkStart w:id="3" w:name="_Toc234912295"/>
+      <w:bookmarkStart w:id="2" w:name="_Toc235188819"/>
       <w:r>
         <w:lastRenderedPageBreak/>
         <w:t xml:space="preserve">1 </w:t>
       </w:r>
+      <w:bookmarkEnd w:id="1"/>
+      <w:r>
+        <w:t>ПОСТАНОВКА ЗАДАЧИ</w:t>
+      </w:r>
       <w:bookmarkEnd w:id="2"/>
-      <w:r>
-        <w:t>ПОСТАНОВКА ЗАДАЧИ</w:t>
-      </w:r>
-      <w:bookmarkEnd w:id="3"/>
     </w:p>
     <w:p>
       <w:pPr>
@@ -3293,12 +3651,12 @@
           <w:numId w:val="2"/>
         </w:numPr>
       </w:pPr>
-      <w:bookmarkStart w:id="4" w:name="_Toc73173349"/>
-      <w:bookmarkStart w:id="5" w:name="_Toc234912296"/>
+      <w:bookmarkStart w:id="3" w:name="_Toc73173349"/>
+      <w:bookmarkStart w:id="4" w:name="_Toc235188820"/>
       <w:r>
         <w:t>1.1 Предметная область</w:t>
       </w:r>
-      <w:bookmarkEnd w:id="5"/>
+      <w:bookmarkEnd w:id="4"/>
     </w:p>
     <w:p>
       <w:pPr>
@@ -3328,11 +3686,11 @@
           <w:numId w:val="2"/>
         </w:numPr>
       </w:pPr>
-      <w:bookmarkStart w:id="6" w:name="_Toc234912297"/>
+      <w:bookmarkStart w:id="5" w:name="_Toc235188821"/>
       <w:r>
         <w:t>1.2 Задачи практики</w:t>
       </w:r>
-      <w:bookmarkEnd w:id="6"/>
+      <w:bookmarkEnd w:id="5"/>
     </w:p>
     <w:p>
       <w:pPr>
@@ -3579,7 +3937,199 @@
         <w:t>Должен присутствовать график изменения функции качества решения от номера популяции. График дополняется с каждым шагом алгоритма.</w:t>
       </w:r>
     </w:p>
-    <w:bookmarkEnd w:id="4"/>
+    <w:p>
+      <w:pPr>
+        <w:pStyle w:val="3"/>
+        <w:ind w:left="0"/>
+      </w:pPr>
+      <w:bookmarkStart w:id="6" w:name="_Toc235188822"/>
+      <w:r>
+        <w:t>1.3. Распределение задач</w:t>
+      </w:r>
+      <w:bookmarkEnd w:id="6"/>
+    </w:p>
+    <w:p>
+      <w:pPr>
+        <w:pStyle w:val="a1"/>
+      </w:pPr>
+      <w:r>
+        <w:lastRenderedPageBreak/>
+        <w:t>О</w:t>
+      </w:r>
+      <w:r>
+        <w:t xml:space="preserve">бязанности между членами бригады были </w:t>
+      </w:r>
+      <w:r>
+        <w:t>распределены следующим образом:</w:t>
+      </w:r>
+    </w:p>
+    <w:p>
+      <w:pPr>
+        <w:pStyle w:val="a1"/>
+      </w:pPr>
+      <w:r>
+        <w:t>Волкова В.Н. — разработка вычислительного ядра генетического алгоритма (</w:t>
+      </w:r>
+      <w:r>
+        <w:t>создание структуры алгоритма</w:t>
+      </w:r>
+      <w:r>
+        <w:t xml:space="preserve"> </w:t>
+      </w:r>
+      <w:proofErr w:type="spellStart"/>
+      <w:r>
+        <w:t>GeneticAlgorithm</w:t>
+      </w:r>
+      <w:proofErr w:type="spellEnd"/>
+      <w:r>
+        <w:t>.</w:t>
+      </w:r>
+      <w:r>
+        <w:rPr>
+          <w:lang w:val="en-US"/>
+        </w:rPr>
+        <w:t>h</w:t>
+      </w:r>
+      <w:r>
+        <w:t xml:space="preserve">, </w:t>
+      </w:r>
+      <w:proofErr w:type="spellStart"/>
+      <w:r>
+        <w:t>Individual</w:t>
+      </w:r>
+      <w:proofErr w:type="spellEnd"/>
+      <w:r>
+        <w:t>, реализация</w:t>
+      </w:r>
+      <w:r>
+        <w:t xml:space="preserve"> </w:t>
+      </w:r>
+      <w:r>
+        <w:t>основного цикла</w:t>
+      </w:r>
+      <w:r>
+        <w:t>); реализация слоя-посредника (</w:t>
+      </w:r>
+      <w:proofErr w:type="spellStart"/>
+      <w:r>
+        <w:t>Controller</w:t>
+      </w:r>
+      <w:proofErr w:type="spellEnd"/>
+      <w:r>
+        <w:t>) для связи алгоритма с графическим интерфейсом;</w:t>
+      </w:r>
+    </w:p>
+    <w:p>
+      <w:pPr>
+        <w:pStyle w:val="a1"/>
+      </w:pPr>
+      <w:r>
+        <w:t xml:space="preserve">Киселева А.Д. —разработка графического интерфейса на базе </w:t>
+      </w:r>
+      <w:proofErr w:type="spellStart"/>
+      <w:r>
+        <w:t>фреймворка</w:t>
+      </w:r>
+      <w:proofErr w:type="spellEnd"/>
+      <w:r>
+        <w:t xml:space="preserve"> </w:t>
+      </w:r>
+      <w:proofErr w:type="spellStart"/>
+      <w:r>
+        <w:t>Qt</w:t>
+      </w:r>
+      <w:proofErr w:type="spellEnd"/>
+      <w:r>
+        <w:t xml:space="preserve">; создание динамических графиков с использованием </w:t>
+      </w:r>
+      <w:proofErr w:type="spellStart"/>
+      <w:r>
+        <w:t>Qt</w:t>
+      </w:r>
+      <w:proofErr w:type="spellEnd"/>
+      <w:r>
+        <w:t xml:space="preserve"> </w:t>
+      </w:r>
+      <w:proofErr w:type="spellStart"/>
+      <w:r>
+        <w:t>Charts</w:t>
+      </w:r>
+      <w:proofErr w:type="spellEnd"/>
+      <w:r>
+        <w:t>; отображение результ</w:t>
+      </w:r>
+      <w:r>
+        <w:t>атов и навигация по поколениям.</w:t>
+      </w:r>
+    </w:p>
+    <w:p>
+      <w:pPr>
+        <w:pStyle w:val="a1"/>
+      </w:pPr>
+      <w:r>
+        <w:t xml:space="preserve">Ковалев Е.С. — </w:t>
+      </w:r>
+      <w:r>
+        <w:t xml:space="preserve">написание генетического алгоритма (в том числе методов </w:t>
+      </w:r>
+      <w:r>
+        <w:t xml:space="preserve">селекции, </w:t>
+      </w:r>
+      <w:proofErr w:type="spellStart"/>
+      <w:r>
+        <w:t>кроссовера</w:t>
+      </w:r>
+      <w:proofErr w:type="spellEnd"/>
+      <w:r>
+        <w:t xml:space="preserve">, мутации, </w:t>
+      </w:r>
+      <w:proofErr w:type="spellStart"/>
+      <w:r>
+        <w:t>нишевания</w:t>
+      </w:r>
+      <w:proofErr w:type="spellEnd"/>
+      <w:r>
+        <w:t>, функции остановки</w:t>
+      </w:r>
+      <w:r>
+        <w:t xml:space="preserve">), </w:t>
+      </w:r>
+      <w:r>
+        <w:t>реализация вспомогательных утилит (</w:t>
+      </w:r>
+      <w:proofErr w:type="spellStart"/>
+      <w:r>
+        <w:t>парсинг</w:t>
+      </w:r>
+      <w:proofErr w:type="spellEnd"/>
+      <w:r>
+        <w:t xml:space="preserve"> полинома, генерация случайных параметров</w:t>
+      </w:r>
+      <w:r>
+        <w:t>, работа с внешними файлами</w:t>
+      </w:r>
+      <w:r>
+        <w:t xml:space="preserve">); </w:t>
+      </w:r>
+      <w:r>
+        <w:t>написание отчёта по практике.</w:t>
+      </w:r>
+    </w:p>
+    <w:p>
+      <w:pPr>
+        <w:pStyle w:val="a1"/>
+      </w:pPr>
+      <w:r>
+        <w:t>Все члены бригады принимали участие в обсуждении общей архитектуры, выборе методов и параметров алгоритма, а также в те</w:t>
+      </w:r>
+      <w:r>
+        <w:t>стировании и отладке</w:t>
+      </w:r>
+      <w:r>
+        <w:t xml:space="preserve"> программы.</w:t>
+      </w:r>
+    </w:p>
+    <w:bookmarkEnd w:id="3"/>
     <w:p>
       <w:pPr>
         <w:pStyle w:val="af2"/>
@@ -3601,7 +4151,7 @@
         <w:pStyle w:val="2"/>
         <w:ind w:left="0"/>
       </w:pPr>
-      <w:bookmarkStart w:id="7" w:name="_Toc234912298"/>
+      <w:bookmarkStart w:id="7" w:name="_Toc235188823"/>
       <w:r>
         <w:lastRenderedPageBreak/>
         <w:t>2 РЕЗУЛЬТАТЫ РАБОТЫ</w:t>
@@ -3666,7 +4216,7 @@
           <w:numId w:val="2"/>
         </w:numPr>
       </w:pPr>
-      <w:bookmarkStart w:id="8" w:name="_Toc234912299"/>
+      <w:bookmarkStart w:id="8" w:name="_Toc235188824"/>
       <w:r>
         <w:t xml:space="preserve">2.1. </w:t>
       </w:r>
@@ -3717,12 +4267,14 @@
       <w:r>
         <w:t xml:space="preserve"> и графиков, работа с </w:t>
       </w:r>
+      <w:proofErr w:type="spellStart"/>
       <w:r>
         <w:rPr>
           <w:lang w:val="en-US"/>
         </w:rPr>
         <w:t>Qt</w:t>
       </w:r>
+      <w:proofErr w:type="spellEnd"/>
       <w:r>
         <w:t>;</w:t>
       </w:r>
@@ -3769,9 +4321,11 @@
         </w:numPr>
         <w:ind w:left="709" w:firstLine="0"/>
       </w:pPr>
+      <w:proofErr w:type="spellStart"/>
       <w:r>
         <w:t>core</w:t>
       </w:r>
+      <w:proofErr w:type="spellEnd"/>
       <w:r>
         <w:rPr>
           <w:b/>
@@ -3814,7 +4368,31 @@
         <w:t>скрещивания</w:t>
       </w:r>
       <w:r>
-        <w:t>, мутации, образования ниш (GeneticAlgorithm.h/cpp), а также структуру снимка популяции для сохранения лучших особей и показателей приспособленности (GenerationSnapshot.h).</w:t>
+        <w:t>, мутации, образования ниш (</w:t>
+      </w:r>
+      <w:proofErr w:type="spellStart"/>
+      <w:r>
+        <w:t>GeneticAlgorithm.h</w:t>
+      </w:r>
+      <w:proofErr w:type="spellEnd"/>
+      <w:r>
+        <w:t>/</w:t>
+      </w:r>
+      <w:proofErr w:type="spellStart"/>
+      <w:r>
+        <w:t>cpp</w:t>
+      </w:r>
+      <w:proofErr w:type="spellEnd"/>
+      <w:r>
+        <w:t>), а также структуру снимка популяции для сохранения лучших особей и показателей приспособленности (</w:t>
+      </w:r>
+      <w:proofErr w:type="spellStart"/>
+      <w:r>
+        <w:t>GenerationSnapshot.h</w:t>
+      </w:r>
+      <w:proofErr w:type="spellEnd"/>
+      <w:r>
+        <w:t>).</w:t>
       </w:r>
     </w:p>
     <w:p>
@@ -3826,8 +4404,13 @@
         </w:numPr>
         <w:ind w:left="709" w:firstLine="0"/>
       </w:pPr>
-      <w:r>
-        <w:t>gui/</w:t>
+      <w:proofErr w:type="spellStart"/>
+      <w:r>
+        <w:t>gui</w:t>
+      </w:r>
+      <w:proofErr w:type="spellEnd"/>
+      <w:r>
+        <w:t>/</w:t>
       </w:r>
       <w:r>
         <w:t xml:space="preserve"> — слой графического интерфейса пользователя. Взаимодействует </w:t>
@@ -3836,7 +4419,15 @@
         <w:t>только</w:t>
       </w:r>
       <w:r>
-        <w:t xml:space="preserve"> со снимками состояния популяции (snapshot), без прямого доступа к математической логике алгоритма. </w:t>
+        <w:t xml:space="preserve"> со снимками состояния популяции (</w:t>
+      </w:r>
+      <w:proofErr w:type="spellStart"/>
+      <w:r>
+        <w:t>snapshot</w:t>
+      </w:r>
+      <w:proofErr w:type="spellEnd"/>
+      <w:r>
+        <w:t xml:space="preserve">), без прямого доступа к математической логике алгоритма. </w:t>
       </w:r>
     </w:p>
     <w:p>
@@ -3848,11 +4439,24 @@
         </w:numPr>
         <w:ind w:left="709" w:firstLine="0"/>
       </w:pPr>
-      <w:r>
-        <w:t xml:space="preserve">io/ </w:t>
-      </w:r>
-      <w:r>
-        <w:t>— модуль ввода/вывода, отвечающий за работу с файлами, случайную генерацию и валидацию данных.</w:t>
+      <w:proofErr w:type="spellStart"/>
+      <w:r>
+        <w:t>io</w:t>
+      </w:r>
+      <w:proofErr w:type="spellEnd"/>
+      <w:r>
+        <w:t xml:space="preserve">/ </w:t>
+      </w:r>
+      <w:r>
+        <w:t xml:space="preserve">— модуль ввода/вывода, отвечающий за работу с файлами, случайную генерацию и </w:t>
+      </w:r>
+      <w:proofErr w:type="spellStart"/>
+      <w:r>
+        <w:t>валидацию</w:t>
+      </w:r>
+      <w:proofErr w:type="spellEnd"/>
+      <w:r>
+        <w:t xml:space="preserve"> данных.</w:t>
       </w:r>
     </w:p>
     <w:p>
@@ -3863,7 +4467,7 @@
           <w:numId w:val="2"/>
         </w:numPr>
       </w:pPr>
-      <w:bookmarkStart w:id="9" w:name="_Toc234912300"/>
+      <w:bookmarkStart w:id="9" w:name="_Toc235188825"/>
       <w:r>
         <w:t xml:space="preserve">2.2. </w:t>
       </w:r>
@@ -4039,7 +4643,7 @@
           <w:numId w:val="2"/>
         </w:numPr>
       </w:pPr>
-      <w:bookmarkStart w:id="10" w:name="_Toc234912301"/>
+      <w:bookmarkStart w:id="10" w:name="_Toc235188826"/>
       <w:r>
         <w:t xml:space="preserve">2.3. </w:t>
       </w:r>
@@ -4158,7 +4762,7 @@
       <w:pPr>
         <w:pStyle w:val="3"/>
       </w:pPr>
-      <w:bookmarkStart w:id="11" w:name="_Toc234912302"/>
+      <w:bookmarkStart w:id="11" w:name="_Toc235188827"/>
       <w:r>
         <w:lastRenderedPageBreak/>
         <w:t>2.4. Третья итерация</w:t>
@@ -4210,12 +4814,17 @@
       <w:pPr>
         <w:pStyle w:val="3"/>
       </w:pPr>
-      <w:bookmarkStart w:id="12" w:name="_Toc234912303"/>
+      <w:bookmarkStart w:id="12" w:name="_Toc235188828"/>
       <w:r>
         <w:t xml:space="preserve">2.4.1   </w:t>
       </w:r>
-      <w:r>
-        <w:t>Polynomial.h / Polynomial.cpp</w:t>
+      <w:proofErr w:type="spellStart"/>
+      <w:r>
+        <w:t>Polynomial.h</w:t>
+      </w:r>
+      <w:proofErr w:type="spellEnd"/>
+      <w:r>
+        <w:t xml:space="preserve"> / Polynomial.cpp</w:t>
       </w:r>
       <w:bookmarkEnd w:id="12"/>
     </w:p>
@@ -4235,14 +4844,29 @@
       <w:r>
         <w:t xml:space="preserve">т функцию </w:t>
       </w:r>
+      <w:proofErr w:type="spellStart"/>
+      <w:proofErr w:type="gramStart"/>
       <w:r>
         <w:rPr>
           <w:lang w:val="en-US"/>
         </w:rPr>
         <w:t>evaluatePolynomial</w:t>
       </w:r>
-      <w:r>
-        <w:t>(). Функция принимает на вход вектор коэффициентов coeffs и значение точки x.</w:t>
+      <w:proofErr w:type="spellEnd"/>
+      <w:r>
+        <w:t>(</w:t>
+      </w:r>
+      <w:proofErr w:type="gramEnd"/>
+      <w:r>
+        <w:t xml:space="preserve">). Функция принимает на вход вектор коэффициентов </w:t>
+      </w:r>
+      <w:proofErr w:type="spellStart"/>
+      <w:r>
+        <w:t>coeffs</w:t>
+      </w:r>
+      <w:proofErr w:type="spellEnd"/>
+      <w:r>
+        <w:t xml:space="preserve"> и значение точки x.</w:t>
       </w:r>
       <w:r>
         <w:t xml:space="preserve"> </w:t>
@@ -4264,7 +4888,7 @@
       <w:pPr>
         <w:pStyle w:val="3"/>
       </w:pPr>
-      <w:bookmarkStart w:id="13" w:name="_Toc234912304"/>
+      <w:bookmarkStart w:id="13" w:name="_Toc235188829"/>
       <w:r>
         <w:t xml:space="preserve">2.4.2 </w:t>
       </w:r>
@@ -4320,12 +4944,14 @@
       <w:pPr>
         <w:pStyle w:val="a1"/>
       </w:pPr>
+      <w:proofErr w:type="spellStart"/>
       <w:r>
         <w:rPr>
           <w:lang w:val="en-US"/>
         </w:rPr>
         <w:t>ProblemDefinition</w:t>
       </w:r>
+      <w:proofErr w:type="spellEnd"/>
       <w:r>
         <w:t xml:space="preserve">: структура для хранения входных данных задачи (вектор коэффициентов полинома, границы диапазона </w:t>
       </w:r>
@@ -4352,12 +4978,14 @@
       <w:pPr>
         <w:pStyle w:val="a1"/>
       </w:pPr>
+      <w:proofErr w:type="spellStart"/>
       <w:r>
         <w:rPr>
           <w:lang w:val="en-US"/>
         </w:rPr>
         <w:t>GAParameters</w:t>
       </w:r>
+      <w:proofErr w:type="spellEnd"/>
       <w:r>
         <w:t>: параметр</w:t>
       </w:r>
@@ -4382,30 +5010,36 @@
       <w:r>
         <w:t xml:space="preserve"> </w:t>
       </w:r>
+      <w:proofErr w:type="spellStart"/>
       <w:r>
         <w:rPr>
           <w:lang w:val="en-US"/>
         </w:rPr>
         <w:t>SelectionType</w:t>
       </w:r>
+      <w:proofErr w:type="spellEnd"/>
       <w:r>
         <w:t xml:space="preserve">, </w:t>
       </w:r>
+      <w:proofErr w:type="spellStart"/>
       <w:r>
         <w:rPr>
           <w:lang w:val="en-US"/>
         </w:rPr>
         <w:t>CrossoverType</w:t>
       </w:r>
+      <w:proofErr w:type="spellEnd"/>
       <w:r>
         <w:t xml:space="preserve">, </w:t>
       </w:r>
+      <w:proofErr w:type="spellStart"/>
       <w:r>
         <w:rPr>
           <w:lang w:val="en-US"/>
         </w:rPr>
         <w:t>MutationType</w:t>
       </w:r>
+      <w:proofErr w:type="spellEnd"/>
       <w:r>
         <w:t xml:space="preserve"> </w:t>
       </w:r>
@@ -4420,12 +5054,14 @@
       <w:pPr>
         <w:pStyle w:val="a1"/>
       </w:pPr>
+      <w:proofErr w:type="spellStart"/>
       <w:r>
         <w:rPr>
           <w:lang w:val="en-US"/>
         </w:rPr>
         <w:t>GenerationSnapshot</w:t>
       </w:r>
+      <w:proofErr w:type="spellEnd"/>
       <w:r>
         <w:t>: структура для хранения состояния популяции на конкретной итерации, включающая средние и лучшие показатели, а также список найденных экстремумов.</w:t>
       </w:r>
@@ -4434,12 +5070,17 @@
       <w:pPr>
         <w:pStyle w:val="3"/>
       </w:pPr>
-      <w:bookmarkStart w:id="14" w:name="_Toc234912305"/>
+      <w:bookmarkStart w:id="14" w:name="_Toc235188830"/>
       <w:r>
         <w:t xml:space="preserve">2.4.3 </w:t>
       </w:r>
-      <w:r>
-        <w:t>GeneticAlgorithm.h / GeneticAlgorithm.cpp</w:t>
+      <w:proofErr w:type="spellStart"/>
+      <w:r>
+        <w:t>GeneticAlgorithm.h</w:t>
+      </w:r>
+      <w:proofErr w:type="spellEnd"/>
+      <w:r>
+        <w:t xml:space="preserve"> / GeneticAlgorithm.cpp</w:t>
       </w:r>
       <w:bookmarkEnd w:id="14"/>
     </w:p>
@@ -4455,16 +5096,60 @@
       <w:pPr>
         <w:pStyle w:val="a1"/>
       </w:pPr>
-      <w:r>
-        <w:t>initializePopulation(): Заполняет популяцию случайными значениями из диапазона [l, r] с использованием std::uniform_real_distribution. Для каждой особи рассчитывается rawFitness.</w:t>
-      </w:r>
-    </w:p>
-    <w:p>
-      <w:pPr>
-        <w:pStyle w:val="a1"/>
-      </w:pPr>
-      <w:r>
-        <w:t>step(): Главный метод итерации. Алгоритм:</w:t>
+      <w:proofErr w:type="spellStart"/>
+      <w:proofErr w:type="gramStart"/>
+      <w:r>
+        <w:t>initializePopulation</w:t>
+      </w:r>
+      <w:proofErr w:type="spellEnd"/>
+      <w:r>
+        <w:t>(</w:t>
+      </w:r>
+      <w:proofErr w:type="gramEnd"/>
+      <w:r>
+        <w:t xml:space="preserve">): Заполняет популяцию случайными значениями из диапазона [l, r] с использованием </w:t>
+      </w:r>
+      <w:proofErr w:type="spellStart"/>
+      <w:r>
+        <w:t>std</w:t>
+      </w:r>
+      <w:proofErr w:type="spellEnd"/>
+      <w:r>
+        <w:t>::</w:t>
+      </w:r>
+      <w:proofErr w:type="spellStart"/>
+      <w:r>
+        <w:t>uniform_real_distribution</w:t>
+      </w:r>
+      <w:proofErr w:type="spellEnd"/>
+      <w:r>
+        <w:t xml:space="preserve">. Для каждой особи рассчитывается </w:t>
+      </w:r>
+      <w:proofErr w:type="spellStart"/>
+      <w:r>
+        <w:t>rawFitness</w:t>
+      </w:r>
+      <w:proofErr w:type="spellEnd"/>
+      <w:r>
+        <w:t>.</w:t>
+      </w:r>
+    </w:p>
+    <w:p>
+      <w:pPr>
+        <w:pStyle w:val="a1"/>
+      </w:pPr>
+      <w:proofErr w:type="spellStart"/>
+      <w:proofErr w:type="gramStart"/>
+      <w:r>
+        <w:t>step</w:t>
+      </w:r>
+      <w:proofErr w:type="spellEnd"/>
+      <w:r>
+        <w:t>(</w:t>
+      </w:r>
+      <w:proofErr w:type="gramEnd"/>
+      <w:r>
+        <w:t>): Главный метод итерации. Алгоритм:</w:t>
       </w:r>
     </w:p>
     <w:p>
@@ -4556,8 +5241,18 @@
       <w:pPr>
         <w:pStyle w:val="a1"/>
       </w:pPr>
-      <w:r>
-        <w:t>computeSharedFitness():</w:t>
+      <w:proofErr w:type="spellStart"/>
+      <w:proofErr w:type="gramStart"/>
+      <w:r>
+        <w:t>computeSharedFitness</w:t>
+      </w:r>
+      <w:proofErr w:type="spellEnd"/>
+      <w:r>
+        <w:t>(</w:t>
+      </w:r>
+      <w:proofErr w:type="gramEnd"/>
+      <w:r>
+        <w:t>):</w:t>
       </w:r>
       <w:r>
         <w:t xml:space="preserve"> М</w:t>
@@ -4592,8 +5287,13 @@
         </w:numPr>
         <w:ind w:left="709" w:firstLine="0"/>
       </w:pPr>
-      <w:r>
-        <w:t xml:space="preserve">tournamentSelect: выбирает </w:t>
+      <w:proofErr w:type="spellStart"/>
+      <w:r>
+        <w:t>tournamentSelect</w:t>
+      </w:r>
+      <w:proofErr w:type="spellEnd"/>
+      <w:r>
+        <w:t xml:space="preserve">: выбирает </w:t>
       </w:r>
       <w:r>
         <w:t>2</w:t>
@@ -4623,17 +5323,48 @@
         </w:numPr>
         <w:ind w:left="709" w:firstLine="0"/>
       </w:pPr>
-      <w:r>
-        <w:t>rouletteSelect: распределяет вероятность выбора пропорционально значению fitness.</w:t>
-      </w:r>
-    </w:p>
-    <w:p>
-      <w:pPr>
-        <w:pStyle w:val="a1"/>
-      </w:pPr>
-      <w:r>
-        <w:t>Кроссовер (arithmeticCrossover, blxCrossover</w:t>
-      </w:r>
+      <w:proofErr w:type="spellStart"/>
+      <w:r>
+        <w:t>rouletteSelect</w:t>
+      </w:r>
+      <w:proofErr w:type="spellEnd"/>
+      <w:r>
+        <w:t xml:space="preserve">: распределяет вероятность выбора пропорционально значению </w:t>
+      </w:r>
+      <w:proofErr w:type="spellStart"/>
+      <w:r>
+        <w:t>fitness</w:t>
+      </w:r>
+      <w:proofErr w:type="spellEnd"/>
+      <w:r>
+        <w:t>.</w:t>
+      </w:r>
+    </w:p>
+    <w:p>
+      <w:pPr>
+        <w:pStyle w:val="a1"/>
+      </w:pPr>
+      <w:proofErr w:type="spellStart"/>
+      <w:r>
+        <w:t>Кроссовер</w:t>
+      </w:r>
+      <w:proofErr w:type="spellEnd"/>
+      <w:r>
+        <w:t xml:space="preserve"> (</w:t>
+      </w:r>
+      <w:proofErr w:type="spellStart"/>
+      <w:r>
+        <w:t>arithmeticCrossover</w:t>
+      </w:r>
+      <w:proofErr w:type="spellEnd"/>
+      <w:r>
+        <w:t xml:space="preserve">, </w:t>
+      </w:r>
+      <w:proofErr w:type="spellStart"/>
+      <w:r>
+        <w:t>blxCrossover</w:t>
+      </w:r>
+      <w:proofErr w:type="spellEnd"/>
       <w:r>
         <w:t>)</w:t>
       </w:r>
@@ -4650,8 +5381,13 @@
         </w:numPr>
         <w:ind w:left="709" w:firstLine="0"/>
       </w:pPr>
-      <w:r>
-        <w:t xml:space="preserve">arithmeticCrossover: создает потомка </w:t>
+      <w:proofErr w:type="spellStart"/>
+      <w:r>
+        <w:t>arithmeticCrossover</w:t>
+      </w:r>
+      <w:proofErr w:type="spellEnd"/>
+      <w:r>
+        <w:t xml:space="preserve">: создает потомка </w:t>
       </w:r>
       <w:r>
         <w:t>как среднее арифметическое родителей</w:t>
@@ -4669,8 +5405,13 @@
         </w:numPr>
         <w:ind w:left="709" w:firstLine="0"/>
       </w:pPr>
-      <w:r>
-        <w:t xml:space="preserve">blxCrossover: генерирует потомка </w:t>
+      <w:proofErr w:type="spellStart"/>
+      <w:r>
+        <w:t>blxCrossover</w:t>
+      </w:r>
+      <w:proofErr w:type="spellEnd"/>
+      <w:r>
+        <w:t xml:space="preserve">: генерирует потомка </w:t>
       </w:r>
       <w:r>
         <w:t xml:space="preserve">случайно </w:t>
@@ -4694,24 +5435,44 @@
       <w:pPr>
         <w:pStyle w:val="a1"/>
       </w:pPr>
-      <w:r>
-        <w:t>gaussianMutate: добавляет к гену значение из нормального распределения.</w:t>
-      </w:r>
-    </w:p>
-    <w:p>
-      <w:pPr>
-        <w:pStyle w:val="a1"/>
-      </w:pPr>
-      <w:r>
-        <w:t>uniformMutate: заменяет значение гена случайным числом в допустимом диапазоне.</w:t>
-      </w:r>
-    </w:p>
-    <w:p>
-      <w:pPr>
-        <w:pStyle w:val="a1"/>
-      </w:pPr>
-      <w:r>
-        <w:t>extractMaxima(): Метод для извлечения экстремумов.</w:t>
+      <w:proofErr w:type="spellStart"/>
+      <w:r>
+        <w:t>gaussianMutate</w:t>
+      </w:r>
+      <w:proofErr w:type="spellEnd"/>
+      <w:r>
+        <w:t>: добавляет к гену значение из нормального распределения.</w:t>
+      </w:r>
+    </w:p>
+    <w:p>
+      <w:pPr>
+        <w:pStyle w:val="a1"/>
+      </w:pPr>
+      <w:proofErr w:type="spellStart"/>
+      <w:r>
+        <w:t>uniformMutate</w:t>
+      </w:r>
+      <w:proofErr w:type="spellEnd"/>
+      <w:r>
+        <w:t>: заменяет значение гена случайным числом в допустимом диапазоне.</w:t>
+      </w:r>
+    </w:p>
+    <w:p>
+      <w:pPr>
+        <w:pStyle w:val="a1"/>
+      </w:pPr>
+      <w:proofErr w:type="spellStart"/>
+      <w:proofErr w:type="gramStart"/>
+      <w:r>
+        <w:t>extractMaxima</w:t>
+      </w:r>
+      <w:proofErr w:type="spellEnd"/>
+      <w:r>
+        <w:t>(</w:t>
+      </w:r>
+      <w:proofErr w:type="gramEnd"/>
+      <w:r>
+        <w:t>): Метод для извлечения экстремумов.</w:t>
       </w:r>
     </w:p>
     <w:p>
@@ -4724,7 +5485,15 @@
         <w:ind w:left="709" w:firstLine="0"/>
       </w:pPr>
       <w:r>
-        <w:t>Особи сортируются по убыванию rawFitness.</w:t>
+        <w:t xml:space="preserve">Особи сортируются по убыванию </w:t>
+      </w:r>
+      <w:proofErr w:type="spellStart"/>
+      <w:r>
+        <w:t>rawFitness</w:t>
+      </w:r>
+      <w:proofErr w:type="spellEnd"/>
+      <w:r>
+        <w:t>.</w:t>
       </w:r>
     </w:p>
     <w:p>
@@ -4740,7 +5509,15 @@
         <w:t>О</w:t>
       </w:r>
       <w:r>
-        <w:t>собь добавляется в список максимумов, если расстояние до ближайшего уже добавленного максимума превышает nicheRadius.</w:t>
+        <w:t xml:space="preserve">собь добавляется в список максимумов, если расстояние до ближайшего уже добавленного максимума превышает </w:t>
+      </w:r>
+      <w:proofErr w:type="spellStart"/>
+      <w:r>
+        <w:t>nicheRadius</w:t>
+      </w:r>
+      <w:proofErr w:type="spellEnd"/>
+      <w:r>
+        <w:t>.</w:t>
       </w:r>
     </w:p>
     <w:p>
@@ -4781,7 +5558,7 @@
       <w:pPr>
         <w:pStyle w:val="3"/>
       </w:pPr>
-      <w:bookmarkStart w:id="15" w:name="_Toc234912306"/>
+      <w:bookmarkStart w:id="15" w:name="_Toc235188831"/>
       <w:r>
         <w:t>2.4.4</w:t>
       </w:r>
@@ -4801,7 +5578,15 @@
         <w:pStyle w:val="a1"/>
       </w:pPr>
       <w:r>
-        <w:t xml:space="preserve">По созданому </w:t>
+        <w:t xml:space="preserve">По </w:t>
+      </w:r>
+      <w:proofErr w:type="spellStart"/>
+      <w:r>
+        <w:t>созданому</w:t>
+      </w:r>
+      <w:proofErr w:type="spellEnd"/>
+      <w:r>
+        <w:t xml:space="preserve"> </w:t>
       </w:r>
       <w:r>
         <w:t>графическому шаблону реализована визуальная составляющая программы</w:t>
@@ -4821,7 +5606,15 @@
         <w:pStyle w:val="a1"/>
       </w:pPr>
       <w:r>
-        <w:t>1. Сверху располагается секция ввода данных: ввод полинома и интервала находятся в открытой части секции, при нажатии на кнопку «Параметры» разворачивается дополнительное поле для ввода параметров генетического алгоритма. В разворачиваемом поле присутствует кнопка «Загрузить», позволяющая загрузить данные из файла формата .txt, и кнопка «Сгенерировать», заполняющая параметры случайными данными.</w:t>
+        <w:t>1. Сверху располагается секция ввода данных: ввод полинома и интервала находятся в открытой части секции, при нажатии на кнопку «Параметры» разворачивается дополнительное поле для ввода параметров генетического алгоритма. В разворачиваемом поле присутствует кнопка «Загрузить», позволяющая загрузить данные из файла формата .</w:t>
+      </w:r>
+      <w:proofErr w:type="spellStart"/>
+      <w:r>
+        <w:t>txt</w:t>
+      </w:r>
+      <w:proofErr w:type="spellEnd"/>
+      <w:r>
+        <w:t>, и кнопка «Сгенерировать», заполняющая параметры случайными данными.</w:t>
       </w:r>
     </w:p>
     <w:p>
@@ -4939,7 +5732,7 @@
           <w:numId w:val="12"/>
         </w:numPr>
       </w:pPr>
-      <w:bookmarkStart w:id="16" w:name="_Toc234912307"/>
+      <w:bookmarkStart w:id="16" w:name="_Toc235188832"/>
       <w:r>
         <w:t>Четвертая итерация</w:t>
       </w:r>
@@ -4984,6 +5777,7 @@
         </w:rPr>
         <w:t xml:space="preserve">Для обмена данными добавлены методы преобразования. Метод </w:t>
       </w:r>
+      <w:proofErr w:type="spellStart"/>
       <w:r>
         <w:rPr>
           <w:rFonts w:ascii="Courier New" w:hAnsi="Courier New" w:cs="Courier New"/>
@@ -4992,6 +5786,7 @@
         </w:rPr>
         <w:t>inputHandle</w:t>
       </w:r>
+      <w:proofErr w:type="spellEnd"/>
       <w:r>
         <w:rPr>
           <w:sz w:val="36"/>
@@ -5003,8 +5798,23 @@
         <w:rPr>
           <w:lang w:eastAsia="ru-RU" w:bidi="ar-SA"/>
         </w:rPr>
-        <w:t xml:space="preserve">считывает введенные пользователем значения из виджетов интерфейса, формируя из них объекты </w:t>
-      </w:r>
+        <w:t xml:space="preserve">считывает введенные пользователем значения из </w:t>
+      </w:r>
+      <w:proofErr w:type="spellStart"/>
+      <w:r>
+        <w:rPr>
+          <w:lang w:eastAsia="ru-RU" w:bidi="ar-SA"/>
+        </w:rPr>
+        <w:t>виджетов</w:t>
+      </w:r>
+      <w:proofErr w:type="spellEnd"/>
+      <w:r>
+        <w:rPr>
+          <w:lang w:eastAsia="ru-RU" w:bidi="ar-SA"/>
+        </w:rPr>
+        <w:t xml:space="preserve"> интерфейса, формируя из них объекты </w:t>
+      </w:r>
+      <w:proofErr w:type="spellStart"/>
       <w:r>
         <w:rPr>
           <w:rFonts w:ascii="Courier New" w:hAnsi="Courier New" w:cs="Courier New"/>
@@ -5013,6 +5823,7 @@
         </w:rPr>
         <w:t>GAParameters</w:t>
       </w:r>
+      <w:proofErr w:type="spellEnd"/>
       <w:r>
         <w:rPr>
           <w:sz w:val="36"/>
@@ -5026,6 +5837,7 @@
         </w:rPr>
         <w:t xml:space="preserve">и </w:t>
       </w:r>
+      <w:proofErr w:type="spellStart"/>
       <w:r>
         <w:rPr>
           <w:rFonts w:ascii="Courier New" w:hAnsi="Courier New" w:cs="Courier New"/>
@@ -5034,6 +5846,7 @@
         </w:rPr>
         <w:t>PolynomData</w:t>
       </w:r>
+      <w:proofErr w:type="spellEnd"/>
       <w:r>
         <w:rPr>
           <w:sz w:val="36"/>
@@ -5047,6 +5860,7 @@
         </w:rPr>
         <w:t xml:space="preserve">для генетического алгоритма. Метод </w:t>
       </w:r>
+      <w:proofErr w:type="spellStart"/>
       <w:r>
         <w:rPr>
           <w:rFonts w:ascii="Courier New" w:hAnsi="Courier New" w:cs="Courier New"/>
@@ -5055,6 +5869,7 @@
         </w:rPr>
         <w:t>outHandle</w:t>
       </w:r>
+      <w:proofErr w:type="spellEnd"/>
       <w:r>
         <w:rPr>
           <w:sz w:val="36"/>
@@ -5068,6 +5883,7 @@
         </w:rPr>
         <w:t xml:space="preserve">выполняет принимает объекты параметров и обновляет соответствующие поля на экране. Вывод списка особей текущего поколения и найденных локальных максимумов реализован в функции </w:t>
       </w:r>
+      <w:proofErr w:type="spellStart"/>
       <w:r>
         <w:rPr>
           <w:rFonts w:ascii="Courier New" w:hAnsi="Courier New" w:cs="Courier New"/>
@@ -5076,6 +5892,7 @@
         </w:rPr>
         <w:t>updateResults</w:t>
       </w:r>
+      <w:proofErr w:type="spellEnd"/>
       <w:r>
         <w:rPr>
           <w:lang w:eastAsia="ru-RU" w:bidi="ar-SA"/>
@@ -5106,8 +5923,37 @@
         <w:rPr>
           <w:lang w:eastAsia="ru-RU" w:bidi="ar-SA"/>
         </w:rPr>
-        <w:t xml:space="preserve">Визуализация данных выполнена с помощью классов модуля Qt Charts. Добавлен график заданного полинома на указанном интервале, построенный по вычисленным точкам с помощью </w:t>
-      </w:r>
+        <w:t xml:space="preserve">Визуализация данных выполнена с помощью классов модуля </w:t>
+      </w:r>
+      <w:proofErr w:type="spellStart"/>
+      <w:r>
+        <w:rPr>
+          <w:lang w:eastAsia="ru-RU" w:bidi="ar-SA"/>
+        </w:rPr>
+        <w:t>Qt</w:t>
+      </w:r>
+      <w:proofErr w:type="spellEnd"/>
+      <w:r>
+        <w:rPr>
+          <w:lang w:eastAsia="ru-RU" w:bidi="ar-SA"/>
+        </w:rPr>
+        <w:t xml:space="preserve"> </w:t>
+      </w:r>
+      <w:proofErr w:type="spellStart"/>
+      <w:r>
+        <w:rPr>
+          <w:lang w:eastAsia="ru-RU" w:bidi="ar-SA"/>
+        </w:rPr>
+        <w:t>Charts</w:t>
+      </w:r>
+      <w:proofErr w:type="spellEnd"/>
+      <w:r>
+        <w:rPr>
+          <w:lang w:eastAsia="ru-RU" w:bidi="ar-SA"/>
+        </w:rPr>
+        <w:t xml:space="preserve">. Добавлен график заданного полинома на указанном интервале, построенный по вычисленным точкам с помощью </w:t>
+      </w:r>
+      <w:proofErr w:type="spellStart"/>
       <w:r>
         <w:rPr>
           <w:rFonts w:ascii="Courier New" w:hAnsi="Courier New" w:cs="Courier New"/>
@@ -5116,12 +5962,14 @@
         </w:rPr>
         <w:t>QLineSeries</w:t>
       </w:r>
+      <w:proofErr w:type="spellEnd"/>
       <w:r>
         <w:rPr>
           <w:lang w:eastAsia="ru-RU" w:bidi="ar-SA"/>
         </w:rPr>
         <w:t xml:space="preserve">. За динамическое обновление визуализации отвечает метод </w:t>
       </w:r>
+      <w:proofErr w:type="spellStart"/>
       <w:r>
         <w:rPr>
           <w:rFonts w:ascii="Courier New" w:hAnsi="Courier New" w:cs="Courier New"/>
@@ -5130,6 +5978,7 @@
         </w:rPr>
         <w:t>updatePlots</w:t>
       </w:r>
+      <w:proofErr w:type="spellEnd"/>
       <w:r>
         <w:rPr>
           <w:lang w:eastAsia="ru-RU" w:bidi="ar-SA"/>
@@ -5169,6 +6018,7 @@
         </w:rPr>
         <w:t xml:space="preserve">Для разделения логики приложения был реализован отдельный класс </w:t>
       </w:r>
+      <w:proofErr w:type="spellStart"/>
       <w:r>
         <w:rPr>
           <w:rFonts w:ascii="Courier New" w:hAnsi="Courier New" w:cs="Courier New"/>
@@ -5177,6 +6027,7 @@
         </w:rPr>
         <w:t>Controller</w:t>
       </w:r>
+      <w:proofErr w:type="spellEnd"/>
       <w:r>
         <w:rPr>
           <w:lang w:eastAsia="ru-RU" w:bidi="ar-SA"/>
@@ -5189,6 +6040,7 @@
         </w:rPr>
         <w:t xml:space="preserve">у главным окном </w:t>
       </w:r>
+      <w:proofErr w:type="spellStart"/>
       <w:r>
         <w:rPr>
           <w:rFonts w:ascii="Courier New" w:hAnsi="Courier New" w:cs="Courier New"/>
@@ -5197,6 +6049,7 @@
         </w:rPr>
         <w:t>MainWindow</w:t>
       </w:r>
+      <w:proofErr w:type="spellEnd"/>
       <w:r>
         <w:rPr>
           <w:sz w:val="36"/>
@@ -5210,6 +6063,7 @@
         </w:rPr>
         <w:t xml:space="preserve">и вычислительной частью </w:t>
       </w:r>
+      <w:proofErr w:type="spellStart"/>
       <w:r>
         <w:rPr>
           <w:rFonts w:ascii="Courier New" w:hAnsi="Courier New" w:cs="Courier New"/>
@@ -5218,26 +6072,42 @@
         </w:rPr>
         <w:t>GeneticAlgorithm</w:t>
       </w:r>
+      <w:proofErr w:type="spellEnd"/>
       <w:r>
         <w:rPr>
           <w:lang w:eastAsia="ru-RU" w:bidi="ar-SA"/>
         </w:rPr>
-        <w:t>. Взаимодействие между модулями организовано с использованием механизма сигналов и слотов Qt. При взаимодействии пользователя с кнопками интерфейс генерирует сигналы, которые обрабатываются контроллером. Контроллер считывает параметры, формирует задачу, запускает алгоритм и возвращает результаты интерфейсу.</w:t>
-      </w:r>
-    </w:p>
-    <w:p>
-      <w:pPr>
-        <w:pStyle w:val="a1"/>
+        <w:t xml:space="preserve">. Взаимодействие между модулями организовано с использованием механизма сигналов и слотов </w:t>
+      </w:r>
+      <w:proofErr w:type="spellStart"/>
+      <w:r>
         <w:rPr>
           <w:lang w:eastAsia="ru-RU" w:bidi="ar-SA"/>
         </w:rPr>
-      </w:pPr>
+        <w:t>Qt</w:t>
+      </w:r>
+      <w:proofErr w:type="spellEnd"/>
       <w:r>
         <w:rPr>
           <w:lang w:eastAsia="ru-RU" w:bidi="ar-SA"/>
         </w:rPr>
+        <w:t>. При взаимодействии пользователя с кнопками интерфейс генерирует сигналы, которые обрабатываются контроллером. Контроллер считывает параметры, формирует задачу, запускает алгоритм и возвращает результаты интерфейсу.</w:t>
+      </w:r>
+    </w:p>
+    <w:p>
+      <w:pPr>
+        <w:pStyle w:val="a1"/>
+        <w:rPr>
+          <w:lang w:eastAsia="ru-RU" w:bidi="ar-SA"/>
+        </w:rPr>
+      </w:pPr>
+      <w:r>
+        <w:rPr>
+          <w:lang w:eastAsia="ru-RU" w:bidi="ar-SA"/>
+        </w:rPr>
         <w:t xml:space="preserve">Во время работы алгоритма контроллер сохраняет историю всех поколений в виде вектора структур </w:t>
       </w:r>
+      <w:proofErr w:type="spellStart"/>
       <w:r>
         <w:rPr>
           <w:rFonts w:ascii="Courier New" w:hAnsi="Courier New" w:cs="Courier New"/>
@@ -5246,6 +6116,7 @@
         </w:rPr>
         <w:t>GenerationSnapshot</w:t>
       </w:r>
+      <w:proofErr w:type="spellEnd"/>
       <w:r>
         <w:rPr>
           <w:lang w:eastAsia="ru-RU" w:bidi="ar-SA"/>
@@ -5348,7 +6219,7 @@
       <w:r>
         <w:br w:type="page"/>
       </w:r>
-      <w:bookmarkStart w:id="17" w:name="_Toc234912308"/>
+      <w:bookmarkStart w:id="17" w:name="_Toc235188833"/>
       <w:r>
         <w:lastRenderedPageBreak/>
         <w:t>3 ИСПОЛЬЗУЕМЫЕ ТЕХНОЛОГИИ</w:t>
@@ -5377,8 +6248,13 @@
       <w:r>
         <w:t xml:space="preserve">, библиотеки, </w:t>
       </w:r>
-      <w:r>
-        <w:t>фреймворки и инструмент</w:t>
+      <w:proofErr w:type="spellStart"/>
+      <w:r>
+        <w:t>фреймворки</w:t>
+      </w:r>
+      <w:proofErr w:type="spellEnd"/>
+      <w:r>
+        <w:t xml:space="preserve"> и инструмент</w:t>
       </w:r>
       <w:r>
         <w:t>ы</w:t>
@@ -5415,8 +6291,29 @@
         </w:numPr>
       </w:pPr>
       <w:r>
-        <w:t>Фреймворк Qt и среда разработки Qt Creator</w:t>
-      </w:r>
+        <w:t xml:space="preserve">Фреймворк </w:t>
+      </w:r>
+      <w:proofErr w:type="spellStart"/>
+      <w:r>
+        <w:t>Qt</w:t>
+      </w:r>
+      <w:proofErr w:type="spellEnd"/>
+      <w:r>
+        <w:t xml:space="preserve"> и среда разработки </w:t>
+      </w:r>
+      <w:proofErr w:type="spellStart"/>
+      <w:r>
+        <w:t>Qt</w:t>
+      </w:r>
+      <w:proofErr w:type="spellEnd"/>
+      <w:r>
+        <w:t xml:space="preserve"> </w:t>
+      </w:r>
+      <w:proofErr w:type="spellStart"/>
+      <w:r>
+        <w:t>Creator</w:t>
+      </w:r>
+      <w:proofErr w:type="spellEnd"/>
       <w:r>
         <w:rPr>
           <w:b/>
@@ -5455,7 +6352,23 @@
         </w:numPr>
       </w:pPr>
       <w:r>
-        <w:t>Модуль Qt Charts — для построения интерактивных динамических графиков полинома и функции качества.</w:t>
+        <w:t xml:space="preserve">Модуль </w:t>
+      </w:r>
+      <w:proofErr w:type="spellStart"/>
+      <w:r>
+        <w:t>Qt</w:t>
+      </w:r>
+      <w:proofErr w:type="spellEnd"/>
+      <w:r>
+        <w:t xml:space="preserve"> </w:t>
+      </w:r>
+      <w:proofErr w:type="spellStart"/>
+      <w:r>
+        <w:t>Charts</w:t>
+      </w:r>
+      <w:proofErr w:type="spellEnd"/>
+      <w:r>
+        <w:t xml:space="preserve"> — для построения интерактивных динамических графиков полинома и функции качества.</w:t>
       </w:r>
     </w:p>
     <w:p>
@@ -5476,9 +6389,11 @@
         </w:rPr>
         <w:t>g</w:t>
       </w:r>
+      <w:proofErr w:type="spellStart"/>
       <w:r>
         <w:t>it</w:t>
       </w:r>
+      <w:proofErr w:type="spellEnd"/>
       <w:r>
         <w:rPr>
           <w:b/>
@@ -5504,7 +6419,7 @@
           <w:numId w:val="2"/>
         </w:numPr>
       </w:pPr>
-      <w:bookmarkStart w:id="18" w:name="_Toc234912309"/>
+      <w:bookmarkStart w:id="18" w:name="_Toc235188834"/>
       <w:r>
         <w:lastRenderedPageBreak/>
         <w:t>4 ОТЗЫВ РУКОВОДИТЕЛЯ</w:t>
@@ -5524,7 +6439,15 @@
         <w:pStyle w:val="a1"/>
       </w:pPr>
       <w:r>
-        <w:t>По результатам работы учебная практика оценена на &lt;ваша_оценка&gt;.</w:t>
+        <w:t>По результатам работы учебная практика оценена на &lt;</w:t>
+      </w:r>
+      <w:proofErr w:type="spellStart"/>
+      <w:r>
+        <w:t>ваша_оценка</w:t>
+      </w:r>
+      <w:proofErr w:type="spellEnd"/>
+      <w:r>
+        <w:t>&gt;.</w:t>
       </w:r>
     </w:p>
     <w:p>
@@ -5643,7 +6566,7 @@
           <w:rFonts w:cs="Times New Roman"/>
         </w:rPr>
       </w:pPr>
-      <w:bookmarkStart w:id="19" w:name="_Toc234912310"/>
+      <w:bookmarkStart w:id="19" w:name="_Toc235188835"/>
       <w:r>
         <w:lastRenderedPageBreak/>
         <w:t>ЗАКЛЮЧЕНИЕ</w:t>
@@ -5682,7 +6605,15 @@
         <w:t xml:space="preserve"> был</w:t>
       </w:r>
       <w:r>
-        <w:t xml:space="preserve"> написан алгоритм поиска максимумов заданного полинома (степенью не выше 8), включающий механизмы селекции, кроссовера, мутации и образования ниш, что позволило находить как локальные, так и глобальные максимумы функции.  </w:t>
+        <w:t xml:space="preserve"> написан алгоритм поиска максимумов заданного полинома (степенью не выше 8), включающий механизмы селекции, </w:t>
+      </w:r>
+      <w:proofErr w:type="spellStart"/>
+      <w:r>
+        <w:t>кроссовера</w:t>
+      </w:r>
+      <w:proofErr w:type="spellEnd"/>
+      <w:r>
+        <w:t xml:space="preserve">, мутации и образования ниш, что позволило находить как локальные, так и глобальные максимумы функции.  </w:t>
       </w:r>
     </w:p>
     <w:p>
@@ -5697,8 +6628,21 @@
         <w:t>С</w:t>
       </w:r>
       <w:r>
-        <w:t xml:space="preserve"> использованием фреймворка Qt</w:t>
-      </w:r>
+        <w:t xml:space="preserve"> использованием </w:t>
+      </w:r>
+      <w:proofErr w:type="spellStart"/>
+      <w:r>
+        <w:t>фреймворка</w:t>
+      </w:r>
+      <w:proofErr w:type="spellEnd"/>
+      <w:r>
+        <w:t xml:space="preserve"> </w:t>
+      </w:r>
+      <w:proofErr w:type="spellStart"/>
+      <w:r>
+        <w:t>Qt</w:t>
+      </w:r>
+      <w:proofErr w:type="spellEnd"/>
       <w:r>
         <w:t xml:space="preserve"> был </w:t>
       </w:r>
@@ -5721,7 +6665,15 @@
         </w:numPr>
       </w:pPr>
       <w:r>
-        <w:t xml:space="preserve">С помощью динамических графиков было реализована визуализация процесса работы алгоритма, пошаговая отрисовка </w:t>
+        <w:t xml:space="preserve">С помощью динамических графиков было реализована визуализация процесса работы алгоритма, пошаговая </w:t>
+      </w:r>
+      <w:proofErr w:type="spellStart"/>
+      <w:r>
+        <w:t>отрисовка</w:t>
+      </w:r>
+      <w:proofErr w:type="spellEnd"/>
+      <w:r>
+        <w:t xml:space="preserve"> </w:t>
       </w:r>
       <w:r>
         <w:t>поиска экстремумов и зависимости качества решения</w:t>
@@ -5740,8 +6692,79 @@
       <w:r>
         <w:t>Таким образом, разработанное программное обеспечение полностью соответствует требованиям, предъявленным в техническом задании, и решает поставленные перед бригадой задачи.</w:t>
       </w:r>
+    </w:p>
+    <w:p>
+      <w:pPr>
+        <w:ind w:firstLine="708"/>
+      </w:pPr>
+      <w:bookmarkStart w:id="20" w:name="_Toc235188838"/>
+      <w:r>
+        <w:t xml:space="preserve">Ссылка на </w:t>
+      </w:r>
+      <w:proofErr w:type="spellStart"/>
+      <w:r>
+        <w:rPr>
+          <w:lang w:val="en-US"/>
+        </w:rPr>
+        <w:t>git</w:t>
+      </w:r>
+      <w:proofErr w:type="spellEnd"/>
+      <w:r>
+        <w:t>-</w:t>
+      </w:r>
+      <w:proofErr w:type="spellStart"/>
+      <w:r>
+        <w:t>репозиторий</w:t>
+      </w:r>
+      <w:proofErr w:type="spellEnd"/>
+      <w:r>
+        <w:t xml:space="preserve"> с исходным кодом проект</w:t>
+      </w:r>
+      <w:r>
+        <w:t>а</w:t>
+      </w:r>
+      <w:r>
+        <w:t>:</w:t>
+      </w:r>
+      <w:bookmarkEnd w:id="20"/>
+    </w:p>
+    <w:p>
+      <w:pPr>
+        <w:pStyle w:val="a1"/>
+      </w:pPr>
+      <w:hyperlink r:id="rId12" w:history="1">
+        <w:r>
+          <w:rPr>
+            <w:rStyle w:val="a7"/>
+          </w:rPr>
+          <w:t>https://github.com/tarackanchick/Summer_Practice.git</w:t>
+        </w:r>
+      </w:hyperlink>
+    </w:p>
+    <w:p>
+      <w:pPr>
+        <w:pStyle w:val="a1"/>
+        <w:tabs>
+          <w:tab w:val="left" w:pos="7224"/>
+        </w:tabs>
+      </w:pPr>
+      <w:r>
+        <w:tab/>
+      </w:r>
+    </w:p>
+    <w:p>
+      <w:pPr>
+        <w:pStyle w:val="a1"/>
+        <w:tabs>
+          <w:tab w:val="left" w:pos="7224"/>
+        </w:tabs>
+      </w:pPr>
       <w:r>
         <w:br w:type="page"/>
+      </w:r>
+      <w:r>
+        <w:lastRenderedPageBreak/>
+        <w:tab/>
       </w:r>
     </w:p>
     <w:p>
@@ -5752,17 +6775,16 @@
           <w:rFonts w:cs="Times New Roman"/>
         </w:rPr>
       </w:pPr>
-      <w:bookmarkStart w:id="20" w:name="_Toc73173388"/>
-      <w:bookmarkStart w:id="21" w:name="_Toc234912311"/>
+      <w:bookmarkStart w:id="21" w:name="_Toc73173388"/>
+      <w:bookmarkStart w:id="22" w:name="_Toc235188836"/>
       <w:r>
         <w:rPr>
           <w:rFonts w:cs="Times New Roman"/>
         </w:rPr>
-        <w:lastRenderedPageBreak/>
         <w:t>СПИСОК ИСПОЛЬЗОВАННЫХ ИСТОЧНИКОВ</w:t>
       </w:r>
-      <w:bookmarkEnd w:id="20"/>
       <w:bookmarkEnd w:id="21"/>
+      <w:bookmarkEnd w:id="22"/>
     </w:p>
     <w:p>
       <w:pPr>
@@ -5776,7 +6798,21 @@
         <w:rPr>
           <w:lang w:val="en-US"/>
         </w:rPr>
-        <w:t>The State of the Octoverse [</w:t>
+        <w:t xml:space="preserve">The State of the </w:t>
+      </w:r>
+      <w:proofErr w:type="spellStart"/>
+      <w:r>
+        <w:rPr>
+          <w:lang w:val="en-US"/>
+        </w:rPr>
+        <w:t>Octoverse</w:t>
+      </w:r>
+      <w:proofErr w:type="spellEnd"/>
+      <w:r>
+        <w:rPr>
+          <w:lang w:val="en-US"/>
+        </w:rPr>
+        <w:t xml:space="preserve"> [</w:t>
       </w:r>
       <w:r>
         <w:t>Электронный</w:t>
@@ -5814,8 +6850,21 @@
           <w:numId w:val="3"/>
         </w:numPr>
       </w:pPr>
-      <w:r>
-        <w:t>Бобкова, О.В., Давыдов, С.А., Ковалева, И.А., Плагиат как гражданское правонарушение / О.В. Бобкова, С.А. Давыдов, И.А. Ковалева // Патенты и лицензии. – 2016. – № 7. – С. 31-37.</w:t>
+      <w:proofErr w:type="spellStart"/>
+      <w:r>
+        <w:t>Бобкова</w:t>
+      </w:r>
+      <w:proofErr w:type="spellEnd"/>
+      <w:r>
+        <w:t xml:space="preserve">, О.В., Давыдов, С.А., Ковалева, И.А., Плагиат как гражданское правонарушение / О.В. </w:t>
+      </w:r>
+      <w:proofErr w:type="spellStart"/>
+      <w:r>
+        <w:t>Бобкова</w:t>
+      </w:r>
+      <w:proofErr w:type="spellEnd"/>
+      <w:r>
+        <w:t>, С.А. Давыдов, И.А. Ковалева // Патенты и лицензии. – 2016. – № 7. – С. 31-37.</w:t>
       </w:r>
     </w:p>
     <w:p>
@@ -5826,8 +6875,21 @@
           <w:numId w:val="3"/>
         </w:numPr>
       </w:pPr>
-      <w:r>
-        <w:t>Голдберг Д. Э. Генетические алгоритмы в поиске, оптимизации и машинном обучении. — М.: Физматлит, 2003. — 304 с.</w:t>
+      <w:proofErr w:type="spellStart"/>
+      <w:r>
+        <w:t>Голдберг</w:t>
+      </w:r>
+      <w:proofErr w:type="spellEnd"/>
+      <w:r>
+        <w:t xml:space="preserve"> Д. Э. Генетические алгоритмы в поиске, оптимизации и машинном обучении. — М.: </w:t>
+      </w:r>
+      <w:proofErr w:type="spellStart"/>
+      <w:r>
+        <w:t>Физматлит</w:t>
+      </w:r>
+      <w:proofErr w:type="spellEnd"/>
+      <w:r>
+        <w:t>, 2003. — 304 с.</w:t>
       </w:r>
     </w:p>
     <w:p>
@@ -5850,10 +6912,23 @@
           <w:numId w:val="3"/>
         </w:numPr>
       </w:pPr>
-      <w:r>
-        <w:t xml:space="preserve">Qt Documentation [Электронный ресурс]. URL: </w:t>
-      </w:r>
-      <w:hyperlink r:id="rId12" w:tgtFrame="_blank" w:history="1">
+      <w:proofErr w:type="spellStart"/>
+      <w:r>
+        <w:t>Qt</w:t>
+      </w:r>
+      <w:proofErr w:type="spellEnd"/>
+      <w:r>
+        <w:t xml:space="preserve"> </w:t>
+      </w:r>
+      <w:proofErr w:type="spellStart"/>
+      <w:r>
+        <w:t>Documentation</w:t>
+      </w:r>
+      <w:proofErr w:type="spellEnd"/>
+      <w:r>
+        <w:t xml:space="preserve"> [Электронный ресурс]. URL: </w:t>
+      </w:r>
+      <w:hyperlink r:id="rId13" w:tgtFrame="_blank" w:history="1">
         <w:r>
           <w:rPr>
             <w:rStyle w:val="a7"/>
@@ -5880,306 +6955,22 @@
     </w:p>
     <w:p>
       <w:pPr>
-        <w:pStyle w:val="2"/>
-        <w:ind w:left="0"/>
-        <w:rPr>
-          <w:rFonts w:cs="Times New Roman"/>
-        </w:rPr>
-      </w:pPr>
-      <w:bookmarkStart w:id="22" w:name="_Toc234912312"/>
-      <w:r>
-        <w:rPr>
-          <w:rFonts w:cs="Times New Roman"/>
-          <w:color w:val="000000"/>
-        </w:rPr>
-        <w:lastRenderedPageBreak/>
-        <w:t>ПРИЛОЖЕНИЕ А</w:t>
-      </w:r>
-      <w:bookmarkEnd w:id="22"/>
-    </w:p>
-    <w:p>
-      <w:pPr>
-        <w:pStyle w:val="3"/>
-        <w:rPr>
-          <w:lang w:val="en-US"/>
-        </w:rPr>
-      </w:pPr>
-      <w:r>
-        <w:rPr>
-          <w:lang w:val="en-US"/>
-        </w:rPr>
-        <w:t>main.cpp</w:t>
-      </w:r>
-    </w:p>
-    <w:p>
-      <w:pPr>
         <w:pStyle w:val="a1"/>
         <w:spacing w:line="276" w:lineRule="auto"/>
-        <w:rPr>
-          <w:rFonts w:ascii="Courier New" w:hAnsi="Courier New" w:cs="Courier New" w:hint="cs"/>
+        <w:ind w:firstLine="0"/>
+        <w:rPr>
+          <w:rFonts w:ascii="Courier New" w:hAnsi="Courier New" w:cs="Courier New"/>
           <w:sz w:val="20"/>
           <w:lang w:val="en-US"/>
         </w:rPr>
       </w:pPr>
-      <w:r>
-        <w:rPr>
-          <w:rFonts w:ascii="Courier New" w:hAnsi="Courier New" w:cs="Courier New" w:hint="cs"/>
-          <w:sz w:val="20"/>
-          <w:lang w:val="en-US"/>
-        </w:rPr>
-        <w:t>#include &lt;QApplication&gt;</w:t>
-      </w:r>
-    </w:p>
-    <w:p>
-      <w:pPr>
-        <w:pStyle w:val="a1"/>
-        <w:spacing w:line="276" w:lineRule="auto"/>
-        <w:ind w:firstLine="0"/>
-        <w:rPr>
-          <w:rFonts w:ascii="Courier New" w:hAnsi="Courier New" w:cs="Courier New" w:hint="cs"/>
-          <w:sz w:val="20"/>
-          <w:lang w:val="en-US"/>
-        </w:rPr>
-      </w:pPr>
-    </w:p>
-    <w:p>
-      <w:pPr>
-        <w:pStyle w:val="a1"/>
-        <w:spacing w:line="276" w:lineRule="auto"/>
-        <w:rPr>
-          <w:rFonts w:ascii="Courier New" w:hAnsi="Courier New" w:cs="Courier New" w:hint="cs"/>
-          <w:sz w:val="20"/>
-          <w:lang w:val="en-US"/>
-        </w:rPr>
-      </w:pPr>
-      <w:r>
-        <w:rPr>
-          <w:rFonts w:ascii="Courier New" w:hAnsi="Courier New" w:cs="Courier New" w:hint="cs"/>
-          <w:sz w:val="20"/>
-          <w:lang w:val="en-US"/>
-        </w:rPr>
-        <w:t>#include "mainwindow.h"</w:t>
-      </w:r>
-    </w:p>
-    <w:p>
-      <w:pPr>
-        <w:pStyle w:val="a1"/>
-        <w:spacing w:line="276" w:lineRule="auto"/>
-        <w:rPr>
-          <w:rFonts w:ascii="Courier New" w:hAnsi="Courier New" w:cs="Courier New" w:hint="cs"/>
-          <w:sz w:val="20"/>
-          <w:lang w:val="en-US"/>
-        </w:rPr>
-      </w:pPr>
-      <w:r>
-        <w:rPr>
-          <w:rFonts w:ascii="Courier New" w:hAnsi="Courier New" w:cs="Courier New" w:hint="cs"/>
-          <w:sz w:val="20"/>
-          <w:lang w:val="en-US"/>
-        </w:rPr>
-        <w:t>#include "controller.h"</w:t>
-      </w:r>
-    </w:p>
-    <w:p>
-      <w:pPr>
-        <w:pStyle w:val="a1"/>
-        <w:spacing w:line="276" w:lineRule="auto"/>
-        <w:rPr>
-          <w:rFonts w:ascii="Courier New" w:hAnsi="Courier New" w:cs="Courier New" w:hint="cs"/>
-          <w:sz w:val="20"/>
-          <w:lang w:val="en-US"/>
-        </w:rPr>
-      </w:pPr>
-    </w:p>
-    <w:p>
-      <w:pPr>
-        <w:pStyle w:val="a1"/>
-        <w:spacing w:line="276" w:lineRule="auto"/>
-        <w:rPr>
-          <w:rFonts w:ascii="Courier New" w:hAnsi="Courier New" w:cs="Courier New" w:hint="cs"/>
-          <w:sz w:val="20"/>
-          <w:lang w:val="en-US"/>
-        </w:rPr>
-      </w:pPr>
-      <w:r>
-        <w:rPr>
-          <w:rFonts w:ascii="Courier New" w:hAnsi="Courier New" w:cs="Courier New" w:hint="cs"/>
-          <w:sz w:val="20"/>
-          <w:lang w:val="en-US"/>
-        </w:rPr>
-        <w:t>int main(int argc, char *argv[])</w:t>
-      </w:r>
-    </w:p>
-    <w:p>
-      <w:pPr>
-        <w:pStyle w:val="a1"/>
-        <w:spacing w:line="276" w:lineRule="auto"/>
-        <w:rPr>
-          <w:rFonts w:ascii="Courier New" w:hAnsi="Courier New" w:cs="Courier New" w:hint="cs"/>
-          <w:sz w:val="20"/>
-          <w:lang w:val="en-US"/>
-        </w:rPr>
-      </w:pPr>
-      <w:r>
-        <w:rPr>
-          <w:rFonts w:ascii="Courier New" w:hAnsi="Courier New" w:cs="Courier New" w:hint="cs"/>
-          <w:sz w:val="20"/>
-          <w:lang w:val="en-US"/>
-        </w:rPr>
-        <w:t>{</w:t>
-      </w:r>
-    </w:p>
-    <w:p>
-      <w:pPr>
-        <w:pStyle w:val="a1"/>
-        <w:spacing w:line="276" w:lineRule="auto"/>
-        <w:rPr>
-          <w:rFonts w:ascii="Courier New" w:hAnsi="Courier New" w:cs="Courier New" w:hint="cs"/>
-          <w:sz w:val="20"/>
-          <w:lang w:val="en-US"/>
-        </w:rPr>
-      </w:pPr>
-      <w:r>
-        <w:rPr>
-          <w:rFonts w:ascii="Courier New" w:hAnsi="Courier New" w:cs="Courier New" w:hint="cs"/>
-          <w:sz w:val="20"/>
-          <w:lang w:val="en-US"/>
-        </w:rPr>
-        <w:t xml:space="preserve">    QApplication app(argc, argv);</w:t>
-      </w:r>
-    </w:p>
-    <w:p>
-      <w:pPr>
-        <w:pStyle w:val="a1"/>
-        <w:spacing w:line="276" w:lineRule="auto"/>
-        <w:rPr>
-          <w:rFonts w:ascii="Courier New" w:hAnsi="Courier New" w:cs="Courier New" w:hint="cs"/>
-          <w:sz w:val="20"/>
-          <w:lang w:val="en-US"/>
-        </w:rPr>
-      </w:pPr>
-    </w:p>
-    <w:p>
-      <w:pPr>
-        <w:pStyle w:val="a1"/>
-        <w:spacing w:line="276" w:lineRule="auto"/>
-        <w:rPr>
-          <w:rFonts w:ascii="Courier New" w:hAnsi="Courier New" w:cs="Courier New" w:hint="cs"/>
-          <w:sz w:val="20"/>
-          <w:lang w:val="en-US"/>
-        </w:rPr>
-      </w:pPr>
-      <w:r>
-        <w:rPr>
-          <w:rFonts w:ascii="Courier New" w:hAnsi="Courier New" w:cs="Courier New" w:hint="cs"/>
-          <w:sz w:val="20"/>
-          <w:lang w:val="en-US"/>
-        </w:rPr>
-        <w:t xml:space="preserve">    MainWindow window;</w:t>
-      </w:r>
-    </w:p>
-    <w:p>
-      <w:pPr>
-        <w:pStyle w:val="a1"/>
-        <w:spacing w:line="276" w:lineRule="auto"/>
-        <w:rPr>
-          <w:rFonts w:ascii="Courier New" w:hAnsi="Courier New" w:cs="Courier New" w:hint="cs"/>
-          <w:sz w:val="20"/>
-          <w:lang w:val="en-US"/>
-        </w:rPr>
-      </w:pPr>
-      <w:r>
-        <w:rPr>
-          <w:rFonts w:ascii="Courier New" w:hAnsi="Courier New" w:cs="Courier New" w:hint="cs"/>
-          <w:sz w:val="20"/>
-          <w:lang w:val="en-US"/>
-        </w:rPr>
-        <w:t xml:space="preserve">    Controller controller(&amp;window);</w:t>
-      </w:r>
-    </w:p>
-    <w:p>
-      <w:pPr>
-        <w:pStyle w:val="a1"/>
-        <w:spacing w:line="276" w:lineRule="auto"/>
-        <w:rPr>
-          <w:rFonts w:ascii="Courier New" w:hAnsi="Courier New" w:cs="Courier New" w:hint="cs"/>
-          <w:sz w:val="20"/>
-          <w:lang w:val="en-US"/>
-        </w:rPr>
-      </w:pPr>
-    </w:p>
-    <w:p>
-      <w:pPr>
-        <w:pStyle w:val="a1"/>
-        <w:spacing w:line="276" w:lineRule="auto"/>
-        <w:rPr>
-          <w:rFonts w:ascii="Courier New" w:hAnsi="Courier New" w:cs="Courier New" w:hint="cs"/>
-          <w:sz w:val="20"/>
-          <w:lang w:val="en-US"/>
-        </w:rPr>
-      </w:pPr>
-      <w:r>
-        <w:rPr>
-          <w:rFonts w:ascii="Courier New" w:hAnsi="Courier New" w:cs="Courier New" w:hint="cs"/>
-          <w:sz w:val="20"/>
-          <w:lang w:val="en-US"/>
-        </w:rPr>
-        <w:t xml:space="preserve">    window.show();</w:t>
-      </w:r>
-    </w:p>
-    <w:p>
-      <w:pPr>
-        <w:pStyle w:val="a1"/>
-        <w:spacing w:line="276" w:lineRule="auto"/>
-        <w:rPr>
-          <w:rFonts w:ascii="Courier New" w:hAnsi="Courier New" w:cs="Courier New" w:hint="cs"/>
-          <w:sz w:val="20"/>
-          <w:lang w:val="en-US"/>
-        </w:rPr>
-      </w:pPr>
-    </w:p>
-    <w:p>
-      <w:pPr>
-        <w:pStyle w:val="a1"/>
-        <w:spacing w:line="276" w:lineRule="auto"/>
-        <w:rPr>
-          <w:rFonts w:ascii="Courier New" w:hAnsi="Courier New" w:cs="Courier New" w:hint="cs"/>
-          <w:sz w:val="20"/>
-          <w:lang w:val="en-US"/>
-        </w:rPr>
-      </w:pPr>
-      <w:r>
-        <w:rPr>
-          <w:rFonts w:ascii="Courier New" w:hAnsi="Courier New" w:cs="Courier New" w:hint="cs"/>
-          <w:sz w:val="20"/>
-          <w:lang w:val="en-US"/>
-        </w:rPr>
-        <w:t xml:space="preserve">    return app.exec();</w:t>
-      </w:r>
-    </w:p>
-    <w:p>
-      <w:pPr>
-        <w:pStyle w:val="a1"/>
-        <w:spacing w:line="276" w:lineRule="auto"/>
-        <w:rPr>
-          <w:rFonts w:ascii="Courier New" w:hAnsi="Courier New" w:cs="Courier New" w:hint="cs"/>
-          <w:sz w:val="20"/>
-          <w:lang w:val="en-US"/>
-        </w:rPr>
-      </w:pPr>
-      <w:r>
-        <w:rPr>
-          <w:rFonts w:ascii="Courier New" w:hAnsi="Courier New" w:cs="Courier New" w:hint="cs"/>
-          <w:sz w:val="20"/>
-          <w:lang w:val="en-US"/>
-        </w:rPr>
-        <w:t>}</w:t>
-      </w:r>
+      <w:bookmarkStart w:id="23" w:name="_GoBack"/>
+      <w:bookmarkEnd w:id="23"/>
     </w:p>
     <w:sectPr>
-      <w:footerReference w:type="even" r:id="rId13"/>
-      <w:footerReference w:type="default" r:id="rId14"/>
-      <w:footerReference w:type="first" r:id="rId15"/>
+      <w:footerReference w:type="even" r:id="rId14"/>
+      <w:footerReference w:type="default" r:id="rId15"/>
+      <w:footerReference w:type="first" r:id="rId16"/>
       <w:pgSz w:w="11906" w:h="16838"/>
       <w:pgMar w:top="1134" w:right="850" w:bottom="1134" w:left="1701" w:header="0" w:footer="708" w:gutter="0"/>
       <w:cols w:space="720"/>
@@ -6267,7 +7058,7 @@
         <w:rStyle w:val="a6"/>
         <w:noProof/>
       </w:rPr>
-      <w:t>19</w:t>
+      <w:t>17</w:t>
     </w:r>
     <w:r>
       <w:rPr>
@@ -10008,7 +10799,7 @@
 </file>
 
 <file path=customXml/itemProps1.xml><?xml version="1.0" encoding="utf-8"?>
-<ds:datastoreItem xmlns:ds="http://schemas.openxmlformats.org/officeDocument/2006/customXml" ds:itemID="{E5572C5F-4EFF-4D3C-B89A-9B46E0D63CD9}">
+<ds:datastoreItem xmlns:ds="http://schemas.openxmlformats.org/officeDocument/2006/customXml" ds:itemID="{43CFDB18-E604-451F-AAE8-EC0FF4A2C047}">
   <ds:schemaRefs>
     <ds:schemaRef ds:uri="http://schemas.openxmlformats.org/officeDocument/2006/bibliography"/>
   </ds:schemaRefs>
